--- a/docs/De_cuong_NCKH_RelyFetal.docx
+++ b/docs/De_cuong_NCKH_RelyFetal.docx
@@ -299,7 +299,7 @@
               <w:jc w:val="left"/>
             </w:pPr>
             <w:r>
-              <w:t xml:space="preserve">3.1 — 11/09/2026</w:t>
+              <w:t xml:space="preserve">3.2 — 11/09/2026</w:t>
             </w:r>
           </w:p>
         </w:tc>
@@ -886,13 +886,13 @@
           <w:b/>
           <w:bCs/>
         </w:rPr>
-        <w:t xml:space="preserve">Rào cản thật không phải độ chính xác trung bình mà là độ tin cậy.</w:t>
-      </w:r>
-      <w:r>
-        <w:t xml:space="preserve"> </w:t>
-      </w:r>
-      <w:r>
-        <w:t xml:space="preserve">Mô hình của nhóm đạt macro F1</w:t>
+        <w:t xml:space="preserve">Dữ liệu là đòn bẩy lớn nhất, và độ tin cậy là rào cản thật.</w:t>
+      </w:r>
+      <w:r>
+        <w:t xml:space="preserve"> </w:t>
+      </w:r>
+      <w:r>
+        <w:t xml:space="preserve">Mô hình học trên 5 ca đạt macro F1</w:t>
       </w:r>
       <w:r>
         <w:t xml:space="preserve"> </w:t>
@@ -908,7 +908,13 @@
         <w:t xml:space="preserve"> </w:t>
       </w:r>
       <w:r>
-        <w:t xml:space="preserve">trên ADFECGDB khi tách theo bản ghi, và tổng quát được sang</w:t>
+        <w:t xml:space="preserve">trên ADFECGDB khi tách theo bản ghi, nhưng khi chuyển sang</w:t>
+      </w:r>
+      <w:r>
+        <w:t xml:space="preserve"> </w:t>
+      </w:r>
+      <w:r>
+        <w:t xml:space="preserve">một hệ ghi khác (PhysioNet/CinC 2013) chỉ còn</w:t>
       </w:r>
       <w:r>
         <w:t xml:space="preserve"> </w:t>
@@ -918,13 +924,19 @@
           <w:b/>
           <w:bCs/>
         </w:rPr>
-        <w:t xml:space="preserve">93,30</w:t>
-      </w:r>
-      <w:r>
-        <w:t xml:space="preserve"> </w:t>
-      </w:r>
-      <w:r>
-        <w:t xml:space="preserve">trên 10 sản phụ</w:t>
+        <w:t xml:space="preserve">77,34</w:t>
+      </w:r>
+      <w:r>
+        <w:t xml:space="preserve"> </w:t>
+      </w:r>
+      <w:r>
+        <w:t xml:space="preserve">với phân bố lưỡng cực: ba trên mười bản ghi sụp</w:t>
+      </w:r>
+      <w:r>
+        <w:t xml:space="preserve"> </w:t>
+      </w:r>
+      <w:r>
+        <w:t xml:space="preserve">dưới 50%. Huấn luyện lại trên</w:t>
       </w:r>
       <w:r>
         <w:t xml:space="preserve"> </w:t>
@@ -934,19 +946,19 @@
           <w:b/>
           <w:bCs/>
         </w:rPr>
-        <w:t xml:space="preserve">thai kỳ</w:t>
-      </w:r>
-      <w:r>
-        <w:t xml:space="preserve"> </w:t>
-      </w:r>
-      <w:r>
-        <w:t xml:space="preserve">chưa từng thấy (Silesia B1). Nhưng khi chuyển sang một hệ ghi</w:t>
-      </w:r>
-      <w:r>
-        <w:t xml:space="preserve"> </w:t>
-      </w:r>
-      <w:r>
-        <w:t xml:space="preserve">khác (PhysioNet/CinC 2013) mà không tinh chỉnh thì chỉ còn</w:t>
+        <w:t xml:space="preserve">22 sản phụ</w:t>
+      </w:r>
+      <w:r>
+        <w:t xml:space="preserve"> </w:t>
+      </w:r>
+      <w:r>
+        <w:t xml:space="preserve">— thêm 17 ca cùng bệnh viện, trong đó 10 ca thai kỳ —</w:t>
+      </w:r>
+      <w:r>
+        <w:t xml:space="preserve"> </w:t>
+      </w:r>
+      <w:r>
+        <w:t xml:space="preserve">nâng thai kỳ từ 93,30 lên</w:t>
       </w:r>
       <w:r>
         <w:t xml:space="preserve"> </w:t>
@@ -956,16 +968,39 @@
           <w:b/>
           <w:bCs/>
         </w:rPr>
-        <w:t xml:space="preserve">77,34</w:t>
-      </w:r>
-      <w:r>
-        <w:t xml:space="preserve">, và quan trọng hơn con số trung bình</w:t>
-      </w:r>
-      <w:r>
-        <w:t xml:space="preserve"> </w:t>
-      </w:r>
-      <w:r>
-        <w:t xml:space="preserve">là hình dạng phân bố: bốn trên mười bản ghi đạt F1 tuyệt đối 100%, ba bản khác sụp xuống dưới 50%.</w:t>
+        <w:t xml:space="preserve">97,15</w:t>
+      </w:r>
+      <w:r>
+        <w:t xml:space="preserve"> </w:t>
+      </w:r>
+      <w:r>
+        <w:t xml:space="preserve">(</w:t>
+      </w:r>
+      <m:oMath>
+        <m:r>
+          <m:t>p</m:t>
+        </m:r>
+        <m:r>
+          <m:rPr>
+            <m:sty m:val="p"/>
+          </m:rPr>
+          <m:t>=</m:t>
+        </m:r>
+        <m:r>
+          <m:t>0</m:t>
+        </m:r>
+        <m:r>
+          <m:rPr>
+            <m:sty m:val="p"/>
+          </m:rPr>
+          <m:t>,</m:t>
+        </m:r>
+        <m:r>
+          <m:t>037</m:t>
+        </m:r>
+      </m:oMath>
+      <w:r>
+        <w:t xml:space="preserve">) và nâng CinC 2013 từ 77,34 lên</w:t>
       </w:r>
       <w:r>
         <w:t xml:space="preserve"> </w:t>
@@ -975,7 +1010,58 @@
           <w:b/>
           <w:bCs/>
         </w:rPr>
-        <w:t xml:space="preserve">Hệ thống không biết khi nào nó sai.</w:t>
+        <w:t xml:space="preserve">90,34</w:t>
+      </w:r>
+      <w:r>
+        <w:t xml:space="preserve"> </w:t>
+      </w:r>
+      <w:r>
+        <w:t xml:space="preserve">(</w:t>
+      </w:r>
+      <m:oMath>
+        <m:r>
+          <m:t>p</m:t>
+        </m:r>
+        <m:r>
+          <m:rPr>
+            <m:sty m:val="p"/>
+          </m:rPr>
+          <m:t>=</m:t>
+        </m:r>
+        <m:r>
+          <m:t>0</m:t>
+        </m:r>
+        <m:r>
+          <m:rPr>
+            <m:sty m:val="p"/>
+          </m:rPr>
+          <m:t>,</m:t>
+        </m:r>
+        <m:r>
+          <m:t>016</m:t>
+        </m:r>
+      </m:oMath>
+      <w:r>
+        <w:t xml:space="preserve">),</w:t>
+      </w:r>
+      <w:r>
+        <w:t xml:space="preserve"> </w:t>
+      </w:r>
+      <w:r>
+        <w:rPr>
+          <w:b/>
+          <w:bCs/>
+        </w:rPr>
+        <w:t xml:space="preserve">không còn bản ghi nào dưới 50</w:t>
+      </w:r>
+      <w:r>
+        <w:t xml:space="preserve">. Nhưng ở 90 vẫn còn cách 99 trong miền, và hệ thống</w:t>
+      </w:r>
+      <w:r>
+        <w:t xml:space="preserve"> </w:t>
+      </w:r>
+      <w:r>
+        <w:t xml:space="preserve">vẫn cần biết khi nào nó sai.</w:t>
       </w:r>
     </w:p>
     <w:p>
@@ -14526,7 +14612,7 @@
     <w:bookmarkEnd w:id="52"/>
     <w:bookmarkEnd w:id="53"/>
     <w:bookmarkEnd w:id="54"/>
-    <w:bookmarkStart w:id="84" w:name="sec:ketqua"/>
+    <w:bookmarkStart w:id="103" w:name="sec:ketqua"/>
     <w:p>
       <w:pPr>
         <w:pStyle w:val="Heading1"/>
@@ -19813,26 +19899,42 @@
       <w:r>
         <w:t xml:space="preserve">.</w:t>
       </w:r>
+      <w:r>
+        <w:t xml:space="preserve"> </w:t>
+      </w:r>
+      <w:r>
+        <w:t xml:space="preserve">Các con số trong mục này là của mô hình 5 ca; mô hình huấn luyện lại trên 22 ca ở §</w:t>
+      </w:r>
+      <w:hyperlink w:anchor="sec:model22">
+        <w:r>
+          <w:rPr>
+            <w:rStyle w:val="Hyperlink"/>
+          </w:rPr>
+          <w:t xml:space="preserve">5.9</w:t>
+        </w:r>
+      </w:hyperlink>
+      <w:r>
+        <w:t xml:space="preserve">.</w:t>
+      </w:r>
     </w:p>
     <w:bookmarkEnd w:id="82"/>
     <w:bookmarkEnd w:id="83"/>
-    <w:bookmarkEnd w:id="84"/>
-    <w:bookmarkStart w:id="96" w:name="sec:doichuan"/>
-    <w:p>
-      <w:pPr>
-        <w:pStyle w:val="Heading1"/>
+    <w:bookmarkStart w:id="88" w:name="sec:snr"/>
+    <w:p>
+      <w:pPr>
+        <w:pStyle w:val="Heading2"/>
       </w:pPr>
       <w:r>
         <w:rPr>
           <w:rStyle w:val="SectionNumber"/>
         </w:rPr>
-        <w:t xml:space="preserve">6</w:t>
+        <w:t xml:space="preserve">5.8</w:t>
       </w:r>
       <w:r>
         <w:tab/>
       </w:r>
       <w:r>
-        <w:t xml:space="preserve">Đối chuẩn và kiểm chứng độc lập</w:t>
+        <w:t xml:space="preserve">Độ bền với nhiễu: đường cong F1–SNR</w:t>
       </w:r>
     </w:p>
     <w:p>
@@ -19840,40 +19942,260 @@
         <w:pStyle w:val="FirstParagraph"/>
       </w:pPr>
       <w:r>
-        <w:t xml:space="preserve">Nhóm nhận được từ một thành viên khác trong nhóm nghiên cứu (Lê Xuân Khánh) một gói đối chuẩn đề nghị</w:t>
-      </w:r>
-      <w:r>
-        <w:t xml:space="preserve"> </w:t>
-      </w:r>
-      <w:r>
-        <w:t xml:space="preserve">so ba hệ thống: mô hình DPSS (IEEE TBME 2023), mô hình Persistence Image của bạn ấy, và mô hình của nhóm.</w:t>
-      </w:r>
-      <w:r>
-        <w:t xml:space="preserve"> </w:t>
-      </w:r>
-      <w:r>
-        <w:t xml:space="preserve">Nhóm đã chạy đúng giao thức đó, đồng thời kiểm chứng lại toàn bộ các con số tham chiếu.</w:t>
-      </w:r>
-    </w:p>
-    <w:bookmarkStart w:id="89" w:name="kết-quả-chạy-đúng-giao-thức-được-đề-nghị"/>
-    <w:p>
-      <w:pPr>
-        <w:pStyle w:val="Heading2"/>
-      </w:pPr>
-      <w:r>
-        <w:rPr>
-          <w:rStyle w:val="SectionNumber"/>
-        </w:rPr>
-        <w:t xml:space="preserve">6.1</w:t>
-      </w:r>
-      <w:r>
-        <w:tab/>
-      </w:r>
-      <w:r>
-        <w:t xml:space="preserve">Kết quả chạy đúng giao thức được đề nghị</w:t>
-      </w:r>
-    </w:p>
-    <w:bookmarkStart w:id="88" w:name="fig:bench"/>
+        <w:t xml:space="preserve">Câu hỏi reviewer chắc chắn sẽ đặt: mô hình gãy ở mức nhiễu nào, và có gãy sớm hơn phương pháp cổ điển</w:t>
+      </w:r>
+      <w:r>
+        <w:t xml:space="preserve"> </w:t>
+      </w:r>
+      <w:r>
+        <w:t xml:space="preserve">không? Nhóm trả lời bằng nhiễu thật từ MIT-BIH Noise Stress Test Database (Moody 1984): trôi đường nền</w:t>
+      </w:r>
+      <w:r>
+        <w:t xml:space="preserve"> </w:t>
+      </w:r>
+      <w:r>
+        <w:t xml:space="preserve">(</w:t>
+      </w:r>
+      <w:r>
+        <w:rPr>
+          <w:rStyle w:val="VerbatimChar"/>
+        </w:rPr>
+        <w:t xml:space="preserve">bw</w:t>
+      </w:r>
+      <w:r>
+        <w:t xml:space="preserve">), nhiễu điện cực (</w:t>
+      </w:r>
+      <w:r>
+        <w:rPr>
+          <w:rStyle w:val="VerbatimChar"/>
+        </w:rPr>
+        <w:t xml:space="preserve">em</w:t>
+      </w:r>
+      <w:r>
+        <w:t xml:space="preserve">), nhiễu cơ (</w:t>
+      </w:r>
+      <w:r>
+        <w:rPr>
+          <w:rStyle w:val="VerbatimChar"/>
+        </w:rPr>
+        <w:t xml:space="preserve">ma</w:t>
+      </w:r>
+      <w:r>
+        <w:t xml:space="preserve">), và hỗn hợp ba loại (</w:t>
+      </w:r>
+      <w:r>
+        <w:rPr>
+          <w:rStyle w:val="VerbatimChar"/>
+        </w:rPr>
+        <w:t xml:space="preserve">mix</w:t>
+      </w:r>
+      <w:r>
+        <w:t xml:space="preserve">),</w:t>
+      </w:r>
+      <w:r>
+        <w:t xml:space="preserve"> </w:t>
+      </w:r>
+      <w:r>
+        <w:t xml:space="preserve">nội suy từ 360 lên 1000 Hz rồi cộng vào tín hiệu bụng thô của ADFECGDB ở sáu mức SNR. Cùng một đoạn</w:t>
+      </w:r>
+      <w:r>
+        <w:t xml:space="preserve"> </w:t>
+      </w:r>
+      <w:r>
+        <w:t xml:space="preserve">nhiễu (hạt giống cố định theo bản ghi, kênh, loại) được đưa cho cả mô hình lẫn TS-PCA. Mô hình dùng fold</w:t>
+      </w:r>
+      <w:r>
+        <w:t xml:space="preserve"> </w:t>
+      </w:r>
+      <w:r>
+        <w:t xml:space="preserve">checkpoint chưa thấy bản ghi; TS-PCA dùng đúng siêu tham số đã chọn ở §</w:t>
+      </w:r>
+      <w:hyperlink w:anchor="sec:baselines">
+        <w:r>
+          <w:rPr>
+            <w:rStyle w:val="Hyperlink"/>
+          </w:rPr>
+          <w:t xml:space="preserve">5.6</w:t>
+        </w:r>
+      </w:hyperlink>
+      <w:r>
+        <w:t xml:space="preserve">.</w:t>
+      </w:r>
+    </w:p>
+    <w:p>
+      <w:pPr>
+        <w:pStyle w:val="BodyText"/>
+      </w:pPr>
+      <w:r>
+        <w:t xml:space="preserve">SNR</w:t>
+      </w:r>
+      <w:r>
+        <w:t xml:space="preserve"> </w:t>
+      </w:r>
+      <m:oMath>
+        <m:r>
+          <m:rPr>
+            <m:sty m:val="p"/>
+          </m:rPr>
+          <m:t>=</m:t>
+        </m:r>
+        <m:r>
+          <m:t>10</m:t>
+        </m:r>
+        <m:sSub>
+          <m:e>
+            <m:r>
+              <m:rPr>
+                <m:sty m:val="p"/>
+              </m:rPr>
+              <m:t>log</m:t>
+            </m:r>
+          </m:e>
+          <m:sub>
+            <m:r>
+              <m:t>10</m:t>
+            </m:r>
+          </m:sub>
+        </m:sSub>
+        <m:r>
+          <m:rPr>
+            <m:sty m:val="p"/>
+          </m:rPr>
+          <m:t>(</m:t>
+        </m:r>
+        <m:sSub>
+          <m:e>
+            <m:r>
+              <m:t>P</m:t>
+            </m:r>
+          </m:e>
+          <m:sub>
+            <m:r>
+              <m:rPr>
+                <m:nor/>
+                <m:sty m:val="p"/>
+              </m:rPr>
+              <m:t>tín hiệu</m:t>
+            </m:r>
+          </m:sub>
+        </m:sSub>
+        <m:r>
+          <m:rPr>
+            <m:sty m:val="p"/>
+          </m:rPr>
+          <m:t>/</m:t>
+        </m:r>
+        <m:sSub>
+          <m:e>
+            <m:r>
+              <m:t>P</m:t>
+            </m:r>
+          </m:e>
+          <m:sub>
+            <m:r>
+              <m:rPr>
+                <m:nor/>
+                <m:sty m:val="p"/>
+              </m:rPr>
+              <m:t>nhiễu</m:t>
+            </m:r>
+          </m:sub>
+        </m:sSub>
+        <m:r>
+          <m:rPr>
+            <m:sty m:val="p"/>
+          </m:rPr>
+          <m:t>)</m:t>
+        </m:r>
+      </m:oMath>
+      <w:r>
+        <w:t xml:space="preserve"> </w:t>
+      </w:r>
+      <w:r>
+        <w:t xml:space="preserve">với</w:t>
+      </w:r>
+      <w:r>
+        <w:t xml:space="preserve"> </w:t>
+      </w:r>
+      <m:oMath>
+        <m:sSub>
+          <m:e>
+            <m:r>
+              <m:t>P</m:t>
+            </m:r>
+          </m:e>
+          <m:sub>
+            <m:r>
+              <m:rPr>
+                <m:nor/>
+                <m:sty m:val="p"/>
+              </m:rPr>
+              <m:t>tín hiệu</m:t>
+            </m:r>
+          </m:sub>
+        </m:sSub>
+      </m:oMath>
+      <w:r>
+        <w:t xml:space="preserve"> </w:t>
+      </w:r>
+      <w:r>
+        <w:t xml:space="preserve">là phương sai của</w:t>
+      </w:r>
+      <w:r>
+        <w:t xml:space="preserve"> </w:t>
+      </w:r>
+      <w:r>
+        <w:rPr>
+          <w:b/>
+          <w:bCs/>
+        </w:rPr>
+        <w:t xml:space="preserve">toàn bộ</w:t>
+      </w:r>
+      <w:r>
+        <w:t xml:space="preserve"> </w:t>
+      </w:r>
+      <w:r>
+        <w:t xml:space="preserve">tín hiệu bụng thô — trong đó ECG mẹ áp đảo. Vì vậy</w:t>
+      </w:r>
+      <w:r>
+        <w:t xml:space="preserve"> </w:t>
+      </w:r>
+      <w:r>
+        <w:t xml:space="preserve">“0 dB”</w:t>
+      </w:r>
+      <w:r>
+        <w:t xml:space="preserve"> </w:t>
+      </w:r>
+      <w:r>
+        <w:t xml:space="preserve">ở đây nghĩa là nhiễu có công</w:t>
+      </w:r>
+      <w:r>
+        <w:t xml:space="preserve"> </w:t>
+      </w:r>
+      <w:r>
+        <w:t xml:space="preserve">suất bằng cả tín hiệu bụng, tức</w:t>
+      </w:r>
+      <w:r>
+        <w:t xml:space="preserve"> </w:t>
+      </w:r>
+      <w:r>
+        <w:rPr>
+          <w:i/>
+          <w:iCs/>
+        </w:rPr>
+        <w:t xml:space="preserve">lớn hơn thành phần thai rất nhiều lần</w:t>
+      </w:r>
+      <w:r>
+        <w:t xml:space="preserve">. Đây là mức nhiễu cực nặng,</w:t>
+      </w:r>
+      <w:r>
+        <w:t xml:space="preserve"> </w:t>
+      </w:r>
+      <w:r>
+        <w:t xml:space="preserve">không phải mức thường gặp.</w:t>
+      </w:r>
+    </w:p>
+    <w:bookmarkStart w:id="87" w:name="fig:snr"/>
     <w:p>
       <w:pPr>
         <w:pStyle w:val="CaptionedFigure"/>
@@ -19881,20 +20203,2759 @@
       <w:r>
         <w:drawing>
           <wp:inline>
-            <wp:extent cx="4835562" cy="3141232"/>
+            <wp:extent cx="5334000" cy="1635760"/>
             <wp:effectExtent b="0" l="0" r="0" t="0"/>
-            <wp:docPr descr="" title="" id="86" name="Picture"/>
+            <wp:docPr descr="" title="" id="85" name="Picture"/>
             <a:graphic>
               <a:graphicData uri="http://schemas.openxmlformats.org/drawingml/2006/picture">
                 <pic:pic>
                   <pic:nvPicPr>
-                    <pic:cNvPr descr="figs/fig5_doi_chuan.png" id="87" name="Picture"/>
+                    <pic:cNvPr descr="figs/fig14_snr.png" id="86" name="Picture"/>
                     <pic:cNvPicPr>
                       <a:picLocks noChangeArrowheads="1" noChangeAspect="1"/>
                     </pic:cNvPicPr>
                   </pic:nvPicPr>
                   <pic:blipFill>
-                    <a:blip r:embed="rId85"/>
+                    <a:blip r:embed="rId84"/>
+                    <a:stretch>
+                      <a:fillRect/>
+                    </a:stretch>
+                  </pic:blipFill>
+                  <pic:spPr bwMode="auto">
+                    <a:xfrm>
+                      <a:off x="0" y="0"/>
+                      <a:ext cx="5334000" cy="1635760"/>
+                    </a:xfrm>
+                    <a:prstGeom prst="rect">
+                      <a:avLst/>
+                    </a:prstGeom>
+                    <a:noFill/>
+                    <a:ln w="9525">
+                      <a:noFill/>
+                      <a:headEnd/>
+                      <a:tailEnd/>
+                    </a:ln>
+                  </pic:spPr>
+                </pic:pic>
+              </a:graphicData>
+            </a:graphic>
+          </wp:inline>
+        </w:drawing>
+      </w:r>
+    </w:p>
+    <w:p>
+      <w:pPr>
+        <w:pStyle w:val="ImageCaption"/>
+      </w:pPr>
+      <w:r>
+        <w:t xml:space="preserve">(A) Macro F1 theo SNR, mô hình so với TS-PCA, nhiễu hỗn hợp và trung bình ba loại. (B) Mô hình</w:t>
+      </w:r>
+      <w:r>
+        <w:t xml:space="preserve"> </w:t>
+      </w:r>
+      <w:r>
+        <w:t xml:space="preserve">theo từng loại nhiễu: trôi nền gần như vô hại, nhiễu cơ hại nhất. (C) Quy tắc chọn kênh PSD mù nhãn dưới</w:t>
+      </w:r>
+      <w:r>
+        <w:t xml:space="preserve"> </w:t>
+      </w:r>
+      <w:r>
+        <w:t xml:space="preserve">nhiễu, kèm số bản ghi giữ nguyên kênh đã chọn so với khi không nhiễu.</w:t>
+      </w:r>
+    </w:p>
+    <w:bookmarkEnd w:id="87"/>
+    <w:p>
+      <w:pPr>
+        <w:pStyle w:val="BodyText"/>
+      </w:pPr>
+      <w:r>
+        <w:t xml:space="preserve">@L</w:t>
+      </w:r>
+      <w:r>
+        <w:t xml:space="preserve">2.2cm</w:t>
+      </w:r>
+      <w:r>
+        <w:t xml:space="preserve"> </w:t>
+      </w:r>
+      <w:r>
+        <w:t xml:space="preserve">C</w:t>
+      </w:r>
+      <w:r>
+        <w:t xml:space="preserve">1.7cm</w:t>
+      </w:r>
+      <w:r>
+        <w:t xml:space="preserve"> </w:t>
+      </w:r>
+      <w:r>
+        <w:t xml:space="preserve">C</w:t>
+      </w:r>
+      <w:r>
+        <w:t xml:space="preserve">1.7cm</w:t>
+      </w:r>
+      <w:r>
+        <w:t xml:space="preserve"> </w:t>
+      </w:r>
+      <w:r>
+        <w:t xml:space="preserve">C</w:t>
+      </w:r>
+      <w:r>
+        <w:t xml:space="preserve">1.7cm</w:t>
+      </w:r>
+      <w:r>
+        <w:t xml:space="preserve"> </w:t>
+      </w:r>
+      <w:r>
+        <w:t xml:space="preserve">C</w:t>
+      </w:r>
+      <w:r>
+        <w:t xml:space="preserve">1.7cm</w:t>
+      </w:r>
+      <w:r>
+        <w:t xml:space="preserve"> </w:t>
+      </w:r>
+      <w:r>
+        <w:t xml:space="preserve">C</w:t>
+      </w:r>
+      <w:r>
+        <w:t xml:space="preserve">1.7cm</w:t>
+      </w:r>
+      <w:r>
+        <w:t xml:space="preserve"> </w:t>
+      </w:r>
+      <w:r>
+        <w:t xml:space="preserve">C</w:t>
+      </w:r>
+      <w:r>
+        <w:t xml:space="preserve">1.7cm</w:t>
+      </w:r>
+      <w:r>
+        <w:t xml:space="preserve">@</w:t>
+      </w:r>
+      <w:r>
+        <w:t xml:space="preserve"> </w:t>
+      </w:r>
+      <w:r>
+        <w:rPr>
+          <w:b/>
+          <w:bCs/>
+        </w:rPr>
+        <w:t xml:space="preserve">Loại nhiễu</w:t>
+      </w:r>
+      <w:r>
+        <w:t xml:space="preserve"> </w:t>
+      </w:r>
+      <w:r>
+        <w:t xml:space="preserve">&amp;</w:t>
+      </w:r>
+      <w:r>
+        <w:t xml:space="preserve"> </w:t>
+      </w:r>
+      <w:r>
+        <w:rPr>
+          <w:b/>
+          <w:bCs/>
+        </w:rPr>
+        <w:t xml:space="preserve">+20 dB</w:t>
+      </w:r>
+      <w:r>
+        <w:t xml:space="preserve"> </w:t>
+      </w:r>
+      <w:r>
+        <w:t xml:space="preserve">&amp;</w:t>
+      </w:r>
+      <w:r>
+        <w:t xml:space="preserve"> </w:t>
+      </w:r>
+      <w:r>
+        <w:rPr>
+          <w:b/>
+          <w:bCs/>
+        </w:rPr>
+        <w:t xml:space="preserve">+15</w:t>
+      </w:r>
+      <w:r>
+        <w:t xml:space="preserve"> </w:t>
+      </w:r>
+      <w:r>
+        <w:t xml:space="preserve">&amp;</w:t>
+      </w:r>
+      <w:r>
+        <w:t xml:space="preserve"> </w:t>
+      </w:r>
+      <w:r>
+        <w:rPr>
+          <w:b/>
+          <w:bCs/>
+        </w:rPr>
+        <w:t xml:space="preserve">+10</w:t>
+      </w:r>
+      <w:r>
+        <w:t xml:space="preserve"> </w:t>
+      </w:r>
+      <w:r>
+        <w:t xml:space="preserve">&amp;</w:t>
+      </w:r>
+      <w:r>
+        <w:t xml:space="preserve"> </w:t>
+      </w:r>
+      <w:r>
+        <w:rPr>
+          <w:b/>
+          <w:bCs/>
+        </w:rPr>
+        <w:t xml:space="preserve">+5</w:t>
+      </w:r>
+      <w:r>
+        <w:t xml:space="preserve"> </w:t>
+      </w:r>
+      <w:r>
+        <w:t xml:space="preserve">&amp;</w:t>
+      </w:r>
+      <w:r>
+        <w:t xml:space="preserve"> </w:t>
+      </w:r>
+      <w:r>
+        <w:rPr>
+          <w:b/>
+          <w:bCs/>
+        </w:rPr>
+        <w:t xml:space="preserve">0</w:t>
+      </w:r>
+      <w:r>
+        <w:t xml:space="preserve"> </w:t>
+      </w:r>
+      <w:r>
+        <w:t xml:space="preserve">&amp;</w:t>
+      </w:r>
+      <w:r>
+        <w:t xml:space="preserve"> </w:t>
+      </w:r>
+      <m:oMath>
+        <m:r>
+          <m:rPr>
+            <m:sty m:val="p"/>
+          </m:rPr>
+          <m:t>−</m:t>
+        </m:r>
+      </m:oMath>
+      <w:r>
+        <w:rPr>
+          <w:b/>
+          <w:bCs/>
+        </w:rPr>
+        <w:t xml:space="preserve">5</w:t>
+      </w:r>
+      <w:r>
+        <w:br/>
+      </w:r>
+      <w:r>
+        <w:br/>
+      </w:r>
+      <w:r>
+        <w:t xml:space="preserve">Trôi nền (bw) &amp; 97,45 &amp; 97,44 &amp; 97,38 &amp; 96,87 &amp; 95,83 &amp; 93,33</w:t>
+      </w:r>
+      <w:r>
+        <w:br/>
+      </w:r>
+      <w:r>
+        <w:t xml:space="preserve">Điện cực (em) &amp; 97,21 &amp; 96,97 &amp; 94,86 &amp; 90,95 &amp; 84,38 &amp; 71,55</w:t>
+      </w:r>
+      <w:r>
+        <w:br/>
+      </w:r>
+      <w:r>
+        <w:t xml:space="preserve">Nhiễu cơ (ma) &amp; 96,04 &amp; 93,03 &amp; 87,13 &amp; 77,18 &amp; 63,41 &amp;</w:t>
+      </w:r>
+      <w:r>
+        <w:br/>
+      </w:r>
+      <w:r>
+        <w:t xml:space="preserve">Hỗn hợp (mix) &amp; 96,71 &amp; 94,74 &amp; 90,57 &amp; 83,55 &amp; 73,62 &amp; 59,31</w:t>
+      </w:r>
+      <w:r>
+        <w:br/>
+      </w:r>
+      <w:r>
+        <w:br/>
+      </w:r>
+      <w:r>
+        <w:t xml:space="preserve">Trôi nền (bw) &amp; 91,15 &amp; 90,91 &amp; 90,60 &amp; 89,68 &amp; 88,42 &amp; 85,76</w:t>
+      </w:r>
+      <w:r>
+        <w:br/>
+      </w:r>
+      <w:r>
+        <w:t xml:space="preserve">Điện cực (em) &amp; 90,56 &amp; 89,17 &amp; 84,96 &amp; 79,50 &amp; 69,81 &amp; 56,79</w:t>
+      </w:r>
+      <w:r>
+        <w:br/>
+      </w:r>
+      <w:r>
+        <w:t xml:space="preserve">Nhiễu cơ (ma) &amp; 87,44 &amp; 81,89 &amp; 73,80 &amp; 61,98 &amp; 48,34 &amp; 35,50</w:t>
+      </w:r>
+      <w:r>
+        <w:br/>
+      </w:r>
+      <w:r>
+        <w:t xml:space="preserve">Hỗn hợp (mix) &amp; 89,58 &amp; 86,46 &amp; 80,52 &amp; 72,51 &amp; 60,22 &amp; 47,00</w:t>
+      </w:r>
+      <w:r>
+        <w:br/>
+      </w:r>
+      <w:r>
+        <w:br/>
+      </w:r>
+      <w:r>
+        <w:t xml:space="preserve">&amp;</w:t>
+      </w:r>
+      <w:r>
+        <w:t xml:space="preserve"> </w:t>
+      </w:r>
+      <m:oMath>
+        <m:r>
+          <m:rPr>
+            <m:sty m:val="p"/>
+          </m:rPr>
+          <m:t>+</m:t>
+        </m:r>
+        <m:r>
+          <m:t>7</m:t>
+        </m:r>
+        <m:r>
+          <m:rPr>
+            <m:sty m:val="p"/>
+          </m:rPr>
+          <m:t>,</m:t>
+        </m:r>
+        <m:r>
+          <m:t>13</m:t>
+        </m:r>
+      </m:oMath>
+      <w:r>
+        <w:t xml:space="preserve"> </w:t>
+      </w:r>
+      <w:r>
+        <w:t xml:space="preserve">&amp;</w:t>
+      </w:r>
+      <w:r>
+        <w:t xml:space="preserve"> </w:t>
+      </w:r>
+      <m:oMath>
+        <m:r>
+          <m:rPr>
+            <m:sty m:val="p"/>
+          </m:rPr>
+          <m:t>+</m:t>
+        </m:r>
+        <m:r>
+          <m:t>8</m:t>
+        </m:r>
+        <m:r>
+          <m:rPr>
+            <m:sty m:val="p"/>
+          </m:rPr>
+          <m:t>,</m:t>
+        </m:r>
+        <m:r>
+          <m:t>28</m:t>
+        </m:r>
+      </m:oMath>
+      <w:r>
+        <w:t xml:space="preserve"> </w:t>
+      </w:r>
+      <w:r>
+        <w:t xml:space="preserve">&amp;</w:t>
+      </w:r>
+      <w:r>
+        <w:t xml:space="preserve"> </w:t>
+      </w:r>
+      <m:oMath>
+        <m:r>
+          <m:rPr>
+            <m:sty m:val="p"/>
+          </m:rPr>
+          <m:t>+</m:t>
+        </m:r>
+        <m:r>
+          <m:t>10</m:t>
+        </m:r>
+        <m:r>
+          <m:rPr>
+            <m:sty m:val="p"/>
+          </m:rPr>
+          <m:t>,</m:t>
+        </m:r>
+        <m:r>
+          <m:t>04</m:t>
+        </m:r>
+      </m:oMath>
+      <w:r>
+        <w:t xml:space="preserve"> </w:t>
+      </w:r>
+      <w:r>
+        <w:t xml:space="preserve">&amp;</w:t>
+      </w:r>
+      <w:r>
+        <w:t xml:space="preserve"> </w:t>
+      </w:r>
+      <m:oMath>
+        <m:r>
+          <m:rPr>
+            <m:sty m:val="p"/>
+          </m:rPr>
+          <m:t>+</m:t>
+        </m:r>
+        <m:r>
+          <m:t>11</m:t>
+        </m:r>
+        <m:r>
+          <m:rPr>
+            <m:sty m:val="p"/>
+          </m:rPr>
+          <m:t>,</m:t>
+        </m:r>
+        <m:r>
+          <m:t>04</m:t>
+        </m:r>
+      </m:oMath>
+      <w:r>
+        <w:t xml:space="preserve"> </w:t>
+      </w:r>
+      <w:r>
+        <w:t xml:space="preserve">&amp; &amp;</w:t>
+      </w:r>
+      <w:r>
+        <w:t xml:space="preserve"> </w:t>
+      </w:r>
+      <m:oMath>
+        <m:r>
+          <m:rPr>
+            <m:sty m:val="p"/>
+          </m:rPr>
+          <m:t>+</m:t>
+        </m:r>
+        <m:r>
+          <m:t>12</m:t>
+        </m:r>
+        <m:r>
+          <m:rPr>
+            <m:sty m:val="p"/>
+          </m:rPr>
+          <m:t>,</m:t>
+        </m:r>
+        <m:r>
+          <m:t>31</m:t>
+        </m:r>
+      </m:oMath>
+      <w:r>
+        <w:br/>
+      </w:r>
+    </w:p>
+    <w:p>
+      <w:pPr>
+        <w:pStyle w:val="BodyText"/>
+      </w:pPr>
+      <w:r>
+        <w:t xml:space="preserve">Bốn điều rút ra:</w:t>
+      </w:r>
+    </w:p>
+    <w:p>
+      <w:pPr>
+        <w:numPr>
+          <w:ilvl w:val="0"/>
+          <w:numId w:val="1006"/>
+        </w:numPr>
+      </w:pPr>
+      <w:r>
+        <w:rPr>
+          <w:b/>
+          <w:bCs/>
+        </w:rPr>
+        <w:t xml:space="preserve">Trôi đường nền gần như vô hại.</w:t>
+      </w:r>
+      <w:r>
+        <w:t xml:space="preserve"> </w:t>
+      </w:r>
+      <w:r>
+        <w:t xml:space="preserve">Mô hình mất 4 điểm ở</w:t>
+      </w:r>
+      <w:r>
+        <w:t xml:space="preserve"> </w:t>
+      </w:r>
+      <m:oMath>
+        <m:r>
+          <m:rPr>
+            <m:sty m:val="p"/>
+          </m:rPr>
+          <m:t>−</m:t>
+        </m:r>
+        <m:r>
+          <m:t>5</m:t>
+        </m:r>
+      </m:oMath>
+      <w:r>
+        <w:t xml:space="preserve"> dB. Đây là tính chất của bộ lọc</w:t>
+      </w:r>
+      <w:r>
+        <w:t xml:space="preserve"> </w:t>
+      </w:r>
+      <w:r>
+        <w:t xml:space="preserve">10–60 Hz: trôi nền nằm dưới 0,5 Hz và bị loại trước khi vào mạng. Kết quả này</w:t>
+      </w:r>
+      <w:r>
+        <w:t xml:space="preserve"> </w:t>
+      </w:r>
+      <w:r>
+        <w:rPr>
+          <w:i/>
+          <w:iCs/>
+        </w:rPr>
+        <w:t xml:space="preserve">không</w:t>
+      </w:r>
+      <w:r>
+        <w:t xml:space="preserve"> </w:t>
+      </w:r>
+      <w:r>
+        <w:t xml:space="preserve">nói lên</w:t>
+      </w:r>
+      <w:r>
+        <w:t xml:space="preserve"> </w:t>
+      </w:r>
+      <w:r>
+        <w:t xml:space="preserve">độ bền của mạng, mà nói lên front-end đúng.</w:t>
+      </w:r>
+    </w:p>
+    <w:p>
+      <w:pPr>
+        <w:numPr>
+          <w:ilvl w:val="0"/>
+          <w:numId w:val="1006"/>
+        </w:numPr>
+      </w:pPr>
+      <w:r>
+        <w:rPr>
+          <w:b/>
+          <w:bCs/>
+        </w:rPr>
+        <w:t xml:space="preserve">Nhiễu cơ là kẻ thù thật.</w:t>
+      </w:r>
+      <w:r>
+        <w:t xml:space="preserve"> </w:t>
+      </w:r>
+      <w:r>
+        <w:t xml:space="preserve">Phổ của nó trùng dải 10–60 Hz nên bộ lọc không cản được. Mô hình</w:t>
+      </w:r>
+      <w:r>
+        <w:t xml:space="preserve"> </w:t>
+      </w:r>
+      <w:r>
+        <w:t xml:space="preserve">xuống dưới 90 ở khoảng</w:t>
+      </w:r>
+      <w:r>
+        <w:t xml:space="preserve"> </w:t>
+      </w:r>
+      <m:oMath>
+        <m:r>
+          <m:rPr>
+            <m:sty m:val="p"/>
+          </m:rPr>
+          <m:t>+</m:t>
+        </m:r>
+        <m:r>
+          <m:t>10</m:t>
+        </m:r>
+      </m:oMath>
+      <w:r>
+        <w:t xml:space="preserve"> dB và dưới 80 ở</w:t>
+      </w:r>
+      <w:r>
+        <w:t xml:space="preserve"> </w:t>
+      </w:r>
+      <m:oMath>
+        <m:r>
+          <m:rPr>
+            <m:sty m:val="p"/>
+          </m:rPr>
+          <m:t>+</m:t>
+        </m:r>
+        <m:r>
+          <m:t>5</m:t>
+        </m:r>
+      </m:oMath>
+      <w:r>
+        <w:t xml:space="preserve"> dB.</w:t>
+      </w:r>
+    </w:p>
+    <w:p>
+      <w:pPr>
+        <w:numPr>
+          <w:ilvl w:val="0"/>
+          <w:numId w:val="1006"/>
+        </w:numPr>
+      </w:pPr>
+      <w:r>
+        <w:rPr>
+          <w:b/>
+          <w:bCs/>
+        </w:rPr>
+        <w:t xml:space="preserve">Khoảng cách với cổ điển tăng khi nhiễu tăng</w:t>
+      </w:r>
+      <w:r>
+        <w:t xml:space="preserve">: từ</w:t>
+      </w:r>
+      <w:r>
+        <w:t xml:space="preserve"> </w:t>
+      </w:r>
+      <m:oMath>
+        <m:r>
+          <m:rPr>
+            <m:sty m:val="p"/>
+          </m:rPr>
+          <m:t>+</m:t>
+        </m:r>
+        <m:r>
+          <m:t>7</m:t>
+        </m:r>
+      </m:oMath>
+      <w:r>
+        <w:t xml:space="preserve"> </w:t>
+      </w:r>
+      <w:r>
+        <w:t xml:space="preserve">điểm khi sạch lên</w:t>
+      </w:r>
+      <w:r>
+        <w:t xml:space="preserve"> </w:t>
+      </w:r>
+      <m:oMath>
+        <m:r>
+          <m:rPr>
+            <m:sty m:val="p"/>
+          </m:rPr>
+          <m:t>+</m:t>
+        </m:r>
+        <m:r>
+          <m:t>13</m:t>
+        </m:r>
+      </m:oMath>
+      <w:r>
+        <w:t xml:space="preserve"> </w:t>
+      </w:r>
+      <w:r>
+        <w:t xml:space="preserve">điểm ở 0 dB</w:t>
+      </w:r>
+      <w:r>
+        <w:t xml:space="preserve"> </w:t>
+      </w:r>
+      <w:r>
+        <w:t xml:space="preserve">hỗn hợp,</w:t>
+      </w:r>
+      <w:r>
+        <w:t xml:space="preserve"> </w:t>
+      </w:r>
+      <m:oMath>
+        <m:r>
+          <m:rPr>
+            <m:sty m:val="p"/>
+          </m:rPr>
+          <m:t>+</m:t>
+        </m:r>
+        <m:r>
+          <m:t>15</m:t>
+        </m:r>
+      </m:oMath>
+      <w:r>
+        <w:t xml:space="preserve"> </w:t>
+      </w:r>
+      <w:r>
+        <w:t xml:space="preserve">ở nhiễu cơ. Mạng không chỉ chính xác hơn mà còn</w:t>
+      </w:r>
+      <w:r>
+        <w:t xml:space="preserve"> </w:t>
+      </w:r>
+      <w:r>
+        <w:rPr>
+          <w:i/>
+          <w:iCs/>
+        </w:rPr>
+        <w:t xml:space="preserve">gãy chậm hơn</w:t>
+      </w:r>
+      <w:r>
+        <w:t xml:space="preserve">.</w:t>
+      </w:r>
+    </w:p>
+    <w:p>
+      <w:pPr>
+        <w:numPr>
+          <w:ilvl w:val="0"/>
+          <w:numId w:val="1006"/>
+        </w:numPr>
+      </w:pPr>
+      <w:r>
+        <w:rPr>
+          <w:b/>
+          <w:bCs/>
+        </w:rPr>
+        <w:t xml:space="preserve">Quy tắc chọn kênh PSD ổn định đến 0 dB</w:t>
+      </w:r>
+      <w:r>
+        <w:t xml:space="preserve"> </w:t>
+      </w:r>
+      <w:r>
+        <w:t xml:space="preserve">(4/5 hoặc 5/5 bản ghi giữ nguyên kênh), chỉ đổi</w:t>
+      </w:r>
+      <w:r>
+        <w:t xml:space="preserve"> </w:t>
+      </w:r>
+      <w:r>
+        <w:t xml:space="preserve">ở</w:t>
+      </w:r>
+      <w:r>
+        <w:t xml:space="preserve"> </w:t>
+      </w:r>
+      <m:oMath>
+        <m:r>
+          <m:rPr>
+            <m:sty m:val="p"/>
+          </m:rPr>
+          <m:t>−</m:t>
+        </m:r>
+        <m:r>
+          <m:t>5</m:t>
+        </m:r>
+      </m:oMath>
+      <w:r>
+        <w:t xml:space="preserve"> dB (3/5). F1 trên kênh PSD dưới nhiễu hỗn hợp: 99,21 khi sạch, 70,2 ở</w:t>
+      </w:r>
+      <w:r>
+        <w:t xml:space="preserve"> </w:t>
+      </w:r>
+      <m:oMath>
+        <m:r>
+          <m:rPr>
+            <m:sty m:val="p"/>
+          </m:rPr>
+          <m:t>−</m:t>
+        </m:r>
+        <m:r>
+          <m:t>5</m:t>
+        </m:r>
+      </m:oMath>
+      <w:r>
+        <w:t xml:space="preserve"> dB.</w:t>
+      </w:r>
+    </w:p>
+    <w:p>
+      <w:pPr>
+        <w:pStyle w:val="FirstParagraph"/>
+      </w:pPr>
+      <w:r>
+        <w:t xml:space="preserve">Mã tại</w:t>
+      </w:r>
+      <w:r>
+        <w:t xml:space="preserve"> </w:t>
+      </w:r>
+      <w:r>
+        <w:rPr>
+          <w:rStyle w:val="VerbatimChar"/>
+        </w:rPr>
+        <w:t xml:space="preserve">pilot_evidence/snr_curve.py</w:t>
+      </w:r>
+      <w:r>
+        <w:t xml:space="preserve">; toàn bộ lưới (bản ghi</w:t>
+      </w:r>
+      <w:r>
+        <w:t xml:space="preserve"> </w:t>
+      </w:r>
+      <m:oMath>
+        <m:r>
+          <m:rPr>
+            <m:sty m:val="p"/>
+          </m:rPr>
+          <m:t>×</m:t>
+        </m:r>
+      </m:oMath>
+      <w:r>
+        <w:t xml:space="preserve"> </w:t>
+      </w:r>
+      <w:r>
+        <w:t xml:space="preserve">kênh</w:t>
+      </w:r>
+      <w:r>
+        <w:t xml:space="preserve"> </w:t>
+      </w:r>
+      <m:oMath>
+        <m:r>
+          <m:rPr>
+            <m:sty m:val="p"/>
+          </m:rPr>
+          <m:t>×</m:t>
+        </m:r>
+      </m:oMath>
+      <w:r>
+        <w:t xml:space="preserve"> </w:t>
+      </w:r>
+      <w:r>
+        <w:t xml:space="preserve">loại</w:t>
+      </w:r>
+      <w:r>
+        <w:t xml:space="preserve"> </w:t>
+      </w:r>
+      <m:oMath>
+        <m:r>
+          <m:rPr>
+            <m:sty m:val="p"/>
+          </m:rPr>
+          <m:t>×</m:t>
+        </m:r>
+      </m:oMath>
+      <w:r>
+        <w:t xml:space="preserve"> </w:t>
+      </w:r>
+      <w:r>
+        <w:t xml:space="preserve">SNR)</w:t>
+      </w:r>
+      <w:r>
+        <w:t xml:space="preserve"> </w:t>
+      </w:r>
+      <w:r>
+        <w:t xml:space="preserve">trong</w:t>
+      </w:r>
+      <w:r>
+        <w:t xml:space="preserve"> </w:t>
+      </w:r>
+      <w:r>
+        <w:rPr>
+          <w:rStyle w:val="VerbatimChar"/>
+        </w:rPr>
+        <w:t xml:space="preserve">snr_curve.json</w:t>
+      </w:r>
+      <w:r>
+        <w:t xml:space="preserve">. Chạy 673 giây.</w:t>
+      </w:r>
+    </w:p>
+    <w:bookmarkEnd w:id="88"/>
+    <w:bookmarkStart w:id="102" w:name="sec:model22"/>
+    <w:p>
+      <w:pPr>
+        <w:pStyle w:val="Heading2"/>
+      </w:pPr>
+      <w:r>
+        <w:rPr>
+          <w:rStyle w:val="SectionNumber"/>
+        </w:rPr>
+        <w:t xml:space="preserve">5.9</w:t>
+      </w:r>
+      <w:r>
+        <w:tab/>
+      </w:r>
+      <w:r>
+        <w:t xml:space="preserve">Huấn luyện lại trên 22 sản phụ</w:t>
+      </w:r>
+    </w:p>
+    <w:p>
+      <w:pPr>
+        <w:pStyle w:val="FirstParagraph"/>
+      </w:pPr>
+      <w:r>
+        <w:t xml:space="preserve">Mọi con số ở các mục trước đều từ mô hình học trên</w:t>
+      </w:r>
+      <w:r>
+        <w:t xml:space="preserve"> </w:t>
+      </w:r>
+      <w:r>
+        <w:rPr>
+          <w:b/>
+          <w:bCs/>
+        </w:rPr>
+        <w:t xml:space="preserve">5 ca chuyển dạ, 25 phút</w:t>
+      </w:r>
+      <w:r>
+        <w:t xml:space="preserve"> </w:t>
+      </w:r>
+      <w:r>
+        <w:t xml:space="preserve">dữ liệu. Nhóm đã huấn</w:t>
+      </w:r>
+      <w:r>
+        <w:t xml:space="preserve"> </w:t>
+      </w:r>
+      <w:r>
+        <w:t xml:space="preserve">luyện lại trên</w:t>
+      </w:r>
+      <w:r>
+        <w:t xml:space="preserve"> </w:t>
+      </w:r>
+      <w:r>
+        <w:rPr>
+          <w:b/>
+          <w:bCs/>
+        </w:rPr>
+        <w:t xml:space="preserve">22 sản phụ độc lập, 260 phút</w:t>
+      </w:r>
+      <w:r>
+        <w:t xml:space="preserve">: 5 PhysioNet, 7 Silesia B2 không trùng, và 10</w:t>
+      </w:r>
+      <w:r>
+        <w:t xml:space="preserve"> </w:t>
+      </w:r>
+      <w:r>
+        <w:t xml:space="preserve">Silesia B1 thai kỳ. Mã tại</w:t>
+      </w:r>
+      <w:r>
+        <w:t xml:space="preserve"> </w:t>
+      </w:r>
+      <w:r>
+        <w:rPr>
+          <w:rStyle w:val="VerbatimChar"/>
+        </w:rPr>
+        <w:t xml:space="preserve">model/train_22.py</w:t>
+      </w:r>
+      <w:r>
+        <w:t xml:space="preserve"> </w:t>
+      </w:r>
+      <w:r>
+        <w:t xml:space="preserve">và</w:t>
+      </w:r>
+      <w:r>
+        <w:t xml:space="preserve"> </w:t>
+      </w:r>
+      <w:r>
+        <w:rPr>
+          <w:rStyle w:val="VerbatimChar"/>
+        </w:rPr>
+        <w:t xml:space="preserve">model/augment.py</w:t>
+      </w:r>
+      <w:r>
+        <w:t xml:space="preserve">.</w:t>
+      </w:r>
+    </w:p>
+    <w:bookmarkStart w:id="89" w:name="giao-thức"/>
+    <w:p>
+      <w:pPr>
+        <w:pStyle w:val="Heading3"/>
+      </w:pPr>
+      <w:r>
+        <w:rPr>
+          <w:rStyle w:val="SectionNumber"/>
+        </w:rPr>
+        <w:t xml:space="preserve">5.9.1</w:t>
+      </w:r>
+      <w:r>
+        <w:tab/>
+      </w:r>
+      <w:r>
+        <w:t xml:space="preserve">Giao thức</w:t>
+      </w:r>
+    </w:p>
+    <w:p>
+      <w:pPr>
+        <w:pStyle w:val="FirstParagraph"/>
+      </w:pPr>
+      <w:r>
+        <w:t xml:space="preserve">Tách theo nhóm 11 fold, mỗi fold giữ lại 2 chủ thể (ghép một thai kỳ với một chuyển dạ khi có thể), một</w:t>
+      </w:r>
+      <w:r>
+        <w:t xml:space="preserve"> </w:t>
+      </w:r>
+      <w:r>
+        <w:t xml:space="preserve">chủ thể validation riêng có nhãn da đầu để chọn ngưỡng, 19 chủ thể huấn luyện. Tăng cường dữ liệu trên</w:t>
+      </w:r>
+      <w:r>
+        <w:t xml:space="preserve"> </w:t>
+      </w:r>
+      <w:r>
+        <w:t xml:space="preserve">từng đoạn khi huấn luyện, mỗi phép xác suất 0,5: nhân biên độ 0,7–1,4; cộng nhiễu Gauss ở SNR 10–30 dB;</w:t>
+      </w:r>
+      <w:r>
+        <w:t xml:space="preserve"> </w:t>
+      </w:r>
+      <w:r>
+        <w:t xml:space="preserve">trôi đường nền hình sin 0,1–0,5 Hz; dịch thời gian</w:t>
+      </w:r>
+      <w:r>
+        <w:t xml:space="preserve"> </w:t>
+      </w:r>
+      <m:oMath>
+        <m:r>
+          <m:rPr>
+            <m:sty m:val="p"/>
+          </m:rPr>
+          <m:t>±</m:t>
+        </m:r>
+      </m:oMath>
+      <w:r>
+        <w:t xml:space="preserve">100 ms. Không tăng cường khi validation hay</w:t>
+      </w:r>
+      <w:r>
+        <w:t xml:space="preserve"> </w:t>
+      </w:r>
+      <w:r>
+        <w:t xml:space="preserve">test. Bốn epoch (ngân sách 190 phút CPU), seed 0. Sau 11 fold, mô hình production huấn luyện trên cả 22.</w:t>
+      </w:r>
+    </w:p>
+    <w:p>
+      <w:pPr>
+        <w:pStyle w:val="BodyText"/>
+      </w:pPr>
+      <w:r>
+        <w:t xml:space="preserve">Nhóm tự kiểm tra rò rỉ trên metadata của từng checkpoint: 11 fold có ba tập rời nhau, 22 chủ thể mỗi</w:t>
+      </w:r>
+      <w:r>
+        <w:t xml:space="preserve"> </w:t>
+      </w:r>
+      <w:r>
+        <w:t xml:space="preserve">người đúng một lần, không có bản ghi nào trong nhóm 5 bản trùng PhysioNet. Một fold (fold 10) chọn</w:t>
+      </w:r>
+      <w:r>
+        <w:t xml:space="preserve"> </w:t>
+      </w:r>
+      <w:r>
+        <w:t xml:space="preserve">ngưỡng 0,20 — cực đoan so với 0,65–0,80 của các fold khác; nhóm ghi nhận và không can thiệp.</w:t>
+      </w:r>
+    </w:p>
+    <w:bookmarkEnd w:id="89"/>
+    <w:bookmarkStart w:id="94" w:name="kết-quả-trên-22-chủ-thể"/>
+    <w:p>
+      <w:pPr>
+        <w:pStyle w:val="Heading3"/>
+      </w:pPr>
+      <w:r>
+        <w:rPr>
+          <w:rStyle w:val="SectionNumber"/>
+        </w:rPr>
+        <w:t xml:space="preserve">5.9.2</w:t>
+      </w:r>
+      <w:r>
+        <w:tab/>
+      </w:r>
+      <w:r>
+        <w:t xml:space="preserve">Kết quả trên 22 chủ thể</w:t>
+      </w:r>
+    </w:p>
+    <w:p>
+      <w:pPr>
+        <w:pStyle w:val="FirstParagraph"/>
+      </w:pPr>
+      <w:r>
+        <w:t xml:space="preserve">@L</w:t>
+      </w:r>
+      <w:r>
+        <w:t xml:space="preserve">3.6cm</w:t>
+      </w:r>
+      <w:r>
+        <w:t xml:space="preserve"> </w:t>
+      </w:r>
+      <w:r>
+        <w:t xml:space="preserve">C</w:t>
+      </w:r>
+      <w:r>
+        <w:t xml:space="preserve">0.8cm</w:t>
+      </w:r>
+      <w:r>
+        <w:t xml:space="preserve"> </w:t>
+      </w:r>
+      <w:r>
+        <w:t xml:space="preserve">C</w:t>
+      </w:r>
+      <w:r>
+        <w:t xml:space="preserve">1.6cm</w:t>
+      </w:r>
+      <w:r>
+        <w:t xml:space="preserve"> </w:t>
+      </w:r>
+      <w:r>
+        <w:t xml:space="preserve">C</w:t>
+      </w:r>
+      <w:r>
+        <w:t xml:space="preserve">1.6cm</w:t>
+      </w:r>
+      <w:r>
+        <w:t xml:space="preserve"> </w:t>
+      </w:r>
+      <w:r>
+        <w:t xml:space="preserve">C</w:t>
+      </w:r>
+      <w:r>
+        <w:t xml:space="preserve">1.5cm</w:t>
+      </w:r>
+      <w:r>
+        <w:t xml:space="preserve"> </w:t>
+      </w:r>
+      <w:r>
+        <w:t xml:space="preserve">C</w:t>
+      </w:r>
+      <w:r>
+        <w:t xml:space="preserve">1.4cm</w:t>
+      </w:r>
+      <w:r>
+        <w:t xml:space="preserve"> </w:t>
+      </w:r>
+      <w:r>
+        <w:t xml:space="preserve">C</w:t>
+      </w:r>
+      <w:r>
+        <w:t xml:space="preserve">1.6cm</w:t>
+      </w:r>
+      <w:r>
+        <w:t xml:space="preserve"> </w:t>
+      </w:r>
+      <w:r>
+        <w:t xml:space="preserve">C</w:t>
+      </w:r>
+      <w:r>
+        <w:t xml:space="preserve">1.6cm</w:t>
+      </w:r>
+      <w:r>
+        <w:t xml:space="preserve"> </w:t>
+      </w:r>
+      <w:r>
+        <w:t xml:space="preserve">C</w:t>
+      </w:r>
+      <w:r>
+        <w:t xml:space="preserve">1.6cm</w:t>
+      </w:r>
+      <w:r>
+        <w:t xml:space="preserve">@</w:t>
+      </w:r>
+      <w:r>
+        <w:t xml:space="preserve"> </w:t>
+      </w:r>
+      <w:r>
+        <w:rPr>
+          <w:b/>
+          <w:bCs/>
+        </w:rPr>
+        <w:t xml:space="preserve">Nhóm</w:t>
+      </w:r>
+      <w:r>
+        <w:t xml:space="preserve"> </w:t>
+      </w:r>
+      <w:r>
+        <w:t xml:space="preserve">&amp;</w:t>
+      </w:r>
+      <w:r>
+        <w:t xml:space="preserve"> </w:t>
+      </w:r>
+      <m:oMath>
+        <m:r>
+          <m:t>n</m:t>
+        </m:r>
+      </m:oMath>
+      <w:r>
+        <w:t xml:space="preserve"> </w:t>
+      </w:r>
+      <w:r>
+        <w:t xml:space="preserve">&amp; &amp;</w:t>
+      </w:r>
+      <w:r>
+        <w:br/>
+      </w:r>
+      <w:r>
+        <w:t xml:space="preserve">(lr)</w:t>
+      </w:r>
+      <w:r>
+        <w:t xml:space="preserve">3-6</w:t>
+      </w:r>
+      <w:r>
+        <w:t xml:space="preserve">(lr)</w:t>
+      </w:r>
+      <w:r>
+        <w:t xml:space="preserve">7-9</w:t>
+      </w:r>
+      <w:r>
+        <w:t xml:space="preserve"> </w:t>
+      </w:r>
+      <w:r>
+        <w:t xml:space="preserve">&amp; &amp;</w:t>
+      </w:r>
+      <w:r>
+        <w:t xml:space="preserve"> </w:t>
+      </w:r>
+      <w:r>
+        <w:rPr>
+          <w:b/>
+          <w:bCs/>
+        </w:rPr>
+        <w:t xml:space="preserve">5 ca</w:t>
+      </w:r>
+      <w:r>
+        <w:t xml:space="preserve"> </w:t>
+      </w:r>
+      <w:r>
+        <w:t xml:space="preserve">&amp;</w:t>
+      </w:r>
+      <w:r>
+        <w:t xml:space="preserve"> </w:t>
+      </w:r>
+      <w:r>
+        <w:rPr>
+          <w:b/>
+          <w:bCs/>
+        </w:rPr>
+        <w:t xml:space="preserve">22 ca</w:t>
+      </w:r>
+      <w:r>
+        <w:t xml:space="preserve"> </w:t>
+      </w:r>
+      <w:r>
+        <w:t xml:space="preserve">&amp;</w:t>
+      </w:r>
+      <w:r>
+        <w:t xml:space="preserve"> </w:t>
+      </w:r>
+      <m:oMath>
+        <m:r>
+          <m:t>p</m:t>
+        </m:r>
+      </m:oMath>
+      <w:r>
+        <w:t xml:space="preserve"> </w:t>
+      </w:r>
+      <w:r>
+        <w:t xml:space="preserve">&amp;</w:t>
+      </w:r>
+      <w:r>
+        <w:t xml:space="preserve"> </w:t>
+      </w:r>
+      <w:r>
+        <w:rPr>
+          <w:b/>
+          <w:bCs/>
+        </w:rPr>
+        <w:t xml:space="preserve">thắng</w:t>
+      </w:r>
+      <w:r>
+        <w:t xml:space="preserve"> </w:t>
+      </w:r>
+      <w:r>
+        <w:t xml:space="preserve">&amp;</w:t>
+      </w:r>
+      <w:r>
+        <w:t xml:space="preserve"> </w:t>
+      </w:r>
+      <w:r>
+        <w:rPr>
+          <w:b/>
+          <w:bCs/>
+        </w:rPr>
+        <w:t xml:space="preserve">5 ca</w:t>
+      </w:r>
+      <w:r>
+        <w:t xml:space="preserve"> </w:t>
+      </w:r>
+      <w:r>
+        <w:t xml:space="preserve">&amp;</w:t>
+      </w:r>
+      <w:r>
+        <w:t xml:space="preserve"> </w:t>
+      </w:r>
+      <w:r>
+        <w:rPr>
+          <w:b/>
+          <w:bCs/>
+        </w:rPr>
+        <w:t xml:space="preserve">22 ca</w:t>
+      </w:r>
+      <w:r>
+        <w:t xml:space="preserve"> </w:t>
+      </w:r>
+      <w:r>
+        <w:t xml:space="preserve">&amp;</w:t>
+      </w:r>
+      <w:r>
+        <w:t xml:space="preserve"> </w:t>
+      </w:r>
+      <m:oMath>
+        <m:r>
+          <m:t>p</m:t>
+        </m:r>
+      </m:oMath>
+      <w:r>
+        <w:br/>
+      </w:r>
+      <w:r>
+        <w:t xml:space="preserve">PhysioNet chuyển dạ &amp; 5 &amp; 99,21 &amp; 99,40 &amp; 1,00 &amp; 2/2 &amp; 97,45 &amp; 98,69 &amp; 0,24</w:t>
+      </w:r>
+      <w:r>
+        <w:br/>
+      </w:r>
+      <w:r>
+        <w:t xml:space="preserve">Silesia B2 chuyển dạ, ca mới &amp; 7 &amp; 95,87 &amp; 96,82 &amp; 0,125 &amp; 4/0 &amp; 93,73 &amp; 94,50 &amp; 0,016</w:t>
+      </w:r>
+      <w:r>
+        <w:br/>
+      </w:r>
+      <w:r>
+        <w:rPr>
+          <w:b/>
+          <w:bCs/>
+        </w:rPr>
+        <w:t xml:space="preserve">Silesia B1 thai kỳ</w:t>
+      </w:r>
+      <w:r>
+        <w:t xml:space="preserve"> </w:t>
+      </w:r>
+      <w:r>
+        <w:t xml:space="preserve">&amp; 10 &amp; 93,30 &amp; &amp;</w:t>
+      </w:r>
+      <w:r>
+        <w:t xml:space="preserve"> </w:t>
+      </w:r>
+      <w:r>
+        <w:rPr>
+          <w:b/>
+          <w:bCs/>
+        </w:rPr>
+        <w:t xml:space="preserve">0,037</w:t>
+      </w:r>
+      <w:r>
+        <w:t xml:space="preserve"> </w:t>
+      </w:r>
+      <w:r>
+        <w:t xml:space="preserve">&amp;</w:t>
+      </w:r>
+      <w:r>
+        <w:t xml:space="preserve"> </w:t>
+      </w:r>
+      <w:r>
+        <w:rPr>
+          <w:b/>
+          <w:bCs/>
+        </w:rPr>
+        <w:t xml:space="preserve">9/1</w:t>
+      </w:r>
+      <w:r>
+        <w:t xml:space="preserve"> </w:t>
+      </w:r>
+      <w:r>
+        <w:t xml:space="preserve">&amp; 91,31 &amp; &amp;</w:t>
+      </w:r>
+      <w:r>
+        <w:t xml:space="preserve"> </w:t>
+      </w:r>
+      <m:oMath>
+        <m:r>
+          <m:rPr>
+            <m:sty m:val="p"/>
+          </m:rPr>
+          <m:t>&lt;</m:t>
+        </m:r>
+      </m:oMath>
+      <w:r>
+        <w:rPr>
+          <w:b/>
+          <w:bCs/>
+        </w:rPr>
+        <w:t xml:space="preserve">0,0001</w:t>
+      </w:r>
+      <w:r>
+        <w:br/>
+      </w:r>
+      <w:r>
+        <w:rPr>
+          <w:b/>
+          <w:bCs/>
+        </w:rPr>
+        <w:t xml:space="preserve">Toàn bộ</w:t>
+      </w:r>
+      <w:r>
+        <w:t xml:space="preserve"> </w:t>
+      </w:r>
+      <w:r>
+        <w:t xml:space="preserve">&amp; 22 &amp; 95,46 &amp; &amp;</w:t>
+      </w:r>
+      <w:r>
+        <w:t xml:space="preserve"> </w:t>
+      </w:r>
+      <w:r>
+        <w:rPr>
+          <w:b/>
+          <w:bCs/>
+        </w:rPr>
+        <w:t xml:space="preserve">0,007</w:t>
+      </w:r>
+      <w:r>
+        <w:t xml:space="preserve"> </w:t>
+      </w:r>
+      <w:r>
+        <w:t xml:space="preserve">&amp; 15/3 &amp; 93,47 &amp; &amp;</w:t>
+      </w:r>
+      <w:r>
+        <w:t xml:space="preserve"> </w:t>
+      </w:r>
+      <m:oMath>
+        <m:r>
+          <m:rPr>
+            <m:sty m:val="p"/>
+          </m:rPr>
+          <m:t>&lt;</m:t>
+        </m:r>
+      </m:oMath>
+      <w:r>
+        <w:rPr>
+          <w:b/>
+          <w:bCs/>
+        </w:rPr>
+        <w:t xml:space="preserve">0,0001</w:t>
+      </w:r>
+      <w:r>
+        <w:br/>
+      </w:r>
+    </w:p>
+    <w:bookmarkStart w:id="93" w:name="fig:m22"/>
+    <w:p>
+      <w:pPr>
+        <w:pStyle w:val="CaptionedFigure"/>
+      </w:pPr>
+      <w:r>
+        <w:drawing>
+          <wp:inline>
+            <wp:extent cx="4711700" cy="2844800"/>
+            <wp:effectExtent b="0" l="0" r="0" t="0"/>
+            <wp:docPr descr="" title="" id="91" name="Picture"/>
+            <a:graphic>
+              <a:graphicData uri="http://schemas.openxmlformats.org/drawingml/2006/picture">
+                <pic:pic>
+                  <pic:nvPicPr>
+                    <pic:cNvPr descr="figs/fig16_m22.pdf" id="92" name="Picture"/>
+                    <pic:cNvPicPr>
+                      <a:picLocks noChangeArrowheads="1" noChangeAspect="1"/>
+                    </pic:cNvPicPr>
+                  </pic:nvPicPr>
+                  <pic:blipFill>
+                    <a:blip r:embed="rId90"/>
+                    <a:stretch>
+                      <a:fillRect/>
+                    </a:stretch>
+                  </pic:blipFill>
+                  <pic:spPr bwMode="auto">
+                    <a:xfrm>
+                      <a:off x="0" y="0"/>
+                      <a:ext cx="4711700" cy="2844800"/>
+                    </a:xfrm>
+                    <a:prstGeom prst="rect">
+                      <a:avLst/>
+                    </a:prstGeom>
+                    <a:noFill/>
+                    <a:ln w="9525">
+                      <a:noFill/>
+                      <a:headEnd/>
+                      <a:tailEnd/>
+                    </a:ln>
+                  </pic:spPr>
+                </pic:pic>
+              </a:graphicData>
+            </a:graphic>
+          </wp:inline>
+        </w:drawing>
+      </w:r>
+    </w:p>
+    <w:p>
+      <w:pPr>
+        <w:pStyle w:val="ImageCaption"/>
+      </w:pPr>
+      <w:r>
+        <w:t xml:space="preserve">Cùng chủ thể, cùng giao thức, chỉ đổi mô hình. Lợi ích tập trung đúng ở hai chỗ yếu: thai kỳ</w:t>
+      </w:r>
+      <w:r>
+        <w:t xml:space="preserve"> </w:t>
+      </w:r>
+      <w:r>
+        <w:t xml:space="preserve">và hệ ghi khác.</w:t>
+      </w:r>
+    </w:p>
+    <w:bookmarkEnd w:id="93"/>
+    <w:p>
+      <w:pPr>
+        <w:pStyle w:val="BodyText"/>
+      </w:pPr>
+      <w:r>
+        <w:t xml:space="preserve">Độ lệch chuẩn trên B1 giảm từ 13,46 xuống</w:t>
+      </w:r>
+      <w:r>
+        <w:t xml:space="preserve"> </w:t>
+      </w:r>
+      <w:r>
+        <w:rPr>
+          <w:b/>
+          <w:bCs/>
+        </w:rPr>
+        <w:t xml:space="preserve">4,95</w:t>
+      </w:r>
+      <w:r>
+        <w:t xml:space="preserve">. Hai ca thai kỳ khó nhất: B1_07 từ 58,7 lên</w:t>
+      </w:r>
+      <w:r>
+        <w:t xml:space="preserve"> </w:t>
+      </w:r>
+      <w:r>
+        <w:rPr>
+          <w:b/>
+          <w:bCs/>
+        </w:rPr>
+        <w:t xml:space="preserve">86,6</w:t>
+      </w:r>
+      <w:r>
+        <w:t xml:space="preserve">; B1_06 từ 80,9 lên</w:t>
+      </w:r>
+      <w:r>
+        <w:t xml:space="preserve"> </w:t>
+      </w:r>
+      <w:r>
+        <w:rPr>
+          <w:b/>
+          <w:bCs/>
+        </w:rPr>
+        <w:t xml:space="preserve">89,5</w:t>
+      </w:r>
+      <w:r>
+        <w:t xml:space="preserve">. Trên PhysioNet, nơi mô hình 5 ca đã ở 99,21, không có khác</w:t>
+      </w:r>
+      <w:r>
+        <w:t xml:space="preserve"> </w:t>
+      </w:r>
+      <w:r>
+        <w:t xml:space="preserve">biệt có ý nghĩa — đúng như kỳ vọng.</w:t>
+      </w:r>
+    </w:p>
+    <w:p>
+      <w:pPr>
+        <w:pStyle w:val="BodyText"/>
+      </w:pPr>
+      <w:r>
+        <w:t xml:space="preserve">Nhãn B1 lệch 8–12 ms sau đỉnh R bụng ở 5/10 bản ghi và chiếm khoảng 72% đoạn huấn luyện. Nếu mô hình</w:t>
+      </w:r>
+      <w:r>
+        <w:t xml:space="preserve"> </w:t>
+      </w:r>
+      <w:r>
+        <w:t xml:space="preserve">học theo</w:t>
+      </w:r>
+      <w:r>
+        <w:t xml:space="preserve"> </w:t>
+      </w:r>
+      <w:r>
+        <w:t xml:space="preserve">“phong cách nhãn B1”</w:t>
+      </w:r>
+      <w:r>
+        <w:t xml:space="preserve">, nó sẽ lệch trên các ca có nhãn da đầu. Đo được: trung vị lệch (dự đoán</w:t>
+      </w:r>
+      <w:r>
+        <w:t xml:space="preserve"> </w:t>
+      </w:r>
+      <m:oMath>
+        <m:r>
+          <m:rPr>
+            <m:sty m:val="p"/>
+          </m:rPr>
+          <m:t>−</m:t>
+        </m:r>
+      </m:oMath>
+      <w:r>
+        <w:t xml:space="preserve"> </w:t>
+      </w:r>
+      <w:r>
+        <w:t xml:space="preserve">nhãn) của mô hình 22 ca trên PhysioNet là</w:t>
+      </w:r>
+      <w:r>
+        <w:t xml:space="preserve"> </w:t>
+      </w:r>
+      <w:r>
+        <w:rPr>
+          <w:b/>
+          <w:bCs/>
+        </w:rPr>
+        <w:t xml:space="preserve">0,0 ms</w:t>
+      </w:r>
+      <w:r>
+        <w:t xml:space="preserve">, trên B2 là</w:t>
+      </w:r>
+      <w:r>
+        <w:t xml:space="preserve"> </w:t>
+      </w:r>
+      <w:r>
+        <w:rPr>
+          <w:b/>
+          <w:bCs/>
+        </w:rPr>
+        <w:t xml:space="preserve">0,0 ms</w:t>
+      </w:r>
+      <w:r>
+        <w:t xml:space="preserve">, trên B1 là</w:t>
+      </w:r>
+      <w:r>
+        <w:t xml:space="preserve"> </w:t>
+      </w:r>
+      <m:oMath>
+        <m:r>
+          <m:rPr>
+            <m:sty m:val="p"/>
+          </m:rPr>
+          <m:t>−</m:t>
+        </m:r>
+        <m:r>
+          <m:t>1</m:t>
+        </m:r>
+        <m:r>
+          <m:rPr>
+            <m:sty m:val="p"/>
+          </m:rPr>
+          <m:t>,</m:t>
+        </m:r>
+        <m:r>
+          <m:t>0</m:t>
+        </m:r>
+      </m:oMath>
+      <w:r>
+        <w:t xml:space="preserve"> ms. Không lệch.</w:t>
+      </w:r>
+    </w:p>
+    <w:bookmarkEnd w:id="94"/>
+    <w:bookmarkStart w:id="95" w:name="sụp-đổ-trên-cinc-2013-được-chữa-phần-lớn"/>
+    <w:p>
+      <w:pPr>
+        <w:pStyle w:val="Heading3"/>
+      </w:pPr>
+      <w:r>
+        <w:rPr>
+          <w:rStyle w:val="SectionNumber"/>
+        </w:rPr>
+        <w:t xml:space="preserve">5.9.3</w:t>
+      </w:r>
+      <w:r>
+        <w:tab/>
+      </w:r>
+      <w:r>
+        <w:t xml:space="preserve">Sụp đổ trên CinC 2013 được chữa phần lớn</w:t>
+      </w:r>
+    </w:p>
+    <w:p>
+      <w:pPr>
+        <w:pStyle w:val="FirstParagraph"/>
+      </w:pPr>
+      <w:r>
+        <w:t xml:space="preserve">Đây là mục tiêu chưa đạt rõ nhất của bản trước. Mô hình production 22 ca chạy zero-shot trên CinC 2013 —</w:t>
+      </w:r>
+      <w:r>
+        <w:t xml:space="preserve"> </w:t>
+      </w:r>
+      <w:r>
+        <w:t xml:space="preserve">hệ ghi khác, chưa từng thấy:</w:t>
+      </w:r>
+    </w:p>
+    <w:p>
+      <w:pPr>
+        <w:pStyle w:val="BodyText"/>
+      </w:pPr>
+      <w:r>
+        <w:t xml:space="preserve">@L</w:t>
+      </w:r>
+      <w:r>
+        <w:t xml:space="preserve">4.2cm</w:t>
+      </w:r>
+      <w:r>
+        <w:t xml:space="preserve"> </w:t>
+      </w:r>
+      <w:r>
+        <w:t xml:space="preserve">C</w:t>
+      </w:r>
+      <w:r>
+        <w:t xml:space="preserve">2.6cm</w:t>
+      </w:r>
+      <w:r>
+        <w:t xml:space="preserve"> </w:t>
+      </w:r>
+      <w:r>
+        <w:t xml:space="preserve">C</w:t>
+      </w:r>
+      <w:r>
+        <w:t xml:space="preserve">2.6cm</w:t>
+      </w:r>
+      <w:r>
+        <w:t xml:space="preserve"> </w:t>
+      </w:r>
+      <w:r>
+        <w:t xml:space="preserve">C</w:t>
+      </w:r>
+      <w:r>
+        <w:t xml:space="preserve">2.2cm</w:t>
+      </w:r>
+      <w:r>
+        <w:t xml:space="preserve"> </w:t>
+      </w:r>
+      <w:r>
+        <w:t xml:space="preserve">C</w:t>
+      </w:r>
+      <w:r>
+        <w:t xml:space="preserve">2.2cm</w:t>
+      </w:r>
+      <w:r>
+        <w:t xml:space="preserve">@</w:t>
+      </w:r>
+      <w:r>
+        <w:t xml:space="preserve"> </w:t>
+      </w:r>
+      <w:r>
+        <w:rPr>
+          <w:b/>
+          <w:bCs/>
+        </w:rPr>
+        <w:t xml:space="preserve">Chỉ số</w:t>
+      </w:r>
+      <w:r>
+        <w:t xml:space="preserve"> </w:t>
+      </w:r>
+      <w:r>
+        <w:t xml:space="preserve">&amp;</w:t>
+      </w:r>
+      <w:r>
+        <w:t xml:space="preserve"> </w:t>
+      </w:r>
+      <w:r>
+        <w:rPr>
+          <w:b/>
+          <w:bCs/>
+        </w:rPr>
+        <w:t xml:space="preserve">Mô hình 5 ca</w:t>
+      </w:r>
+      <w:r>
+        <w:t xml:space="preserve"> </w:t>
+      </w:r>
+      <w:r>
+        <w:t xml:space="preserve">&amp;</w:t>
+      </w:r>
+      <w:r>
+        <w:t xml:space="preserve"> </w:t>
+      </w:r>
+      <w:r>
+        <w:rPr>
+          <w:b/>
+          <w:bCs/>
+        </w:rPr>
+        <w:t xml:space="preserve">Mô hình 22 ca</w:t>
+      </w:r>
+      <w:r>
+        <w:t xml:space="preserve"> </w:t>
+      </w:r>
+      <w:r>
+        <w:t xml:space="preserve">&amp;</w:t>
+      </w:r>
+      <w:r>
+        <w:t xml:space="preserve"> </w:t>
+      </w:r>
+      <m:oMath>
+        <m:r>
+          <m:t>p</m:t>
+        </m:r>
+      </m:oMath>
+      <w:r>
+        <w:rPr>
+          <w:b/>
+          <w:bCs/>
+        </w:rPr>
+        <w:t xml:space="preserve"> </w:t>
+      </w:r>
+      <w:r>
+        <w:rPr>
+          <w:b/>
+          <w:bCs/>
+        </w:rPr>
+        <w:t xml:space="preserve">Wilcoxon</w:t>
+      </w:r>
+      <w:r>
+        <w:t xml:space="preserve"> </w:t>
+      </w:r>
+      <w:r>
+        <w:t xml:space="preserve">&amp;</w:t>
+      </w:r>
+      <w:r>
+        <w:t xml:space="preserve"> </w:t>
+      </w:r>
+      <w:r>
+        <w:rPr>
+          <w:b/>
+          <w:bCs/>
+        </w:rPr>
+        <w:t xml:space="preserve">thắng/thua</w:t>
+      </w:r>
+      <w:r>
+        <w:br/>
+      </w:r>
+      <w:r>
+        <w:t xml:space="preserve">Macro F1, kênh cố định &amp;</w:t>
+      </w:r>
+      <w:r>
+        <w:t xml:space="preserve"> </w:t>
+      </w:r>
+      <m:oMath>
+        <m:r>
+          <m:t>77</m:t>
+        </m:r>
+        <m:r>
+          <m:rPr>
+            <m:sty m:val="p"/>
+          </m:rPr>
+          <m:t>,</m:t>
+        </m:r>
+        <m:r>
+          <m:t>34</m:t>
+        </m:r>
+        <m:r>
+          <m:rPr>
+            <m:sty m:val="p"/>
+          </m:rPr>
+          <m:t>±</m:t>
+        </m:r>
+        <m:r>
+          <m:t>28</m:t>
+        </m:r>
+        <m:r>
+          <m:rPr>
+            <m:sty m:val="p"/>
+          </m:rPr>
+          <m:t>,</m:t>
+        </m:r>
+        <m:r>
+          <m:t>54</m:t>
+        </m:r>
+      </m:oMath>
+      <w:r>
+        <w:t xml:space="preserve"> </w:t>
+      </w:r>
+      <w:r>
+        <w:t xml:space="preserve">&amp;</w:t>
+      </w:r>
+      <w:r>
+        <w:t xml:space="preserve"> </w:t>
+      </w:r>
+      <m:oMath>
+        <m:r>
+          <m:rPr>
+            <m:sty m:val="b"/>
+          </m:rPr>
+          <m:t>90</m:t>
+        </m:r>
+        <m:r>
+          <m:rPr>
+            <m:sty m:val="b"/>
+          </m:rPr>
+          <m:t>,</m:t>
+        </m:r>
+        <m:r>
+          <m:rPr>
+            <m:sty m:val="b"/>
+          </m:rPr>
+          <m:t>34</m:t>
+        </m:r>
+        <m:r>
+          <m:rPr>
+            <m:sty m:val="b"/>
+          </m:rPr>
+          <m:t>±</m:t>
+        </m:r>
+        <m:r>
+          <m:rPr>
+            <m:sty m:val="b"/>
+          </m:rPr>
+          <m:t>12</m:t>
+        </m:r>
+        <m:r>
+          <m:rPr>
+            <m:sty m:val="b"/>
+          </m:rPr>
+          <m:t>,</m:t>
+        </m:r>
+        <m:r>
+          <m:rPr>
+            <m:sty m:val="b"/>
+          </m:rPr>
+          <m:t>03</m:t>
+        </m:r>
+      </m:oMath>
+      <w:r>
+        <w:t xml:space="preserve"> </w:t>
+      </w:r>
+      <w:r>
+        <w:t xml:space="preserve">&amp;</w:t>
+      </w:r>
+      <w:r>
+        <w:t xml:space="preserve"> </w:t>
+      </w:r>
+      <w:r>
+        <w:rPr>
+          <w:b/>
+          <w:bCs/>
+        </w:rPr>
+        <w:t xml:space="preserve">0,016</w:t>
+      </w:r>
+      <w:r>
+        <w:t xml:space="preserve"> </w:t>
+      </w:r>
+      <w:r>
+        <w:t xml:space="preserve">&amp; 7/0</w:t>
+      </w:r>
+      <w:r>
+        <w:br/>
+      </w:r>
+      <w:r>
+        <w:t xml:space="preserve">Macro F1, kênh PSD &amp;</w:t>
+      </w:r>
+      <w:r>
+        <w:t xml:space="preserve"> </w:t>
+      </w:r>
+      <m:oMath>
+        <m:r>
+          <m:t>59</m:t>
+        </m:r>
+        <m:r>
+          <m:rPr>
+            <m:sty m:val="p"/>
+          </m:rPr>
+          <m:t>,</m:t>
+        </m:r>
+        <m:r>
+          <m:t>15</m:t>
+        </m:r>
+        <m:r>
+          <m:rPr>
+            <m:sty m:val="p"/>
+          </m:rPr>
+          <m:t>±</m:t>
+        </m:r>
+        <m:r>
+          <m:t>37</m:t>
+        </m:r>
+        <m:r>
+          <m:rPr>
+            <m:sty m:val="p"/>
+          </m:rPr>
+          <m:t>,</m:t>
+        </m:r>
+        <m:r>
+          <m:t>17</m:t>
+        </m:r>
+      </m:oMath>
+      <w:r>
+        <w:t xml:space="preserve"> </w:t>
+      </w:r>
+      <w:r>
+        <w:t xml:space="preserve">&amp;</w:t>
+      </w:r>
+      <w:r>
+        <w:t xml:space="preserve"> </w:t>
+      </w:r>
+      <m:oMath>
+        <m:r>
+          <m:t>69</m:t>
+        </m:r>
+        <m:r>
+          <m:rPr>
+            <m:sty m:val="p"/>
+          </m:rPr>
+          <m:t>,</m:t>
+        </m:r>
+        <m:r>
+          <m:t>31</m:t>
+        </m:r>
+        <m:r>
+          <m:rPr>
+            <m:sty m:val="p"/>
+          </m:rPr>
+          <m:t>±</m:t>
+        </m:r>
+        <m:r>
+          <m:t>32</m:t>
+        </m:r>
+        <m:r>
+          <m:rPr>
+            <m:sty m:val="p"/>
+          </m:rPr>
+          <m:t>,</m:t>
+        </m:r>
+        <m:r>
+          <m:t>38</m:t>
+        </m:r>
+      </m:oMath>
+      <w:r>
+        <w:t xml:space="preserve"> </w:t>
+      </w:r>
+      <w:r>
+        <w:t xml:space="preserve">&amp; 0,031 &amp; 6/1</w:t>
+      </w:r>
+      <w:r>
+        <w:br/>
+      </w:r>
+      <w:r>
+        <w:t xml:space="preserve">Macro F1, trung bình 4 kênh &amp;</w:t>
+      </w:r>
+      <w:r>
+        <w:t xml:space="preserve"> </w:t>
+      </w:r>
+      <m:oMath>
+        <m:r>
+          <m:t>61</m:t>
+        </m:r>
+        <m:r>
+          <m:rPr>
+            <m:sty m:val="p"/>
+          </m:rPr>
+          <m:t>,</m:t>
+        </m:r>
+        <m:r>
+          <m:t>96</m:t>
+        </m:r>
+        <m:r>
+          <m:rPr>
+            <m:sty m:val="p"/>
+          </m:rPr>
+          <m:t>±</m:t>
+        </m:r>
+        <m:r>
+          <m:t>34</m:t>
+        </m:r>
+        <m:r>
+          <m:rPr>
+            <m:sty m:val="p"/>
+          </m:rPr>
+          <m:t>,</m:t>
+        </m:r>
+        <m:r>
+          <m:t>09</m:t>
+        </m:r>
+      </m:oMath>
+      <w:r>
+        <w:t xml:space="preserve"> </w:t>
+      </w:r>
+      <w:r>
+        <w:t xml:space="preserve">&amp;</w:t>
+      </w:r>
+      <w:r>
+        <w:t xml:space="preserve"> </w:t>
+      </w:r>
+      <m:oMath>
+        <m:r>
+          <m:t>72</m:t>
+        </m:r>
+        <m:r>
+          <m:rPr>
+            <m:sty m:val="p"/>
+          </m:rPr>
+          <m:t>,</m:t>
+        </m:r>
+        <m:r>
+          <m:t>64</m:t>
+        </m:r>
+        <m:r>
+          <m:rPr>
+            <m:sty m:val="p"/>
+          </m:rPr>
+          <m:t>±</m:t>
+        </m:r>
+        <m:r>
+          <m:t>25</m:t>
+        </m:r>
+        <m:r>
+          <m:rPr>
+            <m:sty m:val="p"/>
+          </m:rPr>
+          <m:t>,</m:t>
+        </m:r>
+        <m:r>
+          <m:t>76</m:t>
+        </m:r>
+      </m:oMath>
+      <w:r>
+        <w:t xml:space="preserve"> </w:t>
+      </w:r>
+      <w:r>
+        <w:t xml:space="preserve">&amp; 0,031 &amp; 6/1</w:t>
+      </w:r>
+      <w:r>
+        <w:br/>
+      </w:r>
+      <w:r>
+        <w:t xml:space="preserve">Bản ghi F1</w:t>
+      </w:r>
+      <w:r>
+        <w:t xml:space="preserve"> </w:t>
+      </w:r>
+      <m:oMath>
+        <m:r>
+          <m:rPr>
+            <m:sty m:val="p"/>
+          </m:rPr>
+          <m:t>≥</m:t>
+        </m:r>
+      </m:oMath>
+      <w:r>
+        <w:t xml:space="preserve"> </w:t>
+      </w:r>
+      <w:r>
+        <w:t xml:space="preserve">90 (kênh cố định) &amp; 5/10 &amp; 6/10 &amp; &amp;</w:t>
+      </w:r>
+      <w:r>
+        <w:br/>
+      </w:r>
+      <w:r>
+        <w:t xml:space="preserve">Bản ghi F1</w:t>
+      </w:r>
+      <w:r>
+        <w:t xml:space="preserve"> </w:t>
+      </w:r>
+      <m:oMath>
+        <m:r>
+          <m:rPr>
+            <m:sty m:val="p"/>
+          </m:rPr>
+          <m:t>&lt;</m:t>
+        </m:r>
+      </m:oMath>
+      <w:r>
+        <w:t xml:space="preserve"> </w:t>
+      </w:r>
+      <w:r>
+        <w:t xml:space="preserve">50 (kênh cố định) &amp; &amp; &amp; &amp;</w:t>
+      </w:r>
+      <w:r>
+        <w:br/>
+      </w:r>
+    </w:p>
+    <w:p>
+      <w:pPr>
+        <w:pStyle w:val="BodyText"/>
+      </w:pPr>
+      <w:r>
+        <w:t xml:space="preserve">Từng bản ghi, kênh cố định: a02 từ 23 lên 76; a06 từ 43 lên 75; a10 từ 49 lên 71; a09 từ 80 lên 94.</w:t>
+      </w:r>
+      <w:r>
+        <w:t xml:space="preserve"> </w:t>
+      </w:r>
+      <w:r>
+        <w:rPr>
+          <w:b/>
+          <w:bCs/>
+        </w:rPr>
+        <w:t xml:space="preserve">Phân bố lưỡng cực biến mất.</w:t>
+      </w:r>
+    </w:p>
+    <w:p>
+      <w:pPr>
+        <w:pStyle w:val="BodyText"/>
+      </w:pPr>
+      <w:r>
+        <w:t xml:space="preserve">Bản trước viết:</w:t>
+      </w:r>
+      <w:r>
+        <w:t xml:space="preserve"> </w:t>
+      </w:r>
+      <w:r>
+        <w:t xml:space="preserve">“biến gây sụp đổ là thiết bị và bố trí điện cực, không phải tuổi thai”</w:t>
+      </w:r>
+      <w:r>
+        <w:t xml:space="preserve">. Phát biểu đó</w:t>
+      </w:r>
+      <w:r>
+        <w:t xml:space="preserve"> </w:t>
+      </w:r>
+      <w:r>
+        <w:t xml:space="preserve">đúng với mô hình 5 ca nhưng</w:t>
+      </w:r>
+      <w:r>
+        <w:t xml:space="preserve"> </w:t>
+      </w:r>
+      <w:r>
+        <w:rPr>
+          <w:b/>
+          <w:bCs/>
+        </w:rPr>
+        <w:t xml:space="preserve">thiếu một vế</w:t>
+      </w:r>
+      <w:r>
+        <w:t xml:space="preserve">. Với 22 ca — vẫn cùng một bệnh viện, cùng một hệ ghi —</w:t>
+      </w:r>
+      <w:r>
+        <w:t xml:space="preserve"> </w:t>
+      </w:r>
+      <w:r>
+        <w:t xml:space="preserve">mô hình chuyển sang hệ ghi khác ở mức 90 chứ không phải 77. Nghĩa là phần lớn sụp đổ đến từ</w:t>
+      </w:r>
+      <w:r>
+        <w:t xml:space="preserve"> </w:t>
+      </w:r>
+      <w:r>
+        <w:rPr>
+          <w:b/>
+          <w:bCs/>
+        </w:rPr>
+        <w:t xml:space="preserve">thiếu</w:t>
+      </w:r>
+      <w:r>
+        <w:rPr>
+          <w:b/>
+          <w:bCs/>
+        </w:rPr>
+        <w:t xml:space="preserve"> </w:t>
+      </w:r>
+      <w:r>
+        <w:rPr>
+          <w:b/>
+          <w:bCs/>
+        </w:rPr>
+        <w:t xml:space="preserve">dữ liệu</w:t>
+      </w:r>
+      <w:r>
+        <w:t xml:space="preserve">, và sự đa dạng giữa các sản phụ trong cùng một hệ ghi đã đủ để bù được phần lớn khác biệt phần</w:t>
+      </w:r>
+      <w:r>
+        <w:t xml:space="preserve"> </w:t>
+      </w:r>
+      <w:r>
+        <w:t xml:space="preserve">cứng. Khoảng cách còn lại (90 so với 97–99 trong miền) mới là phần thật sự do thiết bị.</w:t>
+      </w:r>
+    </w:p>
+    <w:bookmarkEnd w:id="95"/>
+    <w:bookmarkStart w:id="100" w:name="đường-cong-hiệu-quả-mẫu"/>
+    <w:p>
+      <w:pPr>
+        <w:pStyle w:val="Heading3"/>
+      </w:pPr>
+      <w:r>
+        <w:rPr>
+          <w:rStyle w:val="SectionNumber"/>
+        </w:rPr>
+        <w:t xml:space="preserve">5.9.4</w:t>
+      </w:r>
+      <w:r>
+        <w:tab/>
+      </w:r>
+      <w:r>
+        <w:t xml:space="preserve">Đường cong hiệu quả mẫu</w:t>
+      </w:r>
+    </w:p>
+    <w:p>
+      <w:pPr>
+        <w:pStyle w:val="FirstParagraph"/>
+      </w:pPr>
+      <w:r>
+        <w:t xml:space="preserve">Vì sao 22 ca giúp nhiều đến vậy? Nhóm đo trực tiếp bằng cách huấn luyện trên</w:t>
+      </w:r>
+      <w:r>
+        <w:t xml:space="preserve"> </w:t>
+      </w:r>
+      <m:oMath>
+        <m:r>
+          <m:t>k</m:t>
+        </m:r>
+      </m:oMath>
+      <w:r>
+        <w:t xml:space="preserve"> </w:t>
+      </w:r>
+      <w:r>
+        <w:t xml:space="preserve">sản phụ PhysioNet rồi</w:t>
+      </w:r>
+      <w:r>
+        <w:t xml:space="preserve"> </w:t>
+      </w:r>
+      <w:r>
+        <w:t xml:space="preserve">chấm trên những người còn lại.</w:t>
+      </w:r>
+    </w:p>
+    <w:bookmarkStart w:id="99" w:name="fig:sample_eff"/>
+    <w:p>
+      <w:pPr>
+        <w:pStyle w:val="CaptionedFigure"/>
+      </w:pPr>
+      <w:r>
+        <w:drawing>
+          <wp:inline>
+            <wp:extent cx="5120640" cy="2141358"/>
+            <wp:effectExtent b="0" l="0" r="0" t="0"/>
+            <wp:docPr descr="" title="" id="97" name="Picture"/>
+            <a:graphic>
+              <a:graphicData uri="http://schemas.openxmlformats.org/drawingml/2006/picture">
+                <pic:pic>
+                  <pic:nvPicPr>
+                    <pic:cNvPr descr="figs/fig15_sample_efficiency.png" id="98" name="Picture"/>
+                    <pic:cNvPicPr>
+                      <a:picLocks noChangeArrowheads="1" noChangeAspect="1"/>
+                    </pic:cNvPicPr>
+                  </pic:nvPicPr>
+                  <pic:blipFill>
+                    <a:blip r:embed="rId96"/>
+                    <a:stretch>
+                      <a:fillRect/>
+                    </a:stretch>
+                  </pic:blipFill>
+                  <pic:spPr bwMode="auto">
+                    <a:xfrm>
+                      <a:off x="0" y="0"/>
+                      <a:ext cx="5120640" cy="2141358"/>
+                    </a:xfrm>
+                    <a:prstGeom prst="rect">
+                      <a:avLst/>
+                    </a:prstGeom>
+                    <a:noFill/>
+                    <a:ln w="9525">
+                      <a:noFill/>
+                      <a:headEnd/>
+                      <a:tailEnd/>
+                    </a:ln>
+                  </pic:spPr>
+                </pic:pic>
+              </a:graphicData>
+            </a:graphic>
+          </wp:inline>
+        </w:drawing>
+      </w:r>
+    </w:p>
+    <w:p>
+      <w:pPr>
+        <w:pStyle w:val="ImageCaption"/>
+      </w:pPr>
+      <w:r>
+        <w:t xml:space="preserve">(A) Macro F1 trên chủ thể giữ lại theo số chủ thể huấn luyện; dải mờ là min–max của 5 lần chạy.</w:t>
+      </w:r>
+      <w:r>
+        <w:t xml:space="preserve"> </w:t>
+      </w:r>
+      <w:r>
+        <w:t xml:space="preserve">(B) Ảnh hưởng của quy tắc chọn ngưỡng. Với</w:t>
+      </w:r>
+      <w:r>
+        <w:t xml:space="preserve"> </w:t>
+      </w:r>
+      <m:oMath>
+        <m:r>
+          <m:t>k</m:t>
+        </m:r>
+        <m:r>
+          <m:rPr>
+            <m:sty m:val="p"/>
+          </m:rPr>
+          <m:t>=</m:t>
+        </m:r>
+        <m:r>
+          <m:t>1</m:t>
+        </m:r>
+      </m:oMath>
+      <w:r>
+        <w:t xml:space="preserve"> </w:t>
+      </w:r>
+      <w:r>
+        <w:t xml:space="preserve">không có chủ thể validation nên dùng ngưỡng cố định</w:t>
+      </w:r>
+      <w:r>
+        <w:t xml:space="preserve"> </w:t>
+      </w:r>
+      <w:r>
+        <w:t xml:space="preserve">0,45; với</w:t>
+      </w:r>
+      <w:r>
+        <w:t xml:space="preserve"> </w:t>
+      </w:r>
+      <m:oMath>
+        <m:r>
+          <m:t>k</m:t>
+        </m:r>
+        <m:r>
+          <m:rPr>
+            <m:sty m:val="p"/>
+          </m:rPr>
+          <m:t>=</m:t>
+        </m:r>
+        <m:r>
+          <m:t>2</m:t>
+        </m:r>
+      </m:oMath>
+      <w:r>
+        <w:t xml:space="preserve"> </w:t>
+      </w:r>
+      <w:r>
+        <w:t xml:space="preserve">ngưỡng chọn trên một chủ thể trong tập huấn luyện — cả hai đều được ghi rõ.</w:t>
+      </w:r>
+    </w:p>
+    <w:bookmarkEnd w:id="99"/>
+    <w:p>
+      <w:pPr>
+        <w:pStyle w:val="BodyText"/>
+      </w:pPr>
+      <w:r>
+        <w:t xml:space="preserve">@C</w:t>
+      </w:r>
+      <w:r>
+        <w:t xml:space="preserve">2.6cm</w:t>
+      </w:r>
+      <w:r>
+        <w:t xml:space="preserve"> </w:t>
+      </w:r>
+      <w:r>
+        <w:t xml:space="preserve">C</w:t>
+      </w:r>
+      <w:r>
+        <w:t xml:space="preserve">2.4cm</w:t>
+      </w:r>
+      <w:r>
+        <w:t xml:space="preserve"> </w:t>
+      </w:r>
+      <w:r>
+        <w:t xml:space="preserve">C</w:t>
+      </w:r>
+      <w:r>
+        <w:t xml:space="preserve">2.6cm</w:t>
+      </w:r>
+      <w:r>
+        <w:t xml:space="preserve"> </w:t>
+      </w:r>
+      <w:r>
+        <w:t xml:space="preserve">C</w:t>
+      </w:r>
+      <w:r>
+        <w:t xml:space="preserve">2.6cm</w:t>
+      </w:r>
+      <w:r>
+        <w:t xml:space="preserve"> </w:t>
+      </w:r>
+      <w:r>
+        <w:t xml:space="preserve">L</w:t>
+      </w:r>
+      <w:r>
+        <w:t xml:space="preserve">4.0cm</w:t>
+      </w:r>
+      <w:r>
+        <w:t xml:space="preserve">@</w:t>
+      </w:r>
+      <w:r>
+        <w:t xml:space="preserve"> </w:t>
+      </w:r>
+      <w:r>
+        <w:rPr>
+          <w:b/>
+          <w:bCs/>
+        </w:rPr>
+        <w:t xml:space="preserve">Số ca huấn luyện</w:t>
+      </w:r>
+      <w:r>
+        <w:t xml:space="preserve"> </w:t>
+      </w:r>
+      <w:r>
+        <w:t xml:space="preserve">&amp;</w:t>
+      </w:r>
+      <w:r>
+        <w:t xml:space="preserve"> </w:t>
+      </w:r>
+      <w:r>
+        <w:rPr>
+          <w:b/>
+          <w:bCs/>
+        </w:rPr>
+        <w:t xml:space="preserve">Số lần chạy</w:t>
+      </w:r>
+      <w:r>
+        <w:t xml:space="preserve"> </w:t>
+      </w:r>
+      <w:r>
+        <w:t xml:space="preserve">&amp;</w:t>
+      </w:r>
+      <w:r>
+        <w:t xml:space="preserve"> </w:t>
+      </w:r>
+      <w:r>
+        <w:rPr>
+          <w:b/>
+          <w:bCs/>
+        </w:rPr>
+        <w:t xml:space="preserve">Macro F1 giữ lại</w:t>
+      </w:r>
+      <w:r>
+        <w:t xml:space="preserve"> </w:t>
+      </w:r>
+      <w:r>
+        <w:t xml:space="preserve">&amp;</w:t>
+      </w:r>
+      <w:r>
+        <w:t xml:space="preserve"> </w:t>
+      </w:r>
+      <w:r>
+        <w:rPr>
+          <w:b/>
+          <w:bCs/>
+        </w:rPr>
+        <w:t xml:space="preserve">Min–max</w:t>
+      </w:r>
+      <w:r>
+        <w:t xml:space="preserve"> </w:t>
+      </w:r>
+      <w:r>
+        <w:t xml:space="preserve">&amp;</w:t>
+      </w:r>
+      <w:r>
+        <w:t xml:space="preserve"> </w:t>
+      </w:r>
+      <w:r>
+        <w:rPr>
+          <w:b/>
+          <w:bCs/>
+        </w:rPr>
+        <w:t xml:space="preserve">Ngưỡng</w:t>
+      </w:r>
+      <w:r>
+        <w:br/>
+      </w:r>
+      <w:r>
+        <w:t xml:space="preserve">&amp; 5 &amp; 91,18 &amp; 83,3 – 96,1 &amp; cố định 0,45</w:t>
+      </w:r>
+      <w:r>
+        <w:br/>
+      </w:r>
+      <w:r>
+        <w:t xml:space="preserve">2 &amp; 5 cặp &amp; 93,39 &amp; 81,7 – 97,6 &amp; trên một ca trong train</w:t>
+      </w:r>
+      <w:r>
+        <w:br/>
+      </w:r>
+      <w:r>
+        <w:t xml:space="preserve">3 &amp; 5 fold (tách bản ghi) &amp;</w:t>
+      </w:r>
+      <w:r>
+        <w:t xml:space="preserve"> </w:t>
+      </w:r>
+      <w:r>
+        <w:rPr>
+          <w:b/>
+          <w:bCs/>
+        </w:rPr>
+        <w:t xml:space="preserve">97,45</w:t>
+      </w:r>
+      <w:r>
+        <w:t xml:space="preserve"> </w:t>
+      </w:r>
+      <w:r>
+        <w:t xml:space="preserve">&amp; 93,2 – 100,0 &amp; trên ca validation riêng</w:t>
+      </w:r>
+      <w:r>
+        <w:br/>
+      </w:r>
+    </w:p>
+    <w:p>
+      <w:pPr>
+        <w:pStyle w:val="BodyText"/>
+      </w:pPr>
+      <w:r>
+        <w:t xml:space="preserve">Đường cong</w:t>
+      </w:r>
+      <w:r>
+        <w:t xml:space="preserve"> </w:t>
+      </w:r>
+      <w:r>
+        <w:rPr>
+          <w:b/>
+          <w:bCs/>
+        </w:rPr>
+        <w:t xml:space="preserve">chưa bão hoà</w:t>
+      </w:r>
+      <w:r>
+        <w:t xml:space="preserve"> </w:t>
+      </w:r>
+      <w:r>
+        <w:t xml:space="preserve">ở 3 ca. Kết hợp với kết quả 22 ca, đây là bằng chứng định lượng cho luận</w:t>
+      </w:r>
+      <w:r>
+        <w:t xml:space="preserve"> </w:t>
+      </w:r>
+      <w:r>
+        <w:t xml:space="preserve">điểm xuyên suốt đề tài: trong bài toán này, đầu tư vào</w:t>
+      </w:r>
+      <w:r>
+        <w:t xml:space="preserve"> </w:t>
+      </w:r>
+      <w:r>
+        <w:rPr>
+          <w:i/>
+          <w:iCs/>
+        </w:rPr>
+        <w:t xml:space="preserve">dữ liệu và front-end</w:t>
+      </w:r>
+      <w:r>
+        <w:t xml:space="preserve"> </w:t>
+      </w:r>
+      <w:r>
+        <w:t xml:space="preserve">sinh lợi hơn đầu tư</w:t>
+      </w:r>
+      <w:r>
+        <w:t xml:space="preserve"> </w:t>
+      </w:r>
+      <w:r>
+        <w:t xml:space="preserve">vào</w:t>
+      </w:r>
+      <w:r>
+        <w:t xml:space="preserve"> </w:t>
+      </w:r>
+      <w:r>
+        <w:rPr>
+          <w:i/>
+          <w:iCs/>
+        </w:rPr>
+        <w:t xml:space="preserve">kiến trúc</w:t>
+      </w:r>
+      <w:r>
+        <w:t xml:space="preserve">.</w:t>
+      </w:r>
+    </w:p>
+    <w:bookmarkEnd w:id="100"/>
+    <w:bookmarkStart w:id="101" w:name="giới-hạn"/>
+    <w:p>
+      <w:pPr>
+        <w:pStyle w:val="Heading3"/>
+      </w:pPr>
+      <w:r>
+        <w:rPr>
+          <w:rStyle w:val="SectionNumber"/>
+        </w:rPr>
+        <w:t xml:space="preserve">5.9.5</w:t>
+      </w:r>
+      <w:r>
+        <w:tab/>
+      </w:r>
+      <w:r>
+        <w:t xml:space="preserve">Giới hạn</w:t>
+      </w:r>
+    </w:p>
+    <w:p>
+      <w:pPr>
+        <w:pStyle w:val="FirstParagraph"/>
+      </w:pPr>
+      <w:r>
+        <w:t xml:space="preserve">Một seed, bốn epoch (loss vẫn giảm ở epoch cuối). Chưa đo riêng đóng góp của tăng cường dữ liệu — so sánh</w:t>
+      </w:r>
+      <w:r>
+        <w:t xml:space="preserve"> </w:t>
+      </w:r>
+      <w:r>
+        <w:t xml:space="preserve">“có”</w:t>
+      </w:r>
+      <w:r>
+        <w:t xml:space="preserve"> </w:t>
+      </w:r>
+      <w:r>
+        <w:t xml:space="preserve">và</w:t>
+      </w:r>
+      <w:r>
+        <w:t xml:space="preserve"> </w:t>
+      </w:r>
+      <w:r>
+        <w:t xml:space="preserve">“không”</w:t>
+      </w:r>
+      <w:r>
+        <w:t xml:space="preserve"> </w:t>
+      </w:r>
+      <w:r>
+        <w:t xml:space="preserve">tăng cường trên cùng fold là việc kế tiếp. Mô hình 22 ca chưa được chạy qua cổng tin</w:t>
+      </w:r>
+      <w:r>
+        <w:t xml:space="preserve"> </w:t>
+      </w:r>
+      <w:r>
+        <w:t xml:space="preserve">cậy học được; cổng đó hiệu chuẩn theo mô hình 5 ca. Fold 10 chọn ngưỡng 0,20, một điểm cần xem lại. Silesia</w:t>
+      </w:r>
+      <w:r>
+        <w:t xml:space="preserve"> </w:t>
+      </w:r>
+      <w:r>
+        <w:t xml:space="preserve">và PhysioNet cùng một bệnh viện, nên</w:t>
+      </w:r>
+      <w:r>
+        <w:t xml:space="preserve"> </w:t>
+      </w:r>
+      <w:r>
+        <w:t xml:space="preserve">“22 sản phụ”</w:t>
+      </w:r>
+      <w:r>
+        <w:t xml:space="preserve"> </w:t>
+      </w:r>
+      <w:r>
+        <w:t xml:space="preserve">vẫn là một trung tâm.</w:t>
+      </w:r>
+    </w:p>
+    <w:bookmarkEnd w:id="101"/>
+    <w:bookmarkEnd w:id="102"/>
+    <w:bookmarkEnd w:id="103"/>
+    <w:bookmarkStart w:id="115" w:name="sec:doichuan"/>
+    <w:p>
+      <w:pPr>
+        <w:pStyle w:val="Heading1"/>
+      </w:pPr>
+      <w:r>
+        <w:rPr>
+          <w:rStyle w:val="SectionNumber"/>
+        </w:rPr>
+        <w:t xml:space="preserve">6</w:t>
+      </w:r>
+      <w:r>
+        <w:tab/>
+      </w:r>
+      <w:r>
+        <w:t xml:space="preserve">Đối chuẩn và kiểm chứng độc lập</w:t>
+      </w:r>
+    </w:p>
+    <w:p>
+      <w:pPr>
+        <w:pStyle w:val="FirstParagraph"/>
+      </w:pPr>
+      <w:r>
+        <w:t xml:space="preserve">Nhóm nhận được từ một thành viên khác trong nhóm nghiên cứu (Lê Xuân Khánh) một gói đối chuẩn đề nghị</w:t>
+      </w:r>
+      <w:r>
+        <w:t xml:space="preserve"> </w:t>
+      </w:r>
+      <w:r>
+        <w:t xml:space="preserve">so ba hệ thống: mô hình DPSS (IEEE TBME 2023), mô hình Persistence Image của bạn ấy, và mô hình của nhóm.</w:t>
+      </w:r>
+      <w:r>
+        <w:t xml:space="preserve"> </w:t>
+      </w:r>
+      <w:r>
+        <w:t xml:space="preserve">Nhóm đã chạy đúng giao thức đó, đồng thời kiểm chứng lại toàn bộ các con số tham chiếu.</w:t>
+      </w:r>
+    </w:p>
+    <w:bookmarkStart w:id="108" w:name="kết-quả-chạy-đúng-giao-thức-được-đề-nghị"/>
+    <w:p>
+      <w:pPr>
+        <w:pStyle w:val="Heading2"/>
+      </w:pPr>
+      <w:r>
+        <w:rPr>
+          <w:rStyle w:val="SectionNumber"/>
+        </w:rPr>
+        <w:t xml:space="preserve">6.1</w:t>
+      </w:r>
+      <w:r>
+        <w:tab/>
+      </w:r>
+      <w:r>
+        <w:t xml:space="preserve">Kết quả chạy đúng giao thức được đề nghị</w:t>
+      </w:r>
+    </w:p>
+    <w:bookmarkStart w:id="107" w:name="fig:bench"/>
+    <w:p>
+      <w:pPr>
+        <w:pStyle w:val="CaptionedFigure"/>
+      </w:pPr>
+      <w:r>
+        <w:drawing>
+          <wp:inline>
+            <wp:extent cx="4835562" cy="3141232"/>
+            <wp:effectExtent b="0" l="0" r="0" t="0"/>
+            <wp:docPr descr="" title="" id="105" name="Picture"/>
+            <a:graphic>
+              <a:graphicData uri="http://schemas.openxmlformats.org/drawingml/2006/picture">
+                <pic:pic>
+                  <pic:nvPicPr>
+                    <pic:cNvPr descr="figs/fig5_doi_chuan.png" id="106" name="Picture"/>
+                    <pic:cNvPicPr>
+                      <a:picLocks noChangeArrowheads="1" noChangeAspect="1"/>
+                    </pic:cNvPicPr>
+                  </pic:nvPicPr>
+                  <pic:blipFill>
+                    <a:blip r:embed="rId104"/>
                     <a:stretch>
                       <a:fillRect/>
                     </a:stretch>
@@ -19959,7 +23020,7 @@
         <w:t xml:space="preserve">mà bài DPSS công bố cho nhóm chuyển dạ.</w:t>
       </w:r>
     </w:p>
-    <w:bookmarkEnd w:id="88"/>
+    <w:bookmarkEnd w:id="107"/>
     <w:p>
       <w:pPr>
         <w:pStyle w:val="BodyText"/>
@@ -19996,8 +23057,8 @@
         <w:t xml:space="preserve">tuyệt đối trên cả năm bản ghi, chênh lệch 0,00 điểm.</w:t>
       </w:r>
     </w:p>
-    <w:bookmarkEnd w:id="89"/>
-    <w:bookmarkStart w:id="91" w:name="kiểm-chứng-các-con-số-tham-chiếu"/>
+    <w:bookmarkEnd w:id="108"/>
+    <w:bookmarkStart w:id="110" w:name="kiểm-chứng-các-con-số-tham-chiếu"/>
     <w:p>
       <w:pPr>
         <w:pStyle w:val="Heading2"/>
@@ -20035,7 +23096,7 @@
         <w:t xml:space="preserve">sai.</w:t>
       </w:r>
     </w:p>
-    <w:bookmarkStart w:id="90" w:name="tab:kiemchung"/>
+    <w:bookmarkStart w:id="109" w:name="tab:kiemchung"/>
     <w:p>
       <w:pPr>
         <w:pStyle w:val="TableCaption"/>
@@ -20742,7 +23803,7 @@
         </w:tc>
       </w:tr>
     </w:tbl>
-    <w:bookmarkEnd w:id="90"/>
+    <w:bookmarkEnd w:id="109"/>
     <w:p>
       <w:pPr>
         <w:pStyle w:val="BlockText"/>
@@ -20768,7 +23829,7 @@
         <w:pStyle w:val="BlockText"/>
         <w:numPr>
           <w:ilvl w:val="0"/>
-          <w:numId w:val="1006"/>
+          <w:numId w:val="1007"/>
         </w:numPr>
       </w:pPr>
       <w:r>
@@ -20815,7 +23876,7 @@
         <w:pStyle w:val="BlockText"/>
         <w:numPr>
           <w:ilvl w:val="0"/>
-          <w:numId w:val="1006"/>
+          <w:numId w:val="1007"/>
         </w:numPr>
       </w:pPr>
       <w:r>
@@ -20842,7 +23903,7 @@
         <w:pStyle w:val="BlockText"/>
         <w:numPr>
           <w:ilvl w:val="0"/>
-          <w:numId w:val="1006"/>
+          <w:numId w:val="1007"/>
         </w:numPr>
       </w:pPr>
       <w:r>
@@ -20855,8 +23916,8 @@
         <w:t xml:space="preserve">nhóm ở 2/5 bản ghi.</w:t>
       </w:r>
     </w:p>
-    <w:bookmarkEnd w:id="91"/>
-    <w:bookmarkStart w:id="95" w:name="hai-lỗi-kỹ-thuật-trong-mã-đánh-giá"/>
+    <w:bookmarkEnd w:id="110"/>
+    <w:bookmarkStart w:id="114" w:name="hai-lỗi-kỹ-thuật-trong-mã-đánh-giá"/>
     <w:p>
       <w:pPr>
         <w:pStyle w:val="Heading2"/>
@@ -20874,7 +23935,7 @@
         <w:t xml:space="preserve">Hai lỗi kỹ thuật trong mã đánh giá</w:t>
       </w:r>
     </w:p>
-    <w:bookmarkStart w:id="92" w:name="hàm-ghép-cặp-không-phải-song-ánh."/>
+    <w:bookmarkStart w:id="111" w:name="hàm-ghép-cặp-không-phải-song-ánh."/>
     <w:p>
       <w:pPr>
         <w:pStyle w:val="Heading4"/>
@@ -21116,8 +24177,8 @@
         <w:t xml:space="preserve">kết quả đã đo.</w:t>
       </w:r>
     </w:p>
-    <w:bookmarkEnd w:id="92"/>
-    <w:bookmarkStart w:id="94" w:name="công-thức-mae-nhịp-tim-đo-sai-đại-lượng."/>
+    <w:bookmarkEnd w:id="111"/>
+    <w:bookmarkStart w:id="113" w:name="công-thức-mae-nhịp-tim-đo-sai-đại-lượng."/>
     <w:p>
       <w:pPr>
         <w:pStyle w:val="Heading4"/>
@@ -21456,7 +24517,7 @@
         <w:t xml:space="preserve">thật sự công bố cho nhóm chuyển dạ.</w:t>
       </w:r>
     </w:p>
-    <w:bookmarkStart w:id="93" w:name="tab:doichuan_sua"/>
+    <w:bookmarkStart w:id="112" w:name="tab:doichuan_sua"/>
     <w:p>
       <w:pPr>
         <w:pStyle w:val="TableCaption"/>
@@ -21854,7 +24915,7 @@
         </w:tc>
       </w:tr>
     </w:tbl>
-    <w:bookmarkEnd w:id="93"/>
+    <w:bookmarkEnd w:id="112"/>
     <w:p>
       <w:pPr>
         <w:pStyle w:val="BlockText"/>
@@ -21948,10 +25009,10 @@
         <w:t xml:space="preserve">tuyên bố vượt trội.</w:t>
       </w:r>
     </w:p>
-    <w:bookmarkEnd w:id="94"/>
-    <w:bookmarkEnd w:id="95"/>
-    <w:bookmarkEnd w:id="96"/>
-    <w:bookmarkStart w:id="110" w:name="sec:fsqi"/>
+    <w:bookmarkEnd w:id="113"/>
+    <w:bookmarkEnd w:id="114"/>
+    <w:bookmarkEnd w:id="115"/>
+    <w:bookmarkStart w:id="129" w:name="sec:fsqi"/>
     <w:p>
       <w:pPr>
         <w:pStyle w:val="Heading1"/>
@@ -22031,7 +25092,7 @@
         <w:t xml:space="preserve">Mục này trình bày nguyên trạng.</w:t>
       </w:r>
     </w:p>
-    <w:bookmarkStart w:id="97" w:name="thiết-kế-thí-nghiệm"/>
+    <w:bookmarkStart w:id="116" w:name="thiết-kế-thí-nghiệm"/>
     <w:p>
       <w:pPr>
         <w:pStyle w:val="Heading2"/>
@@ -22379,8 +25440,8 @@
         <w:t xml:space="preserve">lần theo đoạn và theo cụm bản ghi. Hai lần chạy độc lập cho kết quả trùng khớp 1.327/1.327 trường.</w:t>
       </w:r>
     </w:p>
-    <w:bookmarkEnd w:id="97"/>
-    <w:bookmarkStart w:id="106" w:name="kết-quả-1"/>
+    <w:bookmarkEnd w:id="116"/>
+    <w:bookmarkStart w:id="125" w:name="kết-quả-1"/>
     <w:p>
       <w:pPr>
         <w:pStyle w:val="Heading2"/>
@@ -22595,7 +25656,7 @@
         <w:br/>
       </w:r>
     </w:p>
-    <w:bookmarkStart w:id="101" w:name="fig:riskcov"/>
+    <w:bookmarkStart w:id="120" w:name="fig:riskcov"/>
     <w:p>
       <w:pPr>
         <w:pStyle w:val="CaptionedFigure"/>
@@ -22605,18 +25666,18 @@
           <wp:inline>
             <wp:extent cx="4907280" cy="3189731"/>
             <wp:effectExtent b="0" l="0" r="0" t="0"/>
-            <wp:docPr descr="" title="" id="99" name="Picture"/>
+            <wp:docPr descr="" title="" id="118" name="Picture"/>
             <a:graphic>
               <a:graphicData uri="http://schemas.openxmlformats.org/drawingml/2006/picture">
                 <pic:pic>
                   <pic:nvPicPr>
-                    <pic:cNvPr descr="figs/fig9_risk_coverage.png" id="100" name="Picture"/>
+                    <pic:cNvPr descr="figs/fig9_risk_coverage.png" id="119" name="Picture"/>
                     <pic:cNvPicPr>
                       <a:picLocks noChangeArrowheads="1" noChangeAspect="1"/>
                     </pic:cNvPicPr>
                   </pic:nvPicPr>
                   <pic:blipFill>
-                    <a:blip r:embed="rId98"/>
+                    <a:blip r:embed="rId117"/>
                     <a:stretch>
                       <a:fillRect/>
                     </a:stretch>
@@ -22657,8 +25718,8 @@
         <w:t xml:space="preserve">ngẫu nhiên (xám) trên toàn bộ dải độ phủ. Đường cổ điển (cam) tách rõ và tiến về oracle (đứt).</w:t>
       </w:r>
     </w:p>
-    <w:bookmarkEnd w:id="101"/>
-    <w:bookmarkStart w:id="105" w:name="fig:sqicorr"/>
+    <w:bookmarkEnd w:id="120"/>
+    <w:bookmarkStart w:id="124" w:name="fig:sqicorr"/>
     <w:p>
       <w:pPr>
         <w:pStyle w:val="CaptionedFigure"/>
@@ -22668,18 +25729,18 @@
           <wp:inline>
             <wp:extent cx="5334000" cy="4000500"/>
             <wp:effectExtent b="0" l="0" r="0" t="0"/>
-            <wp:docPr descr="" title="" id="103" name="Picture"/>
+            <wp:docPr descr="" title="" id="122" name="Picture"/>
             <a:graphic>
               <a:graphicData uri="http://schemas.openxmlformats.org/drawingml/2006/picture">
                 <pic:pic>
                   <pic:nvPicPr>
-                    <pic:cNvPr descr="figs/fig10_sqi_correlation.png" id="104" name="Picture"/>
+                    <pic:cNvPr descr="figs/fig10_sqi_correlation.png" id="123" name="Picture"/>
                     <pic:cNvPicPr>
                       <a:picLocks noChangeArrowheads="1" noChangeAspect="1"/>
                     </pic:cNvPicPr>
                   </pic:nvPicPr>
                   <pic:blipFill>
-                    <a:blip r:embed="rId102"/>
+                    <a:blip r:embed="rId121"/>
                     <a:stretch>
                       <a:fillRect/>
                     </a:stretch>
@@ -22758,9 +25819,9 @@
         <w:t xml:space="preserve">và nhiều chỉ số đổi dấu.</w:t>
       </w:r>
     </w:p>
-    <w:bookmarkEnd w:id="105"/>
-    <w:bookmarkEnd w:id="106"/>
-    <w:bookmarkStart w:id="107" w:name="đọc-kết-quả-1"/>
+    <w:bookmarkEnd w:id="124"/>
+    <w:bookmarkEnd w:id="125"/>
+    <w:bookmarkStart w:id="126" w:name="đọc-kết-quả-1"/>
     <w:p>
       <w:pPr>
         <w:pStyle w:val="Heading2"/>
@@ -22782,7 +25843,7 @@
       <w:pPr>
         <w:numPr>
           <w:ilvl w:val="0"/>
-          <w:numId w:val="1007"/>
+          <w:numId w:val="1008"/>
         </w:numPr>
       </w:pPr>
       <w:r>
@@ -22863,7 +25924,7 @@
       <w:pPr>
         <w:numPr>
           <w:ilvl w:val="0"/>
-          <w:numId w:val="1007"/>
+          <w:numId w:val="1008"/>
         </w:numPr>
       </w:pPr>
       <w:r>
@@ -22906,7 +25967,7 @@
       <w:pPr>
         <w:numPr>
           <w:ilvl w:val="0"/>
-          <w:numId w:val="1007"/>
+          <w:numId w:val="1008"/>
         </w:numPr>
       </w:pPr>
       <w:r>
@@ -22933,7 +25994,7 @@
       <w:pPr>
         <w:numPr>
           <w:ilvl w:val="0"/>
-          <w:numId w:val="1007"/>
+          <w:numId w:val="1008"/>
         </w:numPr>
       </w:pPr>
       <w:r>
@@ -23020,7 +26081,7 @@
       <w:pPr>
         <w:numPr>
           <w:ilvl w:val="0"/>
-          <w:numId w:val="1007"/>
+          <w:numId w:val="1008"/>
         </w:numPr>
       </w:pPr>
       <w:r>
@@ -23190,8 +26251,8 @@
         <w:t xml:space="preserve">kiểm thử, là một đóng góp công bố được.</w:t>
       </w:r>
     </w:p>
-    <w:bookmarkEnd w:id="107"/>
-    <w:bookmarkStart w:id="108" w:name="vì-sao-topo-thất-bại-ở-đây"/>
+    <w:bookmarkEnd w:id="126"/>
+    <w:bookmarkStart w:id="127" w:name="vì-sao-topo-thất-bại-ở-đây"/>
     <w:p>
       <w:pPr>
         <w:pStyle w:val="Heading2"/>
@@ -23275,7 +26336,7 @@
           <w:rPr>
             <w:rStyle w:val="Hyperlink"/>
           </w:rPr>
-          <w:t xml:space="preserve">11</w:t>
+          <w:t xml:space="preserve">14</w:t>
         </w:r>
       </w:hyperlink>
       <w:r>
@@ -23318,7 +26379,7 @@
           <w:rPr>
             <w:rStyle w:val="Hyperlink"/>
           </w:rPr>
-          <w:t xml:space="preserve">13</w:t>
+          <w:t xml:space="preserve">16</w:t>
         </w:r>
       </w:hyperlink>
       <w:r>
@@ -23337,8 +26398,8 @@
         <w:t xml:space="preserve">giây. Hai thang không gặp nhau. Đây là lý do độ đều nhịp và tỉ lệ trùng đỉnh mẹ dự báo lỗi tốt hơn nhiều.</w:t>
       </w:r>
     </w:p>
-    <w:bookmarkEnd w:id="108"/>
-    <w:bookmarkStart w:id="109" w:name="giới-hạn-của-thí-nghiệm-này"/>
+    <w:bookmarkEnd w:id="127"/>
+    <w:bookmarkStart w:id="128" w:name="giới-hạn-của-thí-nghiệm-này"/>
     <w:p>
       <w:pPr>
         <w:pStyle w:val="Heading2"/>
@@ -23456,9 +26517,9 @@
         <w:t xml:space="preserve">(0,970), tức một ngưỡng đơn có thể là cổng tốt hơn bộ học, và điều này chưa được đo riêng.</w:t>
       </w:r>
     </w:p>
-    <w:bookmarkEnd w:id="109"/>
-    <w:bookmarkEnd w:id="110"/>
-    <w:bookmarkStart w:id="122" w:name="sec:demo"/>
+    <w:bookmarkEnd w:id="128"/>
+    <w:bookmarkEnd w:id="129"/>
+    <w:bookmarkStart w:id="143" w:name="sec:demo"/>
     <w:p>
       <w:pPr>
         <w:pStyle w:val="Heading1"/>
@@ -23538,7 +26599,7 @@
         <w:t xml:space="preserve">.</w:t>
       </w:r>
     </w:p>
-    <w:bookmarkStart w:id="119" w:name="bố-cục"/>
+    <w:bookmarkStart w:id="138" w:name="bố-cục"/>
     <w:p>
       <w:pPr>
         <w:pStyle w:val="Heading2"/>
@@ -23568,7 +26629,7 @@
       <w:pPr>
         <w:numPr>
           <w:ilvl w:val="0"/>
-          <w:numId w:val="1008"/>
+          <w:numId w:val="1009"/>
         </w:numPr>
       </w:pPr>
       <w:r>
@@ -23614,7 +26675,7 @@
       <w:pPr>
         <w:numPr>
           <w:ilvl w:val="0"/>
-          <w:numId w:val="1008"/>
+          <w:numId w:val="1009"/>
         </w:numPr>
       </w:pPr>
       <w:r>
@@ -23638,7 +26699,7 @@
       <w:pPr>
         <w:numPr>
           <w:ilvl w:val="0"/>
-          <w:numId w:val="1008"/>
+          <w:numId w:val="1009"/>
         </w:numPr>
       </w:pPr>
       <w:r>
@@ -23656,7 +26717,7 @@
       <w:pPr>
         <w:numPr>
           <w:ilvl w:val="0"/>
-          <w:numId w:val="1008"/>
+          <w:numId w:val="1009"/>
         </w:numPr>
       </w:pPr>
       <w:r>
@@ -23707,7 +26768,7 @@
         <w:t xml:space="preserve">“Bản mẫu nghiên cứu. Không phải thiết bị y tế. Không dùng cho chẩn đoán.”</w:t>
       </w:r>
     </w:p>
-    <w:bookmarkStart w:id="114" w:name="fig:demo_r01"/>
+    <w:bookmarkStart w:id="133" w:name="fig:demo_r01"/>
     <w:p>
       <w:pPr>
         <w:pStyle w:val="CaptionedFigure"/>
@@ -23717,18 +26778,18 @@
           <wp:inline>
             <wp:extent cx="4907280" cy="6641185"/>
             <wp:effectExtent b="0" l="0" r="0" t="0"/>
-            <wp:docPr descr="" title="" id="112" name="Picture"/>
+            <wp:docPr descr="" title="" id="131" name="Picture"/>
             <a:graphic>
               <a:graphicData uri="http://schemas.openxmlformats.org/drawingml/2006/picture">
                 <pic:pic>
                   <pic:nvPicPr>
-                    <pic:cNvPr descr="figs/fig11_demo_r01.png" id="113" name="Picture"/>
+                    <pic:cNvPr descr="figs/fig11_demo_r01.png" id="132" name="Picture"/>
                     <pic:cNvPicPr>
                       <a:picLocks noChangeArrowheads="1" noChangeAspect="1"/>
                     </pic:cNvPicPr>
                   </pic:nvPicPr>
                   <pic:blipFill>
-                    <a:blip r:embed="rId111"/>
+                    <a:blip r:embed="rId130"/>
                     <a:stretch>
                       <a:fillRect/>
                     </a:stretch>
@@ -23769,8 +26830,8 @@
         <w:t xml:space="preserve">hiệu, 644 nhịp, đèn xanh, 690 ms xử lý cho 5 phút tín hiệu.</w:t>
       </w:r>
     </w:p>
-    <w:bookmarkEnd w:id="114"/>
-    <w:bookmarkStart w:id="118" w:name="fig:demo_a02"/>
+    <w:bookmarkEnd w:id="133"/>
+    <w:bookmarkStart w:id="137" w:name="fig:demo_a02"/>
     <w:p>
       <w:pPr>
         <w:pStyle w:val="CaptionedFigure"/>
@@ -23780,18 +26841,18 @@
           <wp:inline>
             <wp:extent cx="4907280" cy="4122115"/>
             <wp:effectExtent b="0" l="0" r="0" t="0"/>
-            <wp:docPr descr="" title="" id="116" name="Picture"/>
+            <wp:docPr descr="" title="" id="135" name="Picture"/>
             <a:graphic>
               <a:graphicData uri="http://schemas.openxmlformats.org/drawingml/2006/picture">
                 <pic:pic>
                   <pic:nvPicPr>
-                    <pic:cNvPr descr="figs/fig12_demo_a02.png" id="117" name="Picture"/>
+                    <pic:cNvPr descr="figs/fig12_demo_a02.png" id="136" name="Picture"/>
                     <pic:cNvPicPr>
                       <a:picLocks noChangeArrowheads="1" noChangeAspect="1"/>
                     </pic:cNvPicPr>
                   </pic:nvPicPr>
                   <pic:blipFill>
-                    <a:blip r:embed="rId115"/>
+                    <a:blip r:embed="rId134"/>
                     <a:stretch>
                       <a:fillRect/>
                     </a:stretch>
@@ -23891,9 +26952,9 @@
         <w:t xml:space="preserve">sai.</w:t>
       </w:r>
     </w:p>
-    <w:bookmarkEnd w:id="118"/>
-    <w:bookmarkEnd w:id="119"/>
-    <w:bookmarkStart w:id="120" w:name="đèn-tin-cậy"/>
+    <w:bookmarkEnd w:id="137"/>
+    <w:bookmarkEnd w:id="138"/>
+    <w:bookmarkStart w:id="139" w:name="đèn-tin-cậy"/>
     <w:p>
       <w:pPr>
         <w:pStyle w:val="Heading2"/>
@@ -24557,13 +27618,13 @@
         <w:t xml:space="preserve"> </w:t>
       </w:r>
       <w:r>
-        <w:t xml:space="preserve">Tức là luật cứng đơn giản này, dù chưa dùng</w:t>
-      </w:r>
-      <w:r>
-        <w:t xml:space="preserve"> </w:t>
-      </w:r>
-      <w:r>
-        <w:t xml:space="preserve">đặc trưng topo, đã đạt tính chất cần thiết nhất của một cổng an toàn:</w:t>
+        <w:t xml:space="preserve">Tức là luật cứng đơn giản này đã đạt tính chất</w:t>
+      </w:r>
+      <w:r>
+        <w:t xml:space="preserve"> </w:t>
+      </w:r>
+      <w:r>
+        <w:t xml:space="preserve">cần thiết nhất của một cổng an toàn:</w:t>
       </w:r>
       <w:r>
         <w:t xml:space="preserve"> </w:t>
@@ -24601,13 +27662,861 @@
           <w:i/>
           <w:iCs/>
         </w:rPr>
-        <w:t xml:space="preserve">thì</w:t>
+        <w:t xml:space="preserve">thì tin được</w:t>
+      </w:r>
+      <w:r>
+        <w:t xml:space="preserve">. Sai số duy nhất là</w:t>
+      </w:r>
+      <w:r>
+        <w:t xml:space="preserve"> </w:t>
+      </w:r>
+      <w:r>
+        <w:t xml:space="preserve">theo chiều thận trọng — r04 bị đèn vàng dù F1 là 99,76.</w:t>
+      </w:r>
+    </w:p>
+    <w:bookmarkEnd w:id="139"/>
+    <w:bookmarkStart w:id="140" w:name="sec:den_hoc"/>
+    <w:p>
+      <w:pPr>
+        <w:pStyle w:val="Heading2"/>
+      </w:pPr>
+      <w:r>
+        <w:rPr>
+          <w:rStyle w:val="SectionNumber"/>
+        </w:rPr>
+        <w:t xml:space="preserve">8.3</w:t>
+      </w:r>
+      <w:r>
+        <w:tab/>
+      </w:r>
+      <w:r>
+        <w:t xml:space="preserve">Đèn học được: thay luật cứng bằng bộ phân loại</w:t>
+      </w:r>
+    </w:p>
+    <w:p>
+      <w:pPr>
+        <w:pStyle w:val="FirstParagraph"/>
+      </w:pPr>
+      <w:r>
+        <w:t xml:space="preserve">Sau kết quả §</w:t>
+      </w:r>
+      <w:hyperlink w:anchor="sec:fsqi">
+        <w:r>
+          <w:rPr>
+            <w:rStyle w:val="Hyperlink"/>
+          </w:rPr>
+          <w:t xml:space="preserve">7</w:t>
+        </w:r>
+      </w:hyperlink>
+      <w:r>
+        <w:t xml:space="preserve">, nhóm huấn luyện một bộ phân loại gradient boosting trên 12 chỉ số cổ điển</w:t>
+      </w:r>
+      <w:r>
+        <w:t xml:space="preserve"> </w:t>
+      </w:r>
+      <w:r>
+        <w:t xml:space="preserve">của từng đoạn 4 giây (</w:t>
+      </w:r>
+      <w:r>
+        <w:rPr>
+          <w:rStyle w:val="VerbatimChar"/>
+        </w:rPr>
+        <w:t xml:space="preserve">fsqi/train_gate.py</w:t>
+      </w:r>
+      <w:r>
+        <w:t xml:space="preserve">),</w:t>
+      </w:r>
+      <w:r>
+        <w:t xml:space="preserve"> </w:t>
+      </w:r>
+      <w:r>
+        <w:rPr>
+          <w:b/>
+          <w:bCs/>
+        </w:rPr>
+        <w:t xml:space="preserve">chỉ trên ADFECGDB</w:t>
+      </w:r>
+      <w:r>
+        <w:t xml:space="preserve">, ngưỡng hai mức cũng hiệu</w:t>
+      </w:r>
+      <w:r>
+        <w:t xml:space="preserve"> </w:t>
+      </w:r>
+      <w:r>
+        <w:t xml:space="preserve">chuẩn chỉ trên ADFECGDB, rồi ghép vào demo làm chế độ</w:t>
+      </w:r>
+      <w:r>
+        <w:t xml:space="preserve"> </w:t>
+      </w:r>
+      <w:r>
+        <w:rPr>
+          <w:rStyle w:val="VerbatimChar"/>
+        </w:rPr>
+        <w:t xml:space="preserve">hoc</w:t>
+      </w:r>
+      <w:r>
+        <w:t xml:space="preserve">. Luật bám mẹ 60% được giữ làm luật ghi</w:t>
+      </w:r>
+      <w:r>
+        <w:t xml:space="preserve"> </w:t>
+      </w:r>
+      <w:r>
+        <w:t xml:space="preserve">đè trong cả hai chế độ. Hai chế độ được chấm trên</w:t>
+      </w:r>
+      <w:r>
+        <w:t xml:space="preserve"> </w:t>
+      </w:r>
+      <w:r>
+        <w:rPr>
+          <w:b/>
+          <w:bCs/>
+        </w:rPr>
+        <w:t xml:space="preserve">32 bản ghi</w:t>
+      </w:r>
+      <w:r>
+        <w:t xml:space="preserve">: 5 ADFECGDB (fold), 10 CinC 2013 và</w:t>
+      </w:r>
+      <w:r>
+        <w:t xml:space="preserve"> </w:t>
+      </w:r>
+      <w:r>
+        <w:t xml:space="preserve">17 Silesia (production, zero-shot).</w:t>
+      </w:r>
+    </w:p>
+    <w:p>
+      <w:pPr>
+        <w:pStyle w:val="BodyText"/>
+      </w:pPr>
+      <w:r>
+        <w:t xml:space="preserve">@L</w:t>
+      </w:r>
+      <w:r>
+        <w:t xml:space="preserve">2.0cm</w:t>
+      </w:r>
+      <w:r>
+        <w:t xml:space="preserve"> </w:t>
+      </w:r>
+      <w:r>
+        <w:t xml:space="preserve">C</w:t>
+      </w:r>
+      <w:r>
+        <w:t xml:space="preserve">1.4cm</w:t>
+      </w:r>
+      <w:r>
+        <w:t xml:space="preserve"> </w:t>
+      </w:r>
+      <w:r>
+        <w:t xml:space="preserve">C</w:t>
+      </w:r>
+      <w:r>
+        <w:t xml:space="preserve">2.2cm</w:t>
+      </w:r>
+      <w:r>
+        <w:t xml:space="preserve"> </w:t>
+      </w:r>
+      <w:r>
+        <w:t xml:space="preserve">C</w:t>
+      </w:r>
+      <w:r>
+        <w:t xml:space="preserve">2.0cm</w:t>
+      </w:r>
+      <w:r>
+        <w:t xml:space="preserve"> </w:t>
+      </w:r>
+      <w:r>
+        <w:t xml:space="preserve">C</w:t>
+      </w:r>
+      <w:r>
+        <w:t xml:space="preserve">1.6cm</w:t>
+      </w:r>
+      <w:r>
+        <w:t xml:space="preserve"> </w:t>
+      </w:r>
+      <w:r>
+        <w:t xml:space="preserve">C</w:t>
+      </w:r>
+      <w:r>
+        <w:t xml:space="preserve">1.6cm</w:t>
+      </w:r>
+      <w:r>
+        <w:t xml:space="preserve"> </w:t>
+      </w:r>
+      <w:r>
+        <w:t xml:space="preserve">C</w:t>
+      </w:r>
+      <w:r>
+        <w:t xml:space="preserve">2.4cm</w:t>
+      </w:r>
+      <w:r>
+        <w:t xml:space="preserve">@</w:t>
+      </w:r>
+      <w:r>
+        <w:t xml:space="preserve"> </w:t>
+      </w:r>
+      <w:r>
+        <w:rPr>
+          <w:b/>
+          <w:bCs/>
+        </w:rPr>
+        <w:t xml:space="preserve">Chế độ</w:t>
+      </w:r>
+      <w:r>
+        <w:t xml:space="preserve"> </w:t>
+      </w:r>
+      <w:r>
+        <w:t xml:space="preserve">&amp;</w:t>
+      </w:r>
+      <w:r>
+        <w:t xml:space="preserve"> </w:t>
+      </w:r>
+      <w:r>
+        <w:rPr>
+          <w:b/>
+          <w:bCs/>
+        </w:rPr>
+        <w:t xml:space="preserve">Đèn</w:t>
+      </w:r>
+      <w:r>
+        <w:t xml:space="preserve"> </w:t>
+      </w:r>
+      <w:r>
+        <w:t xml:space="preserve">&amp;</w:t>
+      </w:r>
+      <w:r>
+        <w:t xml:space="preserve"> </w:t>
+      </w:r>
+      <w:r>
+        <w:rPr>
+          <w:b/>
+          <w:bCs/>
+        </w:rPr>
+        <w:t xml:space="preserve">Số bản ghi</w:t>
+      </w:r>
+      <w:r>
+        <w:t xml:space="preserve"> </w:t>
+      </w:r>
+      <w:r>
+        <w:t xml:space="preserve">&amp;</w:t>
+      </w:r>
+      <w:r>
+        <w:t xml:space="preserve"> </w:t>
+      </w:r>
+      <w:r>
+        <w:rPr>
+          <w:b/>
+          <w:bCs/>
+        </w:rPr>
+        <w:t xml:space="preserve">F1 trung bình</w:t>
+      </w:r>
+      <w:r>
+        <w:t xml:space="preserve"> </w:t>
+      </w:r>
+      <w:r>
+        <w:t xml:space="preserve">&amp;</w:t>
+      </w:r>
+      <w:r>
+        <w:t xml:space="preserve"> </w:t>
+      </w:r>
+      <w:r>
+        <w:rPr>
+          <w:b/>
+          <w:bCs/>
+        </w:rPr>
+        <w:t xml:space="preserve">F1 thấp nhất</w:t>
+      </w:r>
+      <w:r>
+        <w:t xml:space="preserve"> </w:t>
+      </w:r>
+      <w:r>
+        <w:t xml:space="preserve">&amp;</w:t>
+      </w:r>
+      <w:r>
+        <w:t xml:space="preserve"> </w:t>
+      </w:r>
+      <w:r>
+        <w:rPr>
+          <w:b/>
+          <w:bCs/>
+        </w:rPr>
+        <w:t xml:space="preserve">F1 cao nhất</w:t>
+      </w:r>
+      <w:r>
+        <w:t xml:space="preserve"> </w:t>
+      </w:r>
+      <w:r>
+        <w:t xml:space="preserve">&amp;</w:t>
+      </w:r>
+      <w:r>
+        <w:t xml:space="preserve"> </w:t>
+      </w:r>
+      <w:r>
+        <w:rPr>
+          <w:b/>
+          <w:bCs/>
+        </w:rPr>
+        <w:t xml:space="preserve">Lỗi nguy hiểm / thận trọng</w:t>
+      </w:r>
+      <w:r>
+        <w:br/>
+      </w:r>
+      <w:r>
+        <w:t xml:space="preserve">&amp; &amp; 14 &amp;</w:t>
+      </w:r>
+      <w:r>
+        <w:t xml:space="preserve"> </w:t>
+      </w:r>
+      <w:r>
+        <w:rPr>
+          <w:b/>
+          <w:bCs/>
+        </w:rPr>
+        <w:t xml:space="preserve">99,92</w:t>
+      </w:r>
+      <w:r>
+        <w:t xml:space="preserve"> </w:t>
+      </w:r>
+      <w:r>
+        <w:t xml:space="preserve">&amp; 99,76 &amp; 100,00 &amp;</w:t>
+      </w:r>
+      <w:r>
+        <w:br/>
+      </w:r>
+      <w:r>
+        <w:t xml:space="preserve">&amp; vàng &amp; 9 &amp; 98,66 &amp; 96,54 &amp; 100,00 &amp;</w:t>
+      </w:r>
+      <w:r>
+        <w:br/>
+      </w:r>
+      <w:r>
+        <w:t xml:space="preserve">&amp; &amp; 9 &amp; 44,99 &amp; 16,96 &amp; 80,90 &amp;</w:t>
+      </w:r>
+      <w:r>
+        <w:br/>
+      </w:r>
+      <w:r>
+        <w:t xml:space="preserve">&amp; &amp; 22 &amp; 99,41 &amp; 96,54 &amp; 100,00 &amp;</w:t>
+      </w:r>
+      <w:r>
+        <w:br/>
+      </w:r>
+      <w:r>
+        <w:t xml:space="preserve">&amp; vàng &amp; 7 &amp; 58,18 &amp; 21,05 &amp; 99,76 &amp;</w:t>
+      </w:r>
+      <w:r>
+        <w:br/>
+      </w:r>
+      <w:r>
+        <w:t xml:space="preserve">&amp; &amp; 3 &amp; 32,48 &amp; 16,96 &amp; 58,72 &amp;</w:t>
+      </w:r>
+      <w:r>
+        <w:br/>
+      </w:r>
+    </w:p>
+    <w:p>
+      <w:pPr>
+        <w:pStyle w:val="BodyText"/>
+      </w:pPr>
+      <w:r>
+        <w:t xml:space="preserve">Hai chế độ hoà nhau ở tiêu chí quan trọng nhất — không lỗi nguy hiểm — nhưng khác nhau ở cách xử lý</w:t>
+      </w:r>
+      <w:r>
+        <w:t xml:space="preserve"> </w:t>
+      </w:r>
+      <w:r>
+        <w:t xml:space="preserve">vùng giữa. Chế độ học đưa</w:t>
+      </w:r>
+      <w:r>
+        <w:t xml:space="preserve"> </w:t>
+      </w:r>
+      <w:r>
+        <w:rPr>
+          <w:b/>
+          <w:bCs/>
+        </w:rPr>
+        <w:t xml:space="preserve">cả 6 bản ghi mô hình thất bại</w:t>
+      </w:r>
+      <w:r>
+        <w:t xml:space="preserve"> </w:t>
+      </w:r>
+      <w:r>
+        <w:t xml:space="preserve">(a01, a06, a07, a10, B1_06, B2_03)</w:t>
+      </w:r>
+      <w:r>
+        <w:t xml:space="preserve"> </w:t>
+      </w:r>
+      <w:r>
+        <w:t xml:space="preserve">xuống đỏ, trong khi luật để chúng ở vàng lẫn với bản ghi tốt. Nhóm vàng của chế độ học vì vậy sạch</w:t>
+      </w:r>
+      <w:r>
+        <w:t xml:space="preserve"> </w:t>
+      </w:r>
+      <w:r>
+        <w:t xml:space="preserve">(F1 thấp nhất 96,54); nhóm vàng của luật trộn 21,05 với 99,76. Tương quan Spearman giữa điểm tin cậy và F1</w:t>
+      </w:r>
+      <w:r>
+        <w:t xml:space="preserve"> </w:t>
+      </w:r>
+      <w:r>
+        <w:t xml:space="preserve">thật: học 0,90, luật 0,71.</w:t>
+      </w:r>
+    </w:p>
+    <w:p>
+      <w:pPr>
+        <w:pStyle w:val="BodyText"/>
+      </w:pPr>
+      <w:r>
+        <w:t xml:space="preserve">Giá phải trả là độ phủ: chế độ học chỉ bật xanh 43,8% bản ghi so với 68,8% của luật. Trên 17 bản ghi</w:t>
+      </w:r>
+      <w:r>
+        <w:t xml:space="preserve"> </w:t>
+      </w:r>
+      <w:r>
+        <w:t xml:space="preserve">Silesia — tập độc lập thật sự với cả hai chế độ — luật phủ xanh 82,4% (F1 thấp nhất 97,70) còn học chỉ</w:t>
+      </w:r>
+      <w:r>
+        <w:t xml:space="preserve"> </w:t>
+      </w:r>
+      <w:r>
+        <w:t xml:space="preserve">35,3%, cùng 0 lỗi nguy hiểm. Chế độ học</w:t>
+      </w:r>
+      <w:r>
+        <w:t xml:space="preserve"> </w:t>
       </w:r>
       <w:r>
         <w:rPr>
           <w:i/>
           <w:iCs/>
         </w:rPr>
+        <w:t xml:space="preserve">quá thận trọng</w:t>
+      </w:r>
+      <w:r>
+        <w:t xml:space="preserve"> </w:t>
+      </w:r>
+      <w:r>
+        <w:t xml:space="preserve">trên thai kỳ vì ngưỡng hiệu chuẩn trên dữ</w:t>
+      </w:r>
+      <w:r>
+        <w:t xml:space="preserve"> </w:t>
+      </w:r>
+      <w:r>
+        <w:t xml:space="preserve">liệu chuyển dạ. Nhóm giữ</w:t>
+      </w:r>
+      <w:r>
+        <w:t xml:space="preserve"> </w:t>
+      </w:r>
+      <w:r>
+        <w:rPr>
+          <w:rStyle w:val="VerbatimChar"/>
+        </w:rPr>
+        <w:t xml:space="preserve">hoc</w:t>
+      </w:r>
+      <w:r>
+        <w:t xml:space="preserve"> </w:t>
+      </w:r>
+      <w:r>
+        <w:t xml:space="preserve">làm mặc định vì an toàn hơn ở vùng giữa, và ghi rõ việc hiệu chuẩn</w:t>
+      </w:r>
+      <w:r>
+        <w:t xml:space="preserve"> </w:t>
+      </w:r>
+      <w:r>
+        <w:t xml:space="preserve">lại ngưỡng trên dữ liệu thai kỳ là bước tiếp theo —</w:t>
+      </w:r>
+      <w:r>
+        <w:t xml:space="preserve"> </w:t>
+      </w:r>
+      <w:r>
+        <w:rPr>
+          <w:b/>
+          <w:bCs/>
+        </w:rPr>
+        <w:t xml:space="preserve">không được dùng 32 bản ghi này</w:t>
+      </w:r>
+      <w:r>
+        <w:t xml:space="preserve"> </w:t>
+      </w:r>
+      <w:r>
+        <w:t xml:space="preserve">để làm việc đó.</w:t>
+      </w:r>
+    </w:p>
+    <w:bookmarkEnd w:id="140"/>
+    <w:bookmarkStart w:id="141" w:name="giao-diện-lập-trình-và-đóng-gói"/>
+    <w:p>
+      <w:pPr>
+        <w:pStyle w:val="Heading2"/>
+      </w:pPr>
+      <w:r>
+        <w:rPr>
+          <w:rStyle w:val="SectionNumber"/>
+        </w:rPr>
+        <w:t xml:space="preserve">8.4</w:t>
+      </w:r>
+      <w:r>
+        <w:tab/>
+      </w:r>
+      <w:r>
+        <w:t xml:space="preserve">Giao diện lập trình và đóng gói</w:t>
+      </w:r>
+    </w:p>
+    <w:p>
+      <w:pPr>
+        <w:pStyle w:val="FirstParagraph"/>
+      </w:pPr>
+      <w:r>
+        <w:t xml:space="preserve">Ngoài giao diện web, nhóm bọc cùng lõi</w:t>
+      </w:r>
+      <w:r>
+        <w:t xml:space="preserve"> </w:t>
+      </w:r>
+      <w:r>
+        <w:rPr>
+          <w:rStyle w:val="VerbatimChar"/>
+        </w:rPr>
+        <w:t xml:space="preserve">demo/core.py</w:t>
+      </w:r>
+      <w:r>
+        <w:t xml:space="preserve"> </w:t>
+      </w:r>
+      <w:r>
+        <w:t xml:space="preserve">thành dịch vụ REST (</w:t>
+      </w:r>
+      <w:r>
+        <w:rPr>
+          <w:rStyle w:val="VerbatimChar"/>
+        </w:rPr>
+        <w:t xml:space="preserve">api/main.py</w:t>
+      </w:r>
+      <w:r>
+        <w:t xml:space="preserve">,</w:t>
+      </w:r>
+      <w:r>
+        <w:t xml:space="preserve"> </w:t>
+      </w:r>
+      <w:r>
+        <w:t xml:space="preserve">FastAPI):</w:t>
+      </w:r>
+      <w:r>
+        <w:t xml:space="preserve"> </w:t>
+      </w:r>
+      <w:r>
+        <w:rPr>
+          <w:rStyle w:val="VerbatimChar"/>
+        </w:rPr>
+        <w:t xml:space="preserve">GET /health</w:t>
+      </w:r>
+      <w:r>
+        <w:t xml:space="preserve">,</w:t>
+      </w:r>
+      <w:r>
+        <w:t xml:space="preserve"> </w:t>
+      </w:r>
+      <w:r>
+        <w:rPr>
+          <w:rStyle w:val="VerbatimChar"/>
+        </w:rPr>
+        <w:t xml:space="preserve">GET /model</w:t>
+      </w:r>
+      <w:r>
+        <w:t xml:space="preserve">,</w:t>
+      </w:r>
+      <w:r>
+        <w:t xml:space="preserve"> </w:t>
+      </w:r>
+      <w:r>
+        <w:rPr>
+          <w:rStyle w:val="VerbatimChar"/>
+        </w:rPr>
+        <w:t xml:space="preserve">POST /analyze</w:t>
+      </w:r>
+      <w:r>
+        <w:t xml:space="preserve"> </w:t>
+      </w:r>
+      <w:r>
+        <w:t xml:space="preserve">nhận EDF/CSV/NPY và trả JSON</w:t>
+      </w:r>
+      <w:r>
+        <w:t xml:space="preserve"> </w:t>
+      </w:r>
+      <w:r>
+        <w:t xml:space="preserve">gồm vị trí nhịp, nhịp tim, đèn tin cậy và độ trễ. Lỗi đầu vào trả mã 4xx có thông điệp, không bao giờ là</w:t>
+      </w:r>
+      <w:r>
+        <w:t xml:space="preserve"> </w:t>
+      </w:r>
+      <w:r>
+        <w:t xml:space="preserve">traceback. Đã kiểm thử bằng</w:t>
+      </w:r>
+      <w:r>
+        <w:t xml:space="preserve"> </w:t>
+      </w:r>
+      <w:r>
+        <w:rPr>
+          <w:rStyle w:val="VerbatimChar"/>
+        </w:rPr>
+        <w:t xml:space="preserve">TestClient</w:t>
+      </w:r>
+      <w:r>
+        <w:t xml:space="preserve"> </w:t>
+      </w:r>
+      <w:r>
+        <w:t xml:space="preserve">và bằng dịch vụ thật qua</w:t>
+      </w:r>
+      <w:r>
+        <w:t xml:space="preserve"> </w:t>
+      </w:r>
+      <w:r>
+        <w:rPr>
+          <w:rStyle w:val="VerbatimChar"/>
+        </w:rPr>
+        <w:t xml:space="preserve">curl</w:t>
+      </w:r>
+      <w:r>
+        <w:t xml:space="preserve">:</w:t>
+      </w:r>
+      <w:r>
+        <w:t xml:space="preserve"> </w:t>
+      </w:r>
+      <w:r>
+        <w:rPr>
+          <w:rStyle w:val="VerbatimChar"/>
+        </w:rPr>
+        <w:t xml:space="preserve">/analyze</w:t>
+      </w:r>
+      <w:r>
+        <w:t xml:space="preserve"> </w:t>
+      </w:r>
+      <w:r>
+        <w:t xml:space="preserve">trên 10 giây r01 trả 22 nhịp, 128,6 nhịp/phút, độ trễ mô hình 68 ms.</w:t>
+      </w:r>
+      <w:r>
+        <w:t xml:space="preserve"> </w:t>
+      </w:r>
+      <w:r>
+        <w:rPr>
+          <w:rStyle w:val="VerbatimChar"/>
+        </w:rPr>
+        <w:t xml:space="preserve">Dockerfile</w:t>
+      </w:r>
+      <w:r>
+        <w:t xml:space="preserve"> </w:t>
+      </w:r>
+      <w:r>
+        <w:t xml:space="preserve">và</w:t>
+      </w:r>
+      <w:r>
+        <w:t xml:space="preserve"> </w:t>
+      </w:r>
+      <w:r>
+        <w:rPr>
+          <w:rStyle w:val="VerbatimChar"/>
+        </w:rPr>
+        <w:t xml:space="preserve">docker-compose.yml</w:t>
+      </w:r>
+      <w:r>
+        <w:t xml:space="preserve"> </w:t>
+      </w:r>
+      <w:r>
+        <w:t xml:space="preserve">đã viết; chưa build được vì máy phát triển không chạy Docker engine, đã ghi</w:t>
+      </w:r>
+      <w:r>
+        <w:t xml:space="preserve"> </w:t>
+      </w:r>
+      <w:r>
+        <w:t xml:space="preserve">rõ trong</w:t>
+      </w:r>
+      <w:r>
+        <w:t xml:space="preserve"> </w:t>
+      </w:r>
+      <w:r>
+        <w:rPr>
+          <w:rStyle w:val="VerbatimChar"/>
+        </w:rPr>
+        <w:t xml:space="preserve">api/README.md</w:t>
+      </w:r>
+      <w:r>
+        <w:t xml:space="preserve">.</w:t>
+      </w:r>
+    </w:p>
+    <w:p>
+      <w:pPr>
+        <w:pStyle w:val="BodyText"/>
+      </w:pPr>
+      <w:r>
+        <w:t xml:space="preserve">Bộ kiểm thử tự động hiện có</w:t>
+      </w:r>
+      <w:r>
+        <w:t xml:space="preserve"> </w:t>
+      </w:r>
+      <w:r>
+        <w:rPr>
+          <w:b/>
+          <w:bCs/>
+        </w:rPr>
+        <w:t xml:space="preserve">53 test</w:t>
+      </w:r>
+      <w:r>
+        <w:t xml:space="preserve"> </w:t>
+      </w:r>
+      <w:r>
+        <w:t xml:space="preserve">(API 13, kiểm thử nhanh 16, lõi demo 10, fSQI 6, baseline 4,</w:t>
+      </w:r>
+      <w:r>
+        <w:t xml:space="preserve"> </w:t>
+      </w:r>
+      <w:r>
+        <w:t xml:space="preserve">loader Silesia 4), chạy 17 giây, và chạy trên CI với hai phiên bản Python.</w:t>
+      </w:r>
+    </w:p>
+    <w:bookmarkEnd w:id="141"/>
+    <w:bookmarkStart w:id="142" w:name="kịch-bản-trình-bày-ba-phút"/>
+    <w:p>
+      <w:pPr>
+        <w:pStyle w:val="Heading2"/>
+      </w:pPr>
+      <w:r>
+        <w:rPr>
+          <w:rStyle w:val="SectionNumber"/>
+        </w:rPr>
+        <w:t xml:space="preserve">8.5</w:t>
+      </w:r>
+      <w:r>
+        <w:tab/>
+      </w:r>
+      <w:r>
+        <w:t xml:space="preserve">Kịch bản trình bày ba phút</w:t>
+      </w:r>
+    </w:p>
+    <w:p>
+      <w:pPr>
+        <w:pStyle w:val="FirstParagraph"/>
+      </w:pPr>
+      <w:r>
+        <w:t xml:space="preserve">@C</w:t>
+      </w:r>
+      <w:r>
+        <w:t xml:space="preserve">1.6cm</w:t>
+      </w:r>
+      <w:r>
+        <w:t xml:space="preserve"> </w:t>
+      </w:r>
+      <w:r>
+        <w:t xml:space="preserve">L</w:t>
+      </w:r>
+      <w:r>
+        <w:t xml:space="preserve">5.2cm</w:t>
+      </w:r>
+      <w:r>
+        <w:t xml:space="preserve"> </w:t>
+      </w:r>
+      <w:r>
+        <w:t xml:space="preserve">L</w:t>
+      </w:r>
+      <w:r>
+        <w:t xml:space="preserve">7.4cm</w:t>
+      </w:r>
+      <w:r>
+        <w:t xml:space="preserve">@</w:t>
+      </w:r>
+      <w:r>
+        <w:t xml:space="preserve"> </w:t>
+      </w:r>
+      <w:r>
+        <w:rPr>
+          <w:b/>
+          <w:bCs/>
+        </w:rPr>
+        <w:t xml:space="preserve">Thời điểm</w:t>
+      </w:r>
+      <w:r>
+        <w:t xml:space="preserve"> </w:t>
+      </w:r>
+      <w:r>
+        <w:t xml:space="preserve">&amp;</w:t>
+      </w:r>
+      <w:r>
+        <w:t xml:space="preserve"> </w:t>
+      </w:r>
+      <w:r>
+        <w:rPr>
+          <w:b/>
+          <w:bCs/>
+        </w:rPr>
+        <w:t xml:space="preserve">Thao tác</w:t>
+      </w:r>
+      <w:r>
+        <w:t xml:space="preserve"> </w:t>
+      </w:r>
+      <w:r>
+        <w:t xml:space="preserve">&amp;</w:t>
+      </w:r>
+      <w:r>
+        <w:t xml:space="preserve"> </w:t>
+      </w:r>
+      <w:r>
+        <w:rPr>
+          <w:b/>
+          <w:bCs/>
+        </w:rPr>
+        <w:t xml:space="preserve">Điều cần nói</w:t>
+      </w:r>
+      <w:r>
+        <w:br/>
+      </w:r>
+      <w:r>
+        <w:t xml:space="preserve">:00–0:30 &amp; Nạp r01, bấm Phân tích &amp; Năm phút tín hiệu, xử lý xong dưới một giây</w:t>
+      </w:r>
+      <w:r>
+        <w:br/>
+      </w:r>
+      <w:r>
+        <w:t xml:space="preserve">0:30–1:30 &amp; Lướt năm tab tín hiệu &amp; Đây là chỗ nhịp thai bị chôn; đây là sau khi trừ mẹ</w:t>
+      </w:r>
+      <w:r>
+        <w:br/>
+      </w:r>
+      <w:r>
+        <w:t xml:space="preserve">1:30–2:00 &amp; Bật so sánh với nhãn &amp; 644 nhịp, không sót, không thừa, F1 100</w:t>
+      </w:r>
+      <w:r>
+        <w:br/>
+      </w:r>
+      <w:r>
+        <w:t xml:space="preserve">2:00–3:00 &amp;</w:t>
+      </w:r>
+      <w:r>
+        <w:t xml:space="preserve"> </w:t>
+      </w:r>
+      <w:r>
+        <w:rPr>
+          <w:b/>
+          <w:bCs/>
+        </w:rPr>
+        <w:t xml:space="preserve">Nạp a02, bản ghi tệ nhất</w:t>
+      </w:r>
+      <w:r>
+        <w:t xml:space="preserve"> </w:t>
+      </w:r>
+      <w:r>
+        <w:t xml:space="preserve">&amp; Đèn chuyển đỏ. Hệ thống tự biết nó bám nhầm tim mẹ và</w:t>
+      </w:r>
+      <w:r>
+        <w:t xml:space="preserve"> </w:t>
+      </w:r>
+      <w:r>
+        <w:t xml:space="preserve">từ chối trả lời, thay vì báo một con số sai</w:t>
+      </w:r>
+      <w:r>
+        <w:br/>
+      </w:r>
+    </w:p>
+    <w:p>
+      <w:pPr>
+        <w:pStyle w:val="BodyText"/>
+      </w:pPr>
+      <w:r>
+        <w:t xml:space="preserve">Demo chỉ chạy trên ca đẹp thì ai cũng làm được. Demo dám chạy trên ca xấu và</w:t>
+      </w:r>
+      <w:r>
         <w:t xml:space="preserve"> </w:t>
       </w:r>
       <w:r>
@@ -24615,18 +28524,97 @@
           <w:i/>
           <w:iCs/>
         </w:rPr>
-        <w:t xml:space="preserve">tin được</w:t>
-      </w:r>
-      <w:r>
-        <w:t xml:space="preserve">. Sai số duy nhất là theo chiều thận trọng — r04 bị đèn vàng dù F1 là 99,76.</w:t>
-      </w:r>
-    </w:p>
-    <w:p>
-      <w:pPr>
-        <w:pStyle w:val="BodyText"/>
-      </w:pPr>
-      <w:r>
-        <w:t xml:space="preserve">Trên CinC 2013, nếu chỉ trả lời khi đèn xanh thì macro F1 của phần được trả lời là</w:t>
+        <w:t xml:space="preserve">tự thừa nhận</w:t>
+      </w:r>
+      <w:r>
+        <w:t xml:space="preserve"> </w:t>
+      </w:r>
+      <w:r>
+        <w:t xml:space="preserve">mới</w:t>
+      </w:r>
+      <w:r>
+        <w:t xml:space="preserve"> </w:t>
+      </w:r>
+      <w:r>
+        <w:t xml:space="preserve">là điểm khác biệt.</w:t>
+      </w:r>
+    </w:p>
+    <w:bookmarkEnd w:id="142"/>
+    <w:bookmarkEnd w:id="143"/>
+    <w:bookmarkStart w:id="151" w:name="sec:agent"/>
+    <w:p>
+      <w:pPr>
+        <w:pStyle w:val="Heading1"/>
+      </w:pPr>
+      <w:r>
+        <w:rPr>
+          <w:rStyle w:val="SectionNumber"/>
+        </w:rPr>
+        <w:t xml:space="preserve">9</w:t>
+      </w:r>
+      <w:r>
+        <w:tab/>
+      </w:r>
+      <w:r>
+        <w:t xml:space="preserve">Khảo sát ý tưởng hệ thống nhiều mô hình</w:t>
+      </w:r>
+    </w:p>
+    <w:p>
+      <w:pPr>
+        <w:pStyle w:val="FirstParagraph"/>
+      </w:pPr>
+      <w:r>
+        <w:t xml:space="preserve">Một hướng nhóm cân nhắc là: thay vì một mô hình duy nhất, xây một hệ thống nhiều tác tử, mỗi nhiệm vụ</w:t>
+      </w:r>
+      <w:r>
+        <w:t xml:space="preserve"> </w:t>
+      </w:r>
+      <w:r>
+        <w:t xml:space="preserve">con dùng mô hình tối ưu riêng cho nó. Mục này là kết quả khảo sát nghiêm túc ý tưởng đó, dựa trên bằng</w:t>
+      </w:r>
+      <w:r>
+        <w:t xml:space="preserve"> </w:t>
+      </w:r>
+      <w:r>
+        <w:t xml:space="preserve">chứng từ 30 công trình đã đọc và từ số đo của chính nhóm.</w:t>
+      </w:r>
+    </w:p>
+    <w:bookmarkStart w:id="144" w:name="X048d31c6c3c2be3157d1ec337809a28c709351d"/>
+    <w:p>
+      <w:pPr>
+        <w:pStyle w:val="Heading2"/>
+      </w:pPr>
+      <w:r>
+        <w:rPr>
+          <w:rStyle w:val="SectionNumber"/>
+        </w:rPr>
+        <w:t xml:space="preserve">9.1</w:t>
+      </w:r>
+      <w:r>
+        <w:tab/>
+      </w:r>
+      <w:r>
+        <w:t xml:space="preserve">Nhận xét đầu tiên: pipeline hiện tại đã là hệ dị thể</w:t>
+      </w:r>
+    </w:p>
+    <w:p>
+      <w:pPr>
+        <w:pStyle w:val="FirstParagraph"/>
+      </w:pPr>
+      <w:r>
+        <w:t xml:space="preserve">Pipeline của nhóm hiện gồm bốn khối dùng bốn loại công cụ khác nhau: lọc Butterworth (xử lý tín hiệu</w:t>
+      </w:r>
+      <w:r>
+        <w:t xml:space="preserve"> </w:t>
+      </w:r>
+      <w:r>
+        <w:t xml:space="preserve">cổ điển), mẫu trung vị kết hợp bình phương tối thiểu (thống kê cổ điển), mạng tích chập giãn nở (học sâu),</w:t>
+      </w:r>
+      <w:r>
+        <w:t xml:space="preserve"> </w:t>
+      </w:r>
+      <w:r>
+        <w:t xml:space="preserve">và lấy đỉnh có thời gian trơ (luật xác định). Đây</w:t>
       </w:r>
       <w:r>
         <w:t xml:space="preserve"> </w:t>
@@ -24636,39 +28624,32 @@
           <w:b/>
           <w:bCs/>
         </w:rPr>
-        <w:t xml:space="preserve">100,00</w:t>
-      </w:r>
-      <w:r>
-        <w:t xml:space="preserve"> </w:t>
-      </w:r>
-      <w:r>
-        <w:t xml:space="preserve">trên 4/10 bản ghi, và hệ thống</w:t>
-      </w:r>
-      <w:r>
-        <w:t xml:space="preserve"> </w:t>
-      </w:r>
-      <w:r>
-        <w:rPr>
-          <w:i/>
-          <w:iCs/>
-        </w:rPr>
-        <w:t xml:space="preserve">từ chối</w:t>
-      </w:r>
-      <w:r>
-        <w:t xml:space="preserve"> </w:t>
-      </w:r>
-      <w:r>
-        <w:t xml:space="preserve">6 bản ghi còn lại thay vì báo sai. Đây là minh hoạ cụ thể</w:t>
-      </w:r>
-      <w:r>
-        <w:t xml:space="preserve"> </w:t>
-      </w:r>
-      <w:r>
-        <w:t xml:space="preserve">cho đóng góp C3 trước khi thay luật cứng bằng chỉ số topo học được.</w:t>
-      </w:r>
-    </w:p>
-    <w:bookmarkEnd w:id="120"/>
-    <w:bookmarkStart w:id="121" w:name="kịch-bản-trình-bày-ba-phút"/>
+        <w:t xml:space="preserve">đã là</w:t>
+      </w:r>
+      <w:r>
+        <w:t xml:space="preserve"> </w:t>
+      </w:r>
+      <w:r>
+        <w:t xml:space="preserve">nguyên tắc</w:t>
+      </w:r>
+      <w:r>
+        <w:t xml:space="preserve"> </w:t>
+      </w:r>
+      <w:r>
+        <w:t xml:space="preserve">“mỗi việc một công cụ tối ưu”</w:t>
+      </w:r>
+      <w:r>
+        <w:t xml:space="preserve">.</w:t>
+      </w:r>
+      <w:r>
+        <w:t xml:space="preserve"> </w:t>
+      </w:r>
+      <w:r>
+        <w:t xml:space="preserve">Thêm một tầng điều phối lên trên chỉ đổi tên gọi chứ không thêm năng lực.</w:t>
+      </w:r>
+    </w:p>
+    <w:bookmarkEnd w:id="144"/>
+    <w:bookmarkStart w:id="146" w:name="Xf5d9454dccbe49b80cc4386286f5f520a2a6c80"/>
     <w:p>
       <w:pPr>
         <w:pStyle w:val="Heading2"/>
@@ -24677,297 +28658,16 @@
         <w:rPr>
           <w:rStyle w:val="SectionNumber"/>
         </w:rPr>
-        <w:t xml:space="preserve">8.3</w:t>
+        <w:t xml:space="preserve">9.2</w:t>
       </w:r>
       <w:r>
         <w:tab/>
       </w:r>
       <w:r>
-        <w:t xml:space="preserve">Kịch bản trình bày ba phút</w:t>
-      </w:r>
-    </w:p>
-    <w:p>
-      <w:pPr>
-        <w:pStyle w:val="FirstParagraph"/>
-      </w:pPr>
-      <w:r>
-        <w:t xml:space="preserve">@C</w:t>
-      </w:r>
-      <w:r>
-        <w:t xml:space="preserve">1.6cm</w:t>
-      </w:r>
-      <w:r>
-        <w:t xml:space="preserve"> </w:t>
-      </w:r>
-      <w:r>
-        <w:t xml:space="preserve">L</w:t>
-      </w:r>
-      <w:r>
-        <w:t xml:space="preserve">5.2cm</w:t>
-      </w:r>
-      <w:r>
-        <w:t xml:space="preserve"> </w:t>
-      </w:r>
-      <w:r>
-        <w:t xml:space="preserve">L</w:t>
-      </w:r>
-      <w:r>
-        <w:t xml:space="preserve">7.4cm</w:t>
-      </w:r>
-      <w:r>
-        <w:t xml:space="preserve">@</w:t>
-      </w:r>
-      <w:r>
-        <w:t xml:space="preserve"> </w:t>
-      </w:r>
-      <w:r>
-        <w:rPr>
-          <w:b/>
-          <w:bCs/>
-        </w:rPr>
-        <w:t xml:space="preserve">Thời điểm</w:t>
-      </w:r>
-      <w:r>
-        <w:t xml:space="preserve"> </w:t>
-      </w:r>
-      <w:r>
-        <w:t xml:space="preserve">&amp;</w:t>
-      </w:r>
-      <w:r>
-        <w:t xml:space="preserve"> </w:t>
-      </w:r>
-      <w:r>
-        <w:rPr>
-          <w:b/>
-          <w:bCs/>
-        </w:rPr>
-        <w:t xml:space="preserve">Thao tác</w:t>
-      </w:r>
-      <w:r>
-        <w:t xml:space="preserve"> </w:t>
-      </w:r>
-      <w:r>
-        <w:t xml:space="preserve">&amp;</w:t>
-      </w:r>
-      <w:r>
-        <w:t xml:space="preserve"> </w:t>
-      </w:r>
-      <w:r>
-        <w:rPr>
-          <w:b/>
-          <w:bCs/>
-        </w:rPr>
-        <w:t xml:space="preserve">Điều cần nói</w:t>
-      </w:r>
-      <w:r>
-        <w:br/>
-      </w:r>
-      <w:r>
-        <w:t xml:space="preserve">:00–0:30 &amp; Nạp r01, bấm Phân tích &amp; Năm phút tín hiệu, xử lý xong dưới một giây</w:t>
-      </w:r>
-      <w:r>
-        <w:br/>
-      </w:r>
-      <w:r>
-        <w:t xml:space="preserve">0:30–1:30 &amp; Lướt năm tab tín hiệu &amp; Đây là chỗ nhịp thai bị chôn; đây là sau khi trừ mẹ</w:t>
-      </w:r>
-      <w:r>
-        <w:br/>
-      </w:r>
-      <w:r>
-        <w:t xml:space="preserve">1:30–2:00 &amp; Bật so sánh với nhãn &amp; 644 nhịp, không sót, không thừa, F1 100</w:t>
-      </w:r>
-      <w:r>
-        <w:br/>
-      </w:r>
-      <w:r>
-        <w:t xml:space="preserve">2:00–3:00 &amp;</w:t>
-      </w:r>
-      <w:r>
-        <w:t xml:space="preserve"> </w:t>
-      </w:r>
-      <w:r>
-        <w:rPr>
-          <w:b/>
-          <w:bCs/>
-        </w:rPr>
-        <w:t xml:space="preserve">Nạp a02, bản ghi tệ nhất</w:t>
-      </w:r>
-      <w:r>
-        <w:t xml:space="preserve"> </w:t>
-      </w:r>
-      <w:r>
-        <w:t xml:space="preserve">&amp; Đèn chuyển đỏ. Hệ thống tự biết nó bám nhầm tim mẹ và</w:t>
-      </w:r>
-      <w:r>
-        <w:t xml:space="preserve"> </w:t>
-      </w:r>
-      <w:r>
-        <w:t xml:space="preserve">từ chối trả lời, thay vì báo một con số sai</w:t>
-      </w:r>
-      <w:r>
-        <w:br/>
-      </w:r>
-    </w:p>
-    <w:p>
-      <w:pPr>
-        <w:pStyle w:val="BodyText"/>
-      </w:pPr>
-      <w:r>
-        <w:t xml:space="preserve">Demo chỉ chạy trên ca đẹp thì ai cũng làm được. Demo dám chạy trên ca xấu và</w:t>
-      </w:r>
-      <w:r>
-        <w:t xml:space="preserve"> </w:t>
-      </w:r>
-      <w:r>
-        <w:rPr>
-          <w:i/>
-          <w:iCs/>
-        </w:rPr>
-        <w:t xml:space="preserve">tự thừa nhận</w:t>
-      </w:r>
-      <w:r>
-        <w:t xml:space="preserve"> </w:t>
-      </w:r>
-      <w:r>
-        <w:t xml:space="preserve">mới</w:t>
-      </w:r>
-      <w:r>
-        <w:t xml:space="preserve"> </w:t>
-      </w:r>
-      <w:r>
-        <w:t xml:space="preserve">là điểm khác biệt.</w:t>
-      </w:r>
-    </w:p>
-    <w:bookmarkEnd w:id="121"/>
-    <w:bookmarkEnd w:id="122"/>
-    <w:bookmarkStart w:id="130" w:name="sec:agent"/>
-    <w:p>
-      <w:pPr>
-        <w:pStyle w:val="Heading1"/>
-      </w:pPr>
-      <w:r>
-        <w:rPr>
-          <w:rStyle w:val="SectionNumber"/>
-        </w:rPr>
-        <w:t xml:space="preserve">9</w:t>
-      </w:r>
-      <w:r>
-        <w:tab/>
-      </w:r>
-      <w:r>
-        <w:t xml:space="preserve">Khảo sát ý tưởng hệ thống nhiều mô hình</w:t>
-      </w:r>
-    </w:p>
-    <w:p>
-      <w:pPr>
-        <w:pStyle w:val="FirstParagraph"/>
-      </w:pPr>
-      <w:r>
-        <w:t xml:space="preserve">Một hướng nhóm cân nhắc là: thay vì một mô hình duy nhất, xây một hệ thống nhiều tác tử, mỗi nhiệm vụ</w:t>
-      </w:r>
-      <w:r>
-        <w:t xml:space="preserve"> </w:t>
-      </w:r>
-      <w:r>
-        <w:t xml:space="preserve">con dùng mô hình tối ưu riêng cho nó. Mục này là kết quả khảo sát nghiêm túc ý tưởng đó, dựa trên bằng</w:t>
-      </w:r>
-      <w:r>
-        <w:t xml:space="preserve"> </w:t>
-      </w:r>
-      <w:r>
-        <w:t xml:space="preserve">chứng từ 30 công trình đã đọc và từ số đo của chính nhóm.</w:t>
-      </w:r>
-    </w:p>
-    <w:bookmarkStart w:id="123" w:name="X048d31c6c3c2be3157d1ec337809a28c709351d"/>
-    <w:p>
-      <w:pPr>
-        <w:pStyle w:val="Heading2"/>
-      </w:pPr>
-      <w:r>
-        <w:rPr>
-          <w:rStyle w:val="SectionNumber"/>
-        </w:rPr>
-        <w:t xml:space="preserve">9.1</w:t>
-      </w:r>
-      <w:r>
-        <w:tab/>
-      </w:r>
-      <w:r>
-        <w:t xml:space="preserve">Nhận xét đầu tiên: pipeline hiện tại đã là hệ dị thể</w:t>
-      </w:r>
-    </w:p>
-    <w:p>
-      <w:pPr>
-        <w:pStyle w:val="FirstParagraph"/>
-      </w:pPr>
-      <w:r>
-        <w:t xml:space="preserve">Pipeline của nhóm hiện gồm bốn khối dùng bốn loại công cụ khác nhau: lọc Butterworth (xử lý tín hiệu</w:t>
-      </w:r>
-      <w:r>
-        <w:t xml:space="preserve"> </w:t>
-      </w:r>
-      <w:r>
-        <w:t xml:space="preserve">cổ điển), mẫu trung vị kết hợp bình phương tối thiểu (thống kê cổ điển), mạng tích chập giãn nở (học sâu),</w:t>
-      </w:r>
-      <w:r>
-        <w:t xml:space="preserve"> </w:t>
-      </w:r>
-      <w:r>
-        <w:t xml:space="preserve">và lấy đỉnh có thời gian trơ (luật xác định). Đây</w:t>
-      </w:r>
-      <w:r>
-        <w:t xml:space="preserve"> </w:t>
-      </w:r>
-      <w:r>
-        <w:rPr>
-          <w:b/>
-          <w:bCs/>
-        </w:rPr>
-        <w:t xml:space="preserve">đã là</w:t>
-      </w:r>
-      <w:r>
-        <w:t xml:space="preserve"> </w:t>
-      </w:r>
-      <w:r>
-        <w:t xml:space="preserve">nguyên tắc</w:t>
-      </w:r>
-      <w:r>
-        <w:t xml:space="preserve"> </w:t>
-      </w:r>
-      <w:r>
-        <w:t xml:space="preserve">“mỗi việc một công cụ tối ưu”</w:t>
-      </w:r>
-      <w:r>
-        <w:t xml:space="preserve">.</w:t>
-      </w:r>
-      <w:r>
-        <w:t xml:space="preserve"> </w:t>
-      </w:r>
-      <w:r>
-        <w:t xml:space="preserve">Thêm một tầng điều phối lên trên chỉ đổi tên gọi chứ không thêm năng lực.</w:t>
-      </w:r>
-    </w:p>
-    <w:bookmarkEnd w:id="123"/>
-    <w:bookmarkStart w:id="125" w:name="Xf5d9454dccbe49b80cc4386286f5f520a2a6c80"/>
-    <w:p>
-      <w:pPr>
-        <w:pStyle w:val="Heading2"/>
-      </w:pPr>
-      <w:r>
-        <w:rPr>
-          <w:rStyle w:val="SectionNumber"/>
-        </w:rPr>
-        <w:t xml:space="preserve">9.2</w:t>
-      </w:r>
-      <w:r>
-        <w:tab/>
-      </w:r>
-      <w:r>
         <w:t xml:space="preserve">Phân rã bảy nhiệm vụ con và mô hình tối ưu cho từng nhiệm vụ</w:t>
       </w:r>
     </w:p>
-    <w:bookmarkStart w:id="124" w:name="tab:nhiemvu"/>
+    <w:bookmarkStart w:id="145" w:name="tab:nhiemvu"/>
     <w:p>
       <w:pPr>
         <w:pStyle w:val="TableCaption"/>
@@ -25493,7 +29193,7 @@
         </w:tc>
       </w:tr>
     </w:tbl>
-    <w:bookmarkEnd w:id="124"/>
+    <w:bookmarkEnd w:id="145"/>
     <w:p>
       <w:pPr>
         <w:pStyle w:val="BodyText"/>
@@ -25556,8 +29256,8 @@
         <w:t xml:space="preserve">(khử ECG mẹ) còn tranh chấp thật sự về mô hình.</w:t>
       </w:r>
     </w:p>
-    <w:bookmarkEnd w:id="125"/>
-    <w:bookmarkStart w:id="127" w:name="y-văn-nói-gì-về-hướng-nhiều-mô-hình"/>
+    <w:bookmarkEnd w:id="146"/>
+    <w:bookmarkStart w:id="148" w:name="y-văn-nói-gì-về-hướng-nhiều-mô-hình"/>
     <w:p>
       <w:pPr>
         <w:pStyle w:val="Heading2"/>
@@ -25627,7 +29327,7 @@
         <w:t xml:space="preserve">hợp nhất và nối tầng:</w:t>
       </w:r>
     </w:p>
-    <w:bookmarkStart w:id="126" w:name="tab:ensemble"/>
+    <w:bookmarkStart w:id="147" w:name="tab:ensemble"/>
     <w:p>
       <w:pPr>
         <w:pStyle w:val="TableCaption"/>
@@ -26032,7 +29732,7 @@
         </w:tc>
       </w:tr>
     </w:tbl>
-    <w:bookmarkEnd w:id="126"/>
+    <w:bookmarkEnd w:id="147"/>
     <w:p>
       <w:pPr>
         <w:pStyle w:val="BlockText"/>
@@ -26100,8 +29800,8 @@
         <w:t xml:space="preserve">không nằm ở việc luân chuyển giữa nhiều mô hình dò. Điều này trùng khít với đóng góp C3 mà nhóm đã đề xuất.</w:t>
       </w:r>
     </w:p>
-    <w:bookmarkEnd w:id="127"/>
-    <w:bookmarkStart w:id="128" w:name="còn-bao-nhiêu-dư-địa-để-cải-tiến"/>
+    <w:bookmarkEnd w:id="148"/>
+    <w:bookmarkStart w:id="149" w:name="còn-bao-nhiêu-dư-địa-để-cải-tiến"/>
     <w:p>
       <w:pPr>
         <w:pStyle w:val="Heading2"/>
@@ -26285,8 +29985,8 @@
         <w:t xml:space="preserve">Chỗ sụp thật sự là ngoài miền: 77,34 với phân bố lưỡng cực. Đó mới là nơi đáng đầu tư.</w:t>
       </w:r>
     </w:p>
-    <w:bookmarkEnd w:id="128"/>
-    <w:bookmarkStart w:id="129" w:name="rủi-ro-và-khuyến-nghị"/>
+    <w:bookmarkEnd w:id="149"/>
+    <w:bookmarkStart w:id="150" w:name="rủi-ro-và-khuyến-nghị"/>
     <w:p>
       <w:pPr>
         <w:pStyle w:val="Heading2"/>
@@ -26351,7 +30051,7 @@
         <w:pStyle w:val="BlockText"/>
         <w:numPr>
           <w:ilvl w:val="0"/>
-          <w:numId w:val="1009"/>
+          <w:numId w:val="1010"/>
         </w:numPr>
       </w:pPr>
       <w:r>
@@ -26376,7 +30076,7 @@
         <w:pStyle w:val="BlockText"/>
         <w:numPr>
           <w:ilvl w:val="0"/>
-          <w:numId w:val="1009"/>
+          <w:numId w:val="1010"/>
         </w:numPr>
       </w:pPr>
       <w:r>
@@ -26458,7 +30158,7 @@
       <w:pPr>
         <w:numPr>
           <w:ilvl w:val="0"/>
-          <w:numId w:val="1010"/>
+          <w:numId w:val="1011"/>
         </w:numPr>
       </w:pPr>
       <w:r>
@@ -26518,7 +30218,7 @@
       <w:pPr>
         <w:numPr>
           <w:ilvl w:val="0"/>
-          <w:numId w:val="1010"/>
+          <w:numId w:val="1011"/>
         </w:numPr>
       </w:pPr>
       <w:r>
@@ -26539,7 +30239,7 @@
       <w:pPr>
         <w:numPr>
           <w:ilvl w:val="0"/>
-          <w:numId w:val="1010"/>
+          <w:numId w:val="1011"/>
         </w:numPr>
       </w:pPr>
       <w:r>
@@ -26560,7 +30260,7 @@
       <w:pPr>
         <w:numPr>
           <w:ilvl w:val="0"/>
-          <w:numId w:val="1010"/>
+          <w:numId w:val="1011"/>
         </w:numPr>
       </w:pPr>
       <w:r>
@@ -26625,9 +30325,9 @@
         <w:t xml:space="preserve">phức tạp mà nhóm không chứng minh được là cần thiết, và phản biện Q1 sẽ đánh đúng vào đó.</w:t>
       </w:r>
     </w:p>
-    <w:bookmarkEnd w:id="129"/>
-    <w:bookmarkEnd w:id="130"/>
-    <w:bookmarkStart w:id="135" w:name="sec:phanbien"/>
+    <w:bookmarkEnd w:id="150"/>
+    <w:bookmarkEnd w:id="151"/>
+    <w:bookmarkStart w:id="156" w:name="sec:phanbien"/>
     <w:p>
       <w:pPr>
         <w:pStyle w:val="Heading1"/>
@@ -26659,7 +30359,7 @@
         <w:t xml:space="preserve">đề cương vì hội đồng sẽ hỏi những câu này, và tốt hơn là nhóm trả lời trước.</w:t>
       </w:r>
     </w:p>
-    <w:bookmarkStart w:id="131" w:name="tab:yeu"/>
+    <w:bookmarkStart w:id="152" w:name="tab:yeu"/>
     <w:p>
       <w:pPr>
         <w:pStyle w:val="TableCaption"/>
@@ -26758,19 +30458,35 @@
                 <w:b/>
                 <w:bCs/>
               </w:rPr>
-              <w:t xml:space="preserve">Đã xử lý một phần</w:t>
-            </w:r>
-          </w:p>
-        </w:tc>
-        <w:tc>
-          <w:tcPr/>
-          <w:p>
-            <w:pPr>
-              <w:pStyle w:val="Compact"/>
-              <w:jc w:val="left"/>
-            </w:pPr>
-            <w:r>
-              <w:t xml:space="preserve">Bộ Silesia đã tích hợp: 22 sản phụ độc lập, trong đó 10 thai kỳ 32–42 tuần</w:t>
+              <w:t xml:space="preserve">Đã xử lý</w:t>
+            </w:r>
+          </w:p>
+        </w:tc>
+        <w:tc>
+          <w:tcPr/>
+          <w:p>
+            <w:pPr>
+              <w:pStyle w:val="Compact"/>
+              <w:jc w:val="left"/>
+            </w:pPr>
+            <w:r>
+              <w:t xml:space="preserve">Đánh giá và</w:t>
+            </w:r>
+            <w:r>
+              <w:t xml:space="preserve"> </w:t>
+            </w:r>
+            <w:r>
+              <w:rPr>
+                <w:b/>
+                <w:bCs/>
+              </w:rPr>
+              <w:t xml:space="preserve">huấn luyện</w:t>
+            </w:r>
+            <w:r>
+              <w:t xml:space="preserve"> </w:t>
+            </w:r>
+            <w:r>
+              <w:t xml:space="preserve">đều trên 22 sản phụ độc lập, 10 thai kỳ</w:t>
             </w:r>
             <w:r>
               <w:t xml:space="preserve"> </w:t>
@@ -26790,23 +30506,83 @@
               </w:r>
             </w:hyperlink>
             <w:r>
-              <w:t xml:space="preserve">).</w:t>
+              <w:t xml:space="preserve">, mục</w:t>
             </w:r>
             <w:r>
               <w:t xml:space="preserve"> </w:t>
             </w:r>
+            <w:hyperlink w:anchor="sec:model22">
+              <w:r>
+                <w:rPr>
+                  <w:rStyle w:val="Hyperlink"/>
+                </w:rPr>
+                <w:t xml:space="preserve">5.9</w:t>
+              </w:r>
+            </w:hyperlink>
+            <w:r>
+              <w:t xml:space="preserve">). Còn lại: vẫn một bệnh viện, một hệ ghi</w:t>
+            </w:r>
+          </w:p>
+        </w:tc>
+      </w:tr>
+      <w:tr>
+        <w:tc>
+          <w:tcPr/>
+          <w:p>
+            <w:pPr>
+              <w:pStyle w:val="Compact"/>
+              <w:jc w:val="left"/>
+            </w:pPr>
+            <w:r>
+              <w:t xml:space="preserve">Sụp đổ xuyên hệ ghi (CinC 2013: 77,34, lưỡng cực)</w:t>
+            </w:r>
+          </w:p>
+        </w:tc>
+        <w:tc>
+          <w:tcPr/>
+          <w:p>
+            <w:pPr>
+              <w:pStyle w:val="Compact"/>
+              <w:jc w:val="left"/>
+            </w:pPr>
             <w:r>
               <w:rPr>
                 <w:b/>
                 <w:bCs/>
               </w:rPr>
-              <w:t xml:space="preserve">Huấn luyện</w:t>
+              <w:t xml:space="preserve">Đã xử lý phần lớn</w:t>
+            </w:r>
+          </w:p>
+        </w:tc>
+        <w:tc>
+          <w:tcPr/>
+          <w:p>
+            <w:pPr>
+              <w:pStyle w:val="Compact"/>
+              <w:jc w:val="left"/>
+            </w:pPr>
+            <w:r>
+              <w:t xml:space="preserve">Mô hình 22 ca đạt 90,34, không bản ghi nào dưới 50 (mục</w:t>
             </w:r>
             <w:r>
               <w:t xml:space="preserve"> </w:t>
             </w:r>
-            <w:r>
-              <w:t xml:space="preserve">vẫn chỉ trên 5 ca; huấn luyện lại trên 22 ca là Phase P3</w:t>
+            <w:hyperlink w:anchor="sec:model22">
+              <w:r>
+                <w:rPr>
+                  <w:rStyle w:val="Hyperlink"/>
+                </w:rPr>
+                <w:t xml:space="preserve">5.9</w:t>
+              </w:r>
+            </w:hyperlink>
+            <w:r>
+              <w:t xml:space="preserve">).</w:t>
+            </w:r>
+            <w:r>
+              <w:t xml:space="preserve"> </w:t>
+            </w:r>
+            <w:r>
+              <w:t xml:space="preserve">Khoảng cách còn lại 90 so với 97–99 là phần thật sự do thiết bị</w:t>
             </w:r>
           </w:p>
         </w:tc>
@@ -27224,8 +31000,8 @@
         </w:tc>
       </w:tr>
     </w:tbl>
-    <w:bookmarkEnd w:id="131"/>
-    <w:bookmarkStart w:id="132" w:name="đánh-giá-thẳng-thắn-ba-đóng-góp"/>
+    <w:bookmarkEnd w:id="152"/>
+    <w:bookmarkStart w:id="153" w:name="đánh-giá-thẳng-thắn-ba-đóng-góp"/>
     <w:p>
       <w:pPr>
         <w:pStyle w:val="Heading2"/>
@@ -27508,8 +31284,8 @@
         <w:t xml:space="preserve">.</w:t>
       </w:r>
     </w:p>
-    <w:bookmarkEnd w:id="132"/>
-    <w:bookmarkStart w:id="134" w:name="kiến-trúc-nhóm-đã-cân-nhắc-và-loại"/>
+    <w:bookmarkEnd w:id="153"/>
+    <w:bookmarkStart w:id="155" w:name="kiến-trúc-nhóm-đã-cân-nhắc-và-loại"/>
     <w:p>
       <w:pPr>
         <w:pStyle w:val="Heading2"/>
@@ -27544,7 +31320,7 @@
         <w:t xml:space="preserve">, nhóm đã rà soát các họ kiến trúc 2024–2026.</w:t>
       </w:r>
     </w:p>
-    <w:bookmarkStart w:id="133" w:name="tab:loai"/>
+    <w:bookmarkStart w:id="154" w:name="tab:loai"/>
     <w:p>
       <w:pPr>
         <w:pStyle w:val="TableCaption"/>
@@ -27840,7 +31616,7 @@
         </w:tc>
       </w:tr>
     </w:tbl>
-    <w:bookmarkEnd w:id="133"/>
+    <w:bookmarkEnd w:id="154"/>
     <w:p>
       <w:pPr>
         <w:pStyle w:val="BlockText"/>
@@ -27904,9 +31680,9 @@
         <w:t xml:space="preserve">thí nghiệm loại bỏ, chứ không được trích dẫn suy luận.</w:t>
       </w:r>
     </w:p>
-    <w:bookmarkEnd w:id="134"/>
-    <w:bookmarkEnd w:id="135"/>
-    <w:bookmarkStart w:id="140" w:name="kế-hoạch-triển-khai-24-tuần"/>
+    <w:bookmarkEnd w:id="155"/>
+    <w:bookmarkEnd w:id="156"/>
+    <w:bookmarkStart w:id="161" w:name="kế-hoạch-triển-khai-24-tuần"/>
     <w:p>
       <w:pPr>
         <w:pStyle w:val="Heading1"/>
@@ -27924,7 +31700,7 @@
         <w:t xml:space="preserve">Kế hoạch triển khai 24 tuần</w:t>
       </w:r>
     </w:p>
-    <w:bookmarkStart w:id="137" w:name="mười-hai-giai-đoạn"/>
+    <w:bookmarkStart w:id="158" w:name="mười-hai-giai-đoạn"/>
     <w:p>
       <w:pPr>
         <w:pStyle w:val="Heading2"/>
@@ -27942,7 +31718,7 @@
         <w:t xml:space="preserve">Mười hai giai đoạn</w:t>
       </w:r>
     </w:p>
-    <w:bookmarkStart w:id="136" w:name="tab:plan"/>
+    <w:bookmarkStart w:id="157" w:name="tab:plan"/>
     <w:p>
       <w:pPr>
         <w:pStyle w:val="TableCaption"/>
@@ -28776,7 +32552,7 @@
         </w:tc>
       </w:tr>
     </w:tbl>
-    <w:bookmarkEnd w:id="136"/>
+    <w:bookmarkEnd w:id="157"/>
     <w:p>
       <w:pPr>
         <w:pStyle w:val="BlockText"/>
@@ -28794,7 +32570,7 @@
         <w:pStyle w:val="BlockText"/>
         <w:numPr>
           <w:ilvl w:val="0"/>
-          <w:numId w:val="1011"/>
+          <w:numId w:val="1012"/>
         </w:numPr>
       </w:pPr>
       <w:r>
@@ -28836,7 +32612,7 @@
         <w:pStyle w:val="BlockText"/>
         <w:numPr>
           <w:ilvl w:val="0"/>
-          <w:numId w:val="1011"/>
+          <w:numId w:val="1012"/>
         </w:numPr>
       </w:pPr>
       <w:r>
@@ -28878,7 +32654,7 @@
         <w:pStyle w:val="BlockText"/>
         <w:numPr>
           <w:ilvl w:val="0"/>
-          <w:numId w:val="1011"/>
+          <w:numId w:val="1012"/>
         </w:numPr>
       </w:pPr>
       <w:r>
@@ -28914,7 +32690,7 @@
         <w:pStyle w:val="BlockText"/>
         <w:numPr>
           <w:ilvl w:val="0"/>
-          <w:numId w:val="1011"/>
+          <w:numId w:val="1012"/>
         </w:numPr>
       </w:pPr>
       <w:r>
@@ -28956,7 +32732,7 @@
         <w:pStyle w:val="BlockText"/>
         <w:numPr>
           <w:ilvl w:val="0"/>
-          <w:numId w:val="1011"/>
+          <w:numId w:val="1012"/>
         </w:numPr>
       </w:pPr>
       <w:r>
@@ -28964,13 +32740,69 @@
           <w:b/>
           <w:bCs/>
         </w:rPr>
+        <w:t xml:space="preserve">P8</w:t>
+      </w:r>
+      <w:r>
+        <w:t xml:space="preserve"> </w:t>
+      </w:r>
+      <w:r>
+        <w:t xml:space="preserve">phần lớn: đường cong F1–SNR với nhiễu MIT-BIH (mục</w:t>
+      </w:r>
+      <w:r>
+        <w:t xml:space="preserve"> </w:t>
+      </w:r>
+      <w:hyperlink w:anchor="sec:snr">
+        <w:r>
+          <w:rPr>
+            <w:rStyle w:val="Hyperlink"/>
+          </w:rPr>
+          <w:t xml:space="preserve">5.8</w:t>
+        </w:r>
+      </w:hyperlink>
+      <w:r>
+        <w:t xml:space="preserve">) và đường cong hiệu quả</w:t>
+      </w:r>
+      <w:r>
+        <w:t xml:space="preserve"> </w:t>
+      </w:r>
+      <w:r>
+        <w:t xml:space="preserve">mẫu (mục</w:t>
+      </w:r>
+      <w:r>
+        <w:t xml:space="preserve"> </w:t>
+      </w:r>
+      <w:hyperlink w:anchor="sec:model22">
+        <w:r>
+          <w:rPr>
+            <w:rStyle w:val="Hyperlink"/>
+          </w:rPr>
+          <w:t xml:space="preserve">5.9</w:t>
+        </w:r>
+      </w:hyperlink>
+      <w:r>
+        <w:t xml:space="preserve">) xong. Còn ba seed cho bảng kiến trúc.</w:t>
+      </w:r>
+    </w:p>
+    <w:p>
+      <w:pPr>
+        <w:pStyle w:val="BlockText"/>
+        <w:numPr>
+          <w:ilvl w:val="0"/>
+          <w:numId w:val="1012"/>
+        </w:numPr>
+      </w:pPr>
+      <w:r>
+        <w:rPr>
+          <w:b/>
+          <w:bCs/>
+        </w:rPr>
         <w:t xml:space="preserve">P9</w:t>
       </w:r>
       <w:r>
         <w:t xml:space="preserve"> </w:t>
       </w:r>
       <w:r>
-        <w:t xml:space="preserve">một phần: demo Gradio chạy được, kiểm thử ba tầng, ảnh chụp thật (mục</w:t>
+        <w:t xml:space="preserve">phần lớn: demo Gradio với đèn học được, API REST, 53 test, CI (mục</w:t>
       </w:r>
       <w:r>
         <w:t xml:space="preserve"> </w:t>
@@ -28984,31 +32816,116 @@
         </w:r>
       </w:hyperlink>
       <w:r>
-        <w:t xml:space="preserve">).</w:t>
-      </w:r>
-      <w:r>
-        <w:t xml:space="preserve"> </w:t>
-      </w:r>
-      <w:r>
-        <w:t xml:space="preserve">Còn API và Docker.</w:t>
+        <w:t xml:space="preserve">). Docker</w:t>
+      </w:r>
+      <w:r>
+        <w:t xml:space="preserve"> </w:t>
+      </w:r>
+      <w:r>
+        <w:t xml:space="preserve">đã viết chưa build.</w:t>
       </w:r>
     </w:p>
     <w:p>
       <w:pPr>
         <w:pStyle w:val="BlockText"/>
-      </w:pPr>
-      <w:r>
-        <w:t xml:space="preserve">Chưa động tới: P3 (huấn luyện lại trên 22 ca), P7 (tiền huấn luyện FECGSYNDB), P8 (đường cong F1–SNR),</w:t>
-      </w:r>
-      <w:r>
-        <w:t xml:space="preserve"> </w:t>
-      </w:r>
-      <w:r>
-        <w:t xml:space="preserve">P10–P11 (viết và nộp bài).</w:t>
-      </w:r>
-    </w:p>
-    <w:bookmarkEnd w:id="137"/>
-    <w:bookmarkStart w:id="139" w:name="phân-vai-ba-sinh-viên"/>
+        <w:numPr>
+          <w:ilvl w:val="0"/>
+          <w:numId w:val="1012"/>
+        </w:numPr>
+      </w:pPr>
+      <w:r>
+        <w:rPr>
+          <w:b/>
+          <w:bCs/>
+        </w:rPr>
+        <w:t xml:space="preserve">P10</w:t>
+      </w:r>
+      <w:r>
+        <w:t xml:space="preserve"> </w:t>
+      </w:r>
+      <w:r>
+        <w:t xml:space="preserve">bản nháp: bài Computing in Cardiology 4 trang đã viết và qua một vòng phản biện đối</w:t>
+      </w:r>
+      <w:r>
+        <w:t xml:space="preserve"> </w:t>
+      </w:r>
+      <w:r>
+        <w:t xml:space="preserve">kháng nội bộ (</w:t>
+      </w:r>
+      <w:r>
+        <w:rPr>
+          <w:rStyle w:val="VerbatimChar"/>
+        </w:rPr>
+        <w:t xml:space="preserve">survey/review_round2.md</w:t>
+      </w:r>
+      <w:r>
+        <w:t xml:space="preserve">: không phát hiện số sai; đã sửa 8 lỗi trình bày).</w:t>
+      </w:r>
+    </w:p>
+    <w:p>
+      <w:pPr>
+        <w:pStyle w:val="BlockText"/>
+        <w:numPr>
+          <w:ilvl w:val="0"/>
+          <w:numId w:val="1012"/>
+        </w:numPr>
+      </w:pPr>
+      <w:r>
+        <w:rPr>
+          <w:b/>
+          <w:bCs/>
+        </w:rPr>
+        <w:t xml:space="preserve">P3</w:t>
+      </w:r>
+      <w:r>
+        <w:t xml:space="preserve"> </w:t>
+      </w:r>
+      <w:r>
+        <w:t xml:space="preserve">xong: huấn luyện lại trên 22 sản phụ, 11 fold theo nhóm, có tăng cường dữ liệu, 190 phút</w:t>
+      </w:r>
+      <w:r>
+        <w:t xml:space="preserve"> </w:t>
+      </w:r>
+      <w:r>
+        <w:t xml:space="preserve">CPU; 12 checkpoint mới (mục</w:t>
+      </w:r>
+      <w:r>
+        <w:t xml:space="preserve"> </w:t>
+      </w:r>
+      <w:hyperlink w:anchor="sec:model22">
+        <w:r>
+          <w:rPr>
+            <w:rStyle w:val="Hyperlink"/>
+          </w:rPr>
+          <w:t xml:space="preserve">5.9</w:t>
+        </w:r>
+      </w:hyperlink>
+      <w:r>
+        <w:t xml:space="preserve">). Còn: đo riêng đóng góp của tăng cường; hiệu chuẩn lại cổng</w:t>
+      </w:r>
+      <w:r>
+        <w:t xml:space="preserve"> </w:t>
+      </w:r>
+      <w:r>
+        <w:t xml:space="preserve">tin cậy cho mô hình 22 ca.</w:t>
+      </w:r>
+    </w:p>
+    <w:p>
+      <w:pPr>
+        <w:pStyle w:val="BlockText"/>
+      </w:pPr>
+      <w:r>
+        <w:t xml:space="preserve">Chưa động tới: P7 (tiền huấn luyện FECGSYNDB, cần 40 GB — sau kết quả 22 ca, có thể không còn cần</w:t>
+      </w:r>
+      <w:r>
+        <w:t xml:space="preserve"> </w:t>
+      </w:r>
+      <w:r>
+        <w:t xml:space="preserve">thiết), P11 (nộp bài).</w:t>
+      </w:r>
+    </w:p>
+    <w:bookmarkEnd w:id="158"/>
+    <w:bookmarkStart w:id="160" w:name="phân-vai-ba-sinh-viên"/>
     <w:p>
       <w:pPr>
         <w:pStyle w:val="Heading2"/>
@@ -29026,7 +32943,7 @@
         <w:t xml:space="preserve">Phân vai ba sinh viên</w:t>
       </w:r>
     </w:p>
-    <w:bookmarkStart w:id="138" w:name="tab:vai"/>
+    <w:bookmarkStart w:id="159" w:name="tab:vai"/>
     <w:p>
       <w:pPr>
         <w:pStyle w:val="TableCaption"/>
@@ -29215,10 +33132,10 @@
         </w:tc>
       </w:tr>
     </w:tbl>
-    <w:bookmarkEnd w:id="138"/>
-    <w:bookmarkEnd w:id="139"/>
-    <w:bookmarkEnd w:id="140"/>
-    <w:bookmarkStart w:id="144" w:name="sản-phẩm-và-công-bố"/>
+    <w:bookmarkEnd w:id="159"/>
+    <w:bookmarkEnd w:id="160"/>
+    <w:bookmarkEnd w:id="161"/>
+    <w:bookmarkStart w:id="165" w:name="sản-phẩm-và-công-bố"/>
     <w:p>
       <w:pPr>
         <w:pStyle w:val="Heading1"/>
@@ -29236,7 +33153,7 @@
         <w:t xml:space="preserve">Sản phẩm và công bố</w:t>
       </w:r>
     </w:p>
-    <w:bookmarkStart w:id="142" w:name="sản-phẩm-bàn-giao"/>
+    <w:bookmarkStart w:id="163" w:name="sản-phẩm-bàn-giao"/>
     <w:p>
       <w:pPr>
         <w:pStyle w:val="Heading2"/>
@@ -29254,7 +33171,7 @@
         <w:t xml:space="preserve">Sản phẩm bàn giao</w:t>
       </w:r>
     </w:p>
-    <w:bookmarkStart w:id="141" w:name="tab:sanpham"/>
+    <w:bookmarkStart w:id="162" w:name="tab:sanpham"/>
     <w:p>
       <w:pPr>
         <w:pStyle w:val="TableCaption"/>
@@ -29388,7 +33305,7 @@
               <w:jc w:val="left"/>
             </w:pPr>
             <w:r>
-              <w:t xml:space="preserve">Sáu checkpoint đã huấn luyện</w:t>
+              <w:t xml:space="preserve">Sáu checkpoint mô hình 5 ca</w:t>
             </w:r>
           </w:p>
         </w:tc>
@@ -29430,19 +33347,19 @@
               <w:jc w:val="left"/>
             </w:pPr>
             <w:r>
-              <w:t xml:space="preserve">Công cụ tải dữ liệu</w:t>
-            </w:r>
-          </w:p>
-        </w:tc>
-        <w:tc>
-          <w:tcPr/>
-          <w:p>
-            <w:pPr>
-              <w:pStyle w:val="Compact"/>
-              <w:jc w:val="left"/>
-            </w:pPr>
-            <w:r>
-              <w:t xml:space="preserve">Tải trực tiếp từ PhysioNet, ghi mã băm SHA-256</w:t>
+              <w:t xml:space="preserve">Mười hai checkpoint mô hình 22 ca</w:t>
+            </w:r>
+          </w:p>
+        </w:tc>
+        <w:tc>
+          <w:tcPr/>
+          <w:p>
+            <w:pPr>
+              <w:pStyle w:val="Compact"/>
+              <w:jc w:val="left"/>
+            </w:pPr>
+            <w:r>
+              <w:t xml:space="preserve">Mười một fold theo nhóm + một mô hình sản xuất, có tăng cường</w:t>
             </w:r>
           </w:p>
         </w:tc>
@@ -29472,19 +33389,19 @@
               <w:jc w:val="left"/>
             </w:pPr>
             <w:r>
-              <w:t xml:space="preserve">Công cụ suy luận dòng lệnh</w:t>
-            </w:r>
-          </w:p>
-        </w:tc>
-        <w:tc>
-          <w:tcPr/>
-          <w:p>
-            <w:pPr>
-              <w:pStyle w:val="Compact"/>
-              <w:jc w:val="left"/>
-            </w:pPr>
-            <w:r>
-              <w:t xml:space="preserve">Hỗ trợ EDF, WFDB, CSV, NPY</w:t>
+              <w:t xml:space="preserve">Công cụ tải dữ liệu</w:t>
+            </w:r>
+          </w:p>
+        </w:tc>
+        <w:tc>
+          <w:tcPr/>
+          <w:p>
+            <w:pPr>
+              <w:pStyle w:val="Compact"/>
+              <w:jc w:val="left"/>
+            </w:pPr>
+            <w:r>
+              <w:t xml:space="preserve">Tải trực tiếp từ PhysioNet, ghi mã băm SHA-256</w:t>
             </w:r>
           </w:p>
         </w:tc>
@@ -29514,19 +33431,19 @@
               <w:jc w:val="left"/>
             </w:pPr>
             <w:r>
-              <w:t xml:space="preserve">Bộ mã đối chuẩn</w:t>
-            </w:r>
-          </w:p>
-        </w:tc>
-        <w:tc>
-          <w:tcPr/>
-          <w:p>
-            <w:pPr>
-              <w:pStyle w:val="Compact"/>
-              <w:jc w:val="left"/>
-            </w:pPr>
-            <w:r>
-              <w:t xml:space="preserve">Chạy đúng giao thức, kiểm chứng chéo Hungarian</w:t>
+              <w:t xml:space="preserve">Công cụ suy luận dòng lệnh</w:t>
+            </w:r>
+          </w:p>
+        </w:tc>
+        <w:tc>
+          <w:tcPr/>
+          <w:p>
+            <w:pPr>
+              <w:pStyle w:val="Compact"/>
+              <w:jc w:val="left"/>
+            </w:pPr>
+            <w:r>
+              <w:t xml:space="preserve">Hỗ trợ EDF, WFDB, CSV, NPY</w:t>
             </w:r>
           </w:p>
         </w:tc>
@@ -29556,19 +33473,19 @@
               <w:jc w:val="left"/>
             </w:pPr>
             <w:r>
-              <w:t xml:space="preserve">Ba baseline cổ điển</w:t>
-            </w:r>
-          </w:p>
-        </w:tc>
-        <w:tc>
-          <w:tcPr/>
-          <w:p>
-            <w:pPr>
-              <w:pStyle w:val="Compact"/>
-              <w:jc w:val="left"/>
-            </w:pPr>
-            <w:r>
-              <w:t xml:space="preserve">TS, TS-PCA, Prominence; cùng giao thức, Wilcoxon</w:t>
+              <w:t xml:space="preserve">Bộ mã đối chuẩn</w:t>
+            </w:r>
+          </w:p>
+        </w:tc>
+        <w:tc>
+          <w:tcPr/>
+          <w:p>
+            <w:pPr>
+              <w:pStyle w:val="Compact"/>
+              <w:jc w:val="left"/>
+            </w:pPr>
+            <w:r>
+              <w:t xml:space="preserve">Chạy đúng giao thức, kiểm chứng chéo Hungarian</w:t>
             </w:r>
           </w:p>
         </w:tc>
@@ -29598,19 +33515,19 @@
               <w:jc w:val="left"/>
             </w:pPr>
             <w:r>
-              <w:t xml:space="preserve">Thư viện fSQI</w:t>
-            </w:r>
-          </w:p>
-        </w:tc>
-        <w:tc>
-          <w:tcPr/>
-          <w:p>
-            <w:pPr>
-              <w:pStyle w:val="Compact"/>
-              <w:jc w:val="left"/>
-            </w:pPr>
-            <w:r>
-              <w:t xml:space="preserve">28 đặc trưng topo và cổ điển, có kiểm thử tự đối chiếu</w:t>
+              <w:t xml:space="preserve">Ba baseline cổ điển</w:t>
+            </w:r>
+          </w:p>
+        </w:tc>
+        <w:tc>
+          <w:tcPr/>
+          <w:p>
+            <w:pPr>
+              <w:pStyle w:val="Compact"/>
+              <w:jc w:val="left"/>
+            </w:pPr>
+            <w:r>
+              <w:t xml:space="preserve">TS, TS-PCA, Prominence; cùng giao thức, Wilcoxon</w:t>
             </w:r>
           </w:p>
         </w:tc>
@@ -29640,19 +33557,19 @@
               <w:jc w:val="left"/>
             </w:pPr>
             <w:r>
-              <w:t xml:space="preserve">Cổng từ chối trả lời</w:t>
-            </w:r>
-          </w:p>
-        </w:tc>
-        <w:tc>
-          <w:tcPr/>
-          <w:p>
-            <w:pPr>
-              <w:pStyle w:val="Compact"/>
-              <w:jc w:val="left"/>
-            </w:pPr>
-            <w:r>
-              <w:t xml:space="preserve">Đường cong rủi ro–độ phủ, đối chứng ngẫu nhiên và oracle</w:t>
+              <w:t xml:space="preserve">Thư viện fSQI</w:t>
+            </w:r>
+          </w:p>
+        </w:tc>
+        <w:tc>
+          <w:tcPr/>
+          <w:p>
+            <w:pPr>
+              <w:pStyle w:val="Compact"/>
+              <w:jc w:val="left"/>
+            </w:pPr>
+            <w:r>
+              <w:t xml:space="preserve">28 đặc trưng topo và cổ điển, có kiểm thử tự đối chiếu</w:t>
             </w:r>
           </w:p>
         </w:tc>
@@ -29682,19 +33599,19 @@
               <w:jc w:val="left"/>
             </w:pPr>
             <w:r>
-              <w:t xml:space="preserve">Bản demo web</w:t>
-            </w:r>
-          </w:p>
-        </w:tc>
-        <w:tc>
-          <w:tcPr/>
-          <w:p>
-            <w:pPr>
-              <w:pStyle w:val="Compact"/>
-              <w:jc w:val="left"/>
-            </w:pPr>
-            <w:r>
-              <w:t xml:space="preserve">Gradio, năm tầng tín hiệu, đèn tin cậy, kiểm thử ba tầng</w:t>
+              <w:t xml:space="preserve">Cổng từ chối trả lời</w:t>
+            </w:r>
+          </w:p>
+        </w:tc>
+        <w:tc>
+          <w:tcPr/>
+          <w:p>
+            <w:pPr>
+              <w:pStyle w:val="Compact"/>
+              <w:jc w:val="left"/>
+            </w:pPr>
+            <w:r>
+              <w:t xml:space="preserve">Đường cong rủi ro–độ phủ, đối chứng ngẫu nhiên và oracle</w:t>
             </w:r>
           </w:p>
         </w:tc>
@@ -29724,35 +33641,308 @@
               <w:jc w:val="left"/>
             </w:pPr>
             <w:r>
-              <w:t xml:space="preserve">API và đóng gói Docker</w:t>
-            </w:r>
-          </w:p>
-        </w:tc>
-        <w:tc>
-          <w:tcPr/>
-          <w:p>
-            <w:pPr>
-              <w:pStyle w:val="Compact"/>
-            </w:pPr>
-          </w:p>
-        </w:tc>
-        <w:tc>
-          <w:tcPr/>
-          <w:p>
-            <w:pPr>
-              <w:pStyle w:val="Compact"/>
-              <w:jc w:val="left"/>
-            </w:pPr>
-            <w:r>
-              <w:t xml:space="preserve">Phase P9</w:t>
+              <w:t xml:space="preserve">Bản demo web</w:t>
+            </w:r>
+          </w:p>
+        </w:tc>
+        <w:tc>
+          <w:tcPr/>
+          <w:p>
+            <w:pPr>
+              <w:pStyle w:val="Compact"/>
+              <w:jc w:val="left"/>
+            </w:pPr>
+            <w:r>
+              <w:t xml:space="preserve">Gradio, năm tầng tín hiệu, đèn tin cậy hai chế độ, kiểm thử ba tầng</w:t>
+            </w:r>
+          </w:p>
+        </w:tc>
+        <w:tc>
+          <w:tcPr/>
+          <w:p>
+            <w:pPr>
+              <w:pStyle w:val="Compact"/>
+              <w:jc w:val="left"/>
+            </w:pPr>
+            <w:r>
+              <w:rPr>
+                <w:b/>
+                <w:bCs/>
+              </w:rPr>
+              <w:t xml:space="preserve">Đã có</w:t>
+            </w:r>
+          </w:p>
+        </w:tc>
+      </w:tr>
+      <w:tr>
+        <w:tc>
+          <w:tcPr/>
+          <w:p>
+            <w:pPr>
+              <w:pStyle w:val="Compact"/>
+              <w:jc w:val="left"/>
+            </w:pPr>
+            <w:r>
+              <w:t xml:space="preserve">Cổng tin cậy học được</w:t>
+            </w:r>
+          </w:p>
+        </w:tc>
+        <w:tc>
+          <w:tcPr/>
+          <w:p>
+            <w:pPr>
+              <w:pStyle w:val="Compact"/>
+              <w:jc w:val="left"/>
+            </w:pPr>
+            <w:r>
+              <w:t xml:space="preserve">GBM trên 12 chỉ số, hiệu chuẩn chỉ trên ADFECGDB, 0 lỗi nguy hiểm / 32 bản ghi</w:t>
+            </w:r>
+          </w:p>
+        </w:tc>
+        <w:tc>
+          <w:tcPr/>
+          <w:p>
+            <w:pPr>
+              <w:pStyle w:val="Compact"/>
+              <w:jc w:val="left"/>
+            </w:pPr>
+            <w:r>
+              <w:rPr>
+                <w:b/>
+                <w:bCs/>
+              </w:rPr>
+              <w:t xml:space="preserve">Đã có</w:t>
+            </w:r>
+          </w:p>
+        </w:tc>
+      </w:tr>
+      <w:tr>
+        <w:tc>
+          <w:tcPr/>
+          <w:p>
+            <w:pPr>
+              <w:pStyle w:val="Compact"/>
+              <w:jc w:val="left"/>
+            </w:pPr>
+            <w:r>
+              <w:t xml:space="preserve">API REST</w:t>
+            </w:r>
+          </w:p>
+        </w:tc>
+        <w:tc>
+          <w:tcPr/>
+          <w:p>
+            <w:pPr>
+              <w:pStyle w:val="Compact"/>
+              <w:jc w:val="left"/>
+            </w:pPr>
+            <w:r>
+              <w:t xml:space="preserve">FastAPI, ba điểm cuối, kiểm thử bằng dịch vụ thật</w:t>
+            </w:r>
+          </w:p>
+        </w:tc>
+        <w:tc>
+          <w:tcPr/>
+          <w:p>
+            <w:pPr>
+              <w:pStyle w:val="Compact"/>
+              <w:jc w:val="left"/>
+            </w:pPr>
+            <w:r>
+              <w:rPr>
+                <w:b/>
+                <w:bCs/>
+              </w:rPr>
+              <w:t xml:space="preserve">Đã có</w:t>
+            </w:r>
+          </w:p>
+        </w:tc>
+      </w:tr>
+      <w:tr>
+        <w:tc>
+          <w:tcPr/>
+          <w:p>
+            <w:pPr>
+              <w:pStyle w:val="Compact"/>
+              <w:jc w:val="left"/>
+            </w:pPr>
+            <w:r>
+              <w:t xml:space="preserve">Đóng gói Docker</w:t>
+            </w:r>
+          </w:p>
+        </w:tc>
+        <w:tc>
+          <w:tcPr/>
+          <w:p>
+            <w:pPr>
+              <w:pStyle w:val="Compact"/>
+              <w:jc w:val="left"/>
+            </w:pPr>
+            <w:r>
+              <w:t xml:space="preserve">Dockerfile và compose đã viết; chưa build vì máy không có Docker engine</w:t>
+            </w:r>
+          </w:p>
+        </w:tc>
+        <w:tc>
+          <w:tcPr/>
+          <w:p>
+            <w:pPr>
+              <w:pStyle w:val="Compact"/>
+              <w:jc w:val="left"/>
+            </w:pPr>
+            <w:r>
+              <w:t xml:space="preserve">Một phần</w:t>
+            </w:r>
+          </w:p>
+        </w:tc>
+      </w:tr>
+      <w:tr>
+        <w:tc>
+          <w:tcPr/>
+          <w:p>
+            <w:pPr>
+              <w:pStyle w:val="Compact"/>
+              <w:jc w:val="left"/>
+            </w:pPr>
+            <w:r>
+              <w:t xml:space="preserve">Đường cong F1–SNR</w:t>
+            </w:r>
+          </w:p>
+        </w:tc>
+        <w:tc>
+          <w:tcPr/>
+          <w:p>
+            <w:pPr>
+              <w:pStyle w:val="Compact"/>
+              <w:jc w:val="left"/>
+            </w:pPr>
+            <w:r>
+              <w:t xml:space="preserve">4 loại nhiễu MIT-BIH</w:t>
+            </w:r>
+            <w:r>
+              <w:t xml:space="preserve"> </w:t>
+            </w:r>
+            <m:oMath>
+              <m:r>
+                <m:rPr>
+                  <m:sty m:val="p"/>
+                </m:rPr>
+                <m:t>×</m:t>
+              </m:r>
+            </m:oMath>
+            <w:r>
+              <w:t xml:space="preserve"> </w:t>
+            </w:r>
+            <w:r>
+              <w:t xml:space="preserve">6 mức, mô hình và TS-PCA</w:t>
+            </w:r>
+          </w:p>
+        </w:tc>
+        <w:tc>
+          <w:tcPr/>
+          <w:p>
+            <w:pPr>
+              <w:pStyle w:val="Compact"/>
+              <w:jc w:val="left"/>
+            </w:pPr>
+            <w:r>
+              <w:rPr>
+                <w:b/>
+                <w:bCs/>
+              </w:rPr>
+              <w:t xml:space="preserve">Đã có</w:t>
+            </w:r>
+          </w:p>
+        </w:tc>
+      </w:tr>
+      <w:tr>
+        <w:tc>
+          <w:tcPr/>
+          <w:p>
+            <w:pPr>
+              <w:pStyle w:val="Compact"/>
+              <w:jc w:val="left"/>
+            </w:pPr>
+            <w:r>
+              <w:t xml:space="preserve">Bản thảo Computing in Cardiology</w:t>
+            </w:r>
+          </w:p>
+        </w:tc>
+        <w:tc>
+          <w:tcPr/>
+          <w:p>
+            <w:pPr>
+              <w:pStyle w:val="Compact"/>
+              <w:jc w:val="left"/>
+            </w:pPr>
+            <w:r>
+              <w:t xml:space="preserve">4 trang, hai cột, 12 tài liệu, đã qua phản biện đối kháng</w:t>
+            </w:r>
+          </w:p>
+        </w:tc>
+        <w:tc>
+          <w:tcPr/>
+          <w:p>
+            <w:pPr>
+              <w:pStyle w:val="Compact"/>
+              <w:jc w:val="left"/>
+            </w:pPr>
+            <w:r>
+              <w:rPr>
+                <w:b/>
+                <w:bCs/>
+              </w:rPr>
+              <w:t xml:space="preserve">Bản nháp</w:t>
+            </w:r>
+          </w:p>
+        </w:tc>
+      </w:tr>
+      <w:tr>
+        <w:tc>
+          <w:tcPr/>
+          <w:p>
+            <w:pPr>
+              <w:pStyle w:val="Compact"/>
+              <w:jc w:val="left"/>
+            </w:pPr>
+            <w:r>
+              <w:t xml:space="preserve">Bộ kiểm thử</w:t>
+            </w:r>
+          </w:p>
+        </w:tc>
+        <w:tc>
+          <w:tcPr/>
+          <w:p>
+            <w:pPr>
+              <w:pStyle w:val="Compact"/>
+              <w:jc w:val="left"/>
+            </w:pPr>
+            <w:r>
+              <w:t xml:space="preserve">53 test, CI hai phiên bản Python</w:t>
+            </w:r>
+          </w:p>
+        </w:tc>
+        <w:tc>
+          <w:tcPr/>
+          <w:p>
+            <w:pPr>
+              <w:pStyle w:val="Compact"/>
+              <w:jc w:val="left"/>
+            </w:pPr>
+            <w:r>
+              <w:rPr>
+                <w:b/>
+                <w:bCs/>
+              </w:rPr>
+              <w:t xml:space="preserve">Đã có</w:t>
             </w:r>
           </w:p>
         </w:tc>
       </w:tr>
     </w:tbl>
-    <w:bookmarkEnd w:id="141"/>
-    <w:bookmarkEnd w:id="142"/>
-    <w:bookmarkStart w:id="143" w:name="kế-hoạch-công-bố"/>
+    <w:bookmarkEnd w:id="162"/>
+    <w:bookmarkEnd w:id="163"/>
+    <w:bookmarkStart w:id="164" w:name="kế-hoạch-công-bố"/>
     <w:p>
       <w:pPr>
         <w:pStyle w:val="Heading2"/>
@@ -29772,152 +33962,6 @@
     </w:p>
     <w:p>
       <w:pPr>
-        <w:numPr>
-          <w:ilvl w:val="0"/>
-          <w:numId w:val="1012"/>
-        </w:numPr>
-      </w:pPr>
-      <w:r>
-        <w:rPr>
-          <w:b/>
-          <w:bCs/>
-        </w:rPr>
-        <w:t xml:space="preserve">Hội nghị Computing in Cardiology</w:t>
-      </w:r>
-      <w:r>
-        <w:t xml:space="preserve"> </w:t>
-      </w:r>
-      <w:r>
-        <w:t xml:space="preserve">(4 trang, hạn tháng 4): trình bày C2, phân rã đóng góp</w:t>
-      </w:r>
-      <w:r>
-        <w:t xml:space="preserve"> </w:t>
-      </w:r>
-      <w:r>
-        <w:t xml:space="preserve">ba tầng. Đây là kết quả đã có, viết được ngay sau Phase P1.</w:t>
-      </w:r>
-    </w:p>
-    <w:p>
-      <w:pPr>
-        <w:numPr>
-          <w:ilvl w:val="0"/>
-          <w:numId w:val="1012"/>
-        </w:numPr>
-      </w:pPr>
-      <w:r>
-        <w:rPr>
-          <w:b/>
-          <w:bCs/>
-        </w:rPr>
-        <w:t xml:space="preserve">Tạp chí Q1</w:t>
-      </w:r>
-      <w:r>
-        <w:t xml:space="preserve"> </w:t>
-      </w:r>
-      <w:r>
-        <w:t xml:space="preserve">—</w:t>
-      </w:r>
-      <w:r>
-        <w:t xml:space="preserve"> </w:t>
-      </w:r>
-      <w:r>
-        <w:rPr>
-          <w:i/>
-          <w:iCs/>
-        </w:rPr>
-        <w:t xml:space="preserve">Physiological Measurement</w:t>
-      </w:r>
-      <w:r>
-        <w:t xml:space="preserve"> </w:t>
-      </w:r>
-      <w:r>
-        <w:t xml:space="preserve">hoặc</w:t>
-      </w:r>
-      <w:r>
-        <w:t xml:space="preserve"> </w:t>
-      </w:r>
-      <w:r>
-        <w:rPr>
-          <w:i/>
-          <w:iCs/>
-        </w:rPr>
-        <w:t xml:space="preserve">Biomedical Signal Processing</w:t>
-      </w:r>
-      <w:r>
-        <w:rPr>
-          <w:i/>
-          <w:iCs/>
-        </w:rPr>
-        <w:t xml:space="preserve"> </w:t>
-      </w:r>
-      <w:r>
-        <w:rPr>
-          <w:i/>
-          <w:iCs/>
-        </w:rPr>
-        <w:t xml:space="preserve">and Control</w:t>
-      </w:r>
-      <w:r>
-        <w:t xml:space="preserve"> </w:t>
-      </w:r>
-      <w:r>
-        <w:t xml:space="preserve">hoặc</w:t>
-      </w:r>
-      <w:r>
-        <w:t xml:space="preserve"> </w:t>
-      </w:r>
-      <w:r>
-        <w:rPr>
-          <w:i/>
-          <w:iCs/>
-        </w:rPr>
-        <w:t xml:space="preserve">IEEE JBHI</w:t>
-      </w:r>
-      <w:r>
-        <w:t xml:space="preserve">: bài đầy đủ gồm C1, C2, C3.</w:t>
-      </w:r>
-    </w:p>
-    <w:p>
-      <w:pPr>
-        <w:numPr>
-          <w:ilvl w:val="0"/>
-          <w:numId w:val="1012"/>
-        </w:numPr>
-      </w:pPr>
-      <w:r>
-        <w:rPr>
-          <w:b/>
-          <w:bCs/>
-        </w:rPr>
-        <w:t xml:space="preserve">Báo cáo Euréka</w:t>
-      </w:r>
-      <w:r>
-        <w:t xml:space="preserve">: bản tiếng Việt, nhấn mạnh sản phẩm chạy được và giá trị ứng dụng.</w:t>
-      </w:r>
-    </w:p>
-    <w:p>
-      <w:pPr>
-        <w:pStyle w:val="BlockText"/>
-      </w:pPr>
-      <w:r>
-        <w:rPr>
-          <w:b/>
-          <w:bCs/>
-        </w:rPr>
-        <w:t xml:space="preserve">[Lưu ý] Vì sao đề tài có cửa Q1</w:t>
-      </w:r>
-    </w:p>
-    <w:p>
-      <w:pPr>
-        <w:pStyle w:val="BlockText"/>
-      </w:pPr>
-      <w:r>
-        <w:t xml:space="preserve">Ba lý do, xếp theo độ vững:</w:t>
-      </w:r>
-    </w:p>
-    <w:p>
-      <w:pPr>
-        <w:pStyle w:val="BlockText"/>
         <w:numPr>
           <w:ilvl w:val="0"/>
           <w:numId w:val="1013"/>
@@ -29928,24 +33972,23 @@
           <w:b/>
           <w:bCs/>
         </w:rPr>
-        <w:t xml:space="preserve">Một kết quả phản trực giác có kiểm định thống kê</w:t>
-      </w:r>
-      <w:r>
-        <w:t xml:space="preserve"> </w:t>
-      </w:r>
-      <w:r>
-        <w:t xml:space="preserve">(C2): front-end tín hiệu quan trọng hơn</w:t>
-      </w:r>
-      <w:r>
-        <w:t xml:space="preserve"> </w:t>
-      </w:r>
-      <w:r>
-        <w:t xml:space="preserve">họ kiến trúc mạng khoảng 27 lần. Điều này phản bác cách làm của cả một dòng công trình.</w:t>
-      </w:r>
-    </w:p>
-    <w:p>
-      <w:pPr>
-        <w:pStyle w:val="BlockText"/>
+        <w:t xml:space="preserve">Hội nghị Computing in Cardiology</w:t>
+      </w:r>
+      <w:r>
+        <w:t xml:space="preserve"> </w:t>
+      </w:r>
+      <w:r>
+        <w:t xml:space="preserve">(4 trang, hạn tháng 4): trình bày C2, phân rã đóng góp</w:t>
+      </w:r>
+      <w:r>
+        <w:t xml:space="preserve"> </w:t>
+      </w:r>
+      <w:r>
+        <w:t xml:space="preserve">ba tầng. Đây là kết quả đã có, viết được ngay sau Phase P1.</w:t>
+      </w:r>
+    </w:p>
+    <w:p>
+      <w:pPr>
         <w:numPr>
           <w:ilvl w:val="0"/>
           <w:numId w:val="1013"/>
@@ -29956,18 +33999,76 @@
           <w:b/>
           <w:bCs/>
         </w:rPr>
-        <w:t xml:space="preserve">Một khoảng trống thật, đã kiểm tra bằng bốn cơ sở dữ liệu và ba ngôn ngữ</w:t>
-      </w:r>
-      <w:r>
-        <w:t xml:space="preserve"> </w:t>
-      </w:r>
-      <w:r>
-        <w:t xml:space="preserve">(G3).</w:t>
-      </w:r>
-    </w:p>
-    <w:p>
-      <w:pPr>
-        <w:pStyle w:val="BlockText"/>
+        <w:t xml:space="preserve">Tạp chí Q1</w:t>
+      </w:r>
+      <w:r>
+        <w:t xml:space="preserve"> </w:t>
+      </w:r>
+      <w:r>
+        <w:t xml:space="preserve">—</w:t>
+      </w:r>
+      <w:r>
+        <w:t xml:space="preserve"> </w:t>
+      </w:r>
+      <w:r>
+        <w:rPr>
+          <w:i/>
+          <w:iCs/>
+        </w:rPr>
+        <w:t xml:space="preserve">Physiological Measurement</w:t>
+      </w:r>
+      <w:r>
+        <w:t xml:space="preserve"> </w:t>
+      </w:r>
+      <w:r>
+        <w:t xml:space="preserve">hoặc</w:t>
+      </w:r>
+      <w:r>
+        <w:t xml:space="preserve"> </w:t>
+      </w:r>
+      <w:r>
+        <w:rPr>
+          <w:i/>
+          <w:iCs/>
+        </w:rPr>
+        <w:t xml:space="preserve">Biomedical Signal Processing</w:t>
+      </w:r>
+      <w:r>
+        <w:rPr>
+          <w:i/>
+          <w:iCs/>
+        </w:rPr>
+        <w:t xml:space="preserve"> </w:t>
+      </w:r>
+      <w:r>
+        <w:rPr>
+          <w:i/>
+          <w:iCs/>
+        </w:rPr>
+        <w:t xml:space="preserve">and Control</w:t>
+      </w:r>
+      <w:r>
+        <w:t xml:space="preserve"> </w:t>
+      </w:r>
+      <w:r>
+        <w:t xml:space="preserve">hoặc</w:t>
+      </w:r>
+      <w:r>
+        <w:t xml:space="preserve"> </w:t>
+      </w:r>
+      <w:r>
+        <w:rPr>
+          <w:i/>
+          <w:iCs/>
+        </w:rPr>
+        <w:t xml:space="preserve">IEEE JBHI</w:t>
+      </w:r>
+      <w:r>
+        <w:t xml:space="preserve">: bài đầy đủ gồm C1, C2, C3.</w:t>
+      </w:r>
+    </w:p>
+    <w:p>
+      <w:pPr>
         <w:numPr>
           <w:ilvl w:val="0"/>
           <w:numId w:val="1013"/>
@@ -29978,6 +34079,95 @@
           <w:b/>
           <w:bCs/>
         </w:rPr>
+        <w:t xml:space="preserve">Báo cáo Euréka</w:t>
+      </w:r>
+      <w:r>
+        <w:t xml:space="preserve">: bản tiếng Việt, nhấn mạnh sản phẩm chạy được và giá trị ứng dụng.</w:t>
+      </w:r>
+    </w:p>
+    <w:p>
+      <w:pPr>
+        <w:pStyle w:val="BlockText"/>
+      </w:pPr>
+      <w:r>
+        <w:rPr>
+          <w:b/>
+          <w:bCs/>
+        </w:rPr>
+        <w:t xml:space="preserve">[Lưu ý] Vì sao đề tài có cửa Q1</w:t>
+      </w:r>
+    </w:p>
+    <w:p>
+      <w:pPr>
+        <w:pStyle w:val="BlockText"/>
+      </w:pPr>
+      <w:r>
+        <w:t xml:space="preserve">Ba lý do, xếp theo độ vững:</w:t>
+      </w:r>
+    </w:p>
+    <w:p>
+      <w:pPr>
+        <w:pStyle w:val="BlockText"/>
+        <w:numPr>
+          <w:ilvl w:val="0"/>
+          <w:numId w:val="1014"/>
+        </w:numPr>
+      </w:pPr>
+      <w:r>
+        <w:rPr>
+          <w:b/>
+          <w:bCs/>
+        </w:rPr>
+        <w:t xml:space="preserve">Một kết quả phản trực giác có kiểm định thống kê</w:t>
+      </w:r>
+      <w:r>
+        <w:t xml:space="preserve"> </w:t>
+      </w:r>
+      <w:r>
+        <w:t xml:space="preserve">(C2): front-end tín hiệu quan trọng hơn</w:t>
+      </w:r>
+      <w:r>
+        <w:t xml:space="preserve"> </w:t>
+      </w:r>
+      <w:r>
+        <w:t xml:space="preserve">họ kiến trúc mạng khoảng 27 lần. Điều này phản bác cách làm của cả một dòng công trình.</w:t>
+      </w:r>
+    </w:p>
+    <w:p>
+      <w:pPr>
+        <w:pStyle w:val="BlockText"/>
+        <w:numPr>
+          <w:ilvl w:val="0"/>
+          <w:numId w:val="1014"/>
+        </w:numPr>
+      </w:pPr>
+      <w:r>
+        <w:rPr>
+          <w:b/>
+          <w:bCs/>
+        </w:rPr>
+        <w:t xml:space="preserve">Một khoảng trống thật, đã kiểm tra bằng bốn cơ sở dữ liệu và ba ngôn ngữ</w:t>
+      </w:r>
+      <w:r>
+        <w:t xml:space="preserve"> </w:t>
+      </w:r>
+      <w:r>
+        <w:t xml:space="preserve">(G3).</w:t>
+      </w:r>
+    </w:p>
+    <w:p>
+      <w:pPr>
+        <w:pStyle w:val="BlockText"/>
+        <w:numPr>
+          <w:ilvl w:val="0"/>
+          <w:numId w:val="1014"/>
+        </w:numPr>
+      </w:pPr>
+      <w:r>
+        <w:rPr>
+          <w:b/>
+          <w:bCs/>
+        </w:rPr>
         <w:t xml:space="preserve">Một cổng từ chối đã đo được</w:t>
       </w:r>
       <w:r>
@@ -30036,9 +34226,9 @@
         <w:t xml:space="preserve">kiểm định vẫn là một bài báo hoàn chỉnh.</w:t>
       </w:r>
     </w:p>
-    <w:bookmarkEnd w:id="143"/>
-    <w:bookmarkEnd w:id="144"/>
-    <w:bookmarkStart w:id="146" w:name="tài-liệu-tham-khảo"/>
+    <w:bookmarkEnd w:id="164"/>
+    <w:bookmarkEnd w:id="165"/>
+    <w:bookmarkStart w:id="167" w:name="tài-liệu-tham-khảo"/>
     <w:p>
       <w:pPr>
         <w:pStyle w:val="Heading1"/>
@@ -30653,7 +34843,7 @@
         <w:t xml:space="preserve">(p33)</w:t>
       </w:r>
     </w:p>
-    <w:bookmarkStart w:id="145" w:name="X3a6dfbe4aecd91ce553f6e1d34479d5195888c4"/>
+    <w:bookmarkStart w:id="166" w:name="X3a6dfbe4aecd91ce553f6e1d34479d5195888c4"/>
     <w:p>
       <w:pPr>
         <w:pStyle w:val="Heading2"/>
@@ -30710,9 +34900,9 @@
         <w:t xml:space="preserve">.</w:t>
       </w:r>
     </w:p>
-    <w:bookmarkEnd w:id="145"/>
-    <w:bookmarkEnd w:id="146"/>
-    <w:bookmarkStart w:id="147" w:name="phụ-lục-a-cách-chạy-lại-toàn-bộ-kết-quả"/>
+    <w:bookmarkEnd w:id="166"/>
+    <w:bookmarkEnd w:id="167"/>
+    <w:bookmarkStart w:id="168" w:name="phụ-lục-a-cách-chạy-lại-toàn-bộ-kết-quả"/>
     <w:p>
       <w:pPr>
         <w:pStyle w:val="Heading1"/>
@@ -30861,8 +35051,8 @@
         <w:t xml:space="preserve">python blind_lead.py</w:t>
       </w:r>
     </w:p>
-    <w:bookmarkEnd w:id="147"/>
-    <w:bookmarkStart w:id="148" w:name="phụ-lục-b-cấu-trúc-thư-mục-bàn-giao"/>
+    <w:bookmarkEnd w:id="168"/>
+    <w:bookmarkStart w:id="169" w:name="phụ-lục-b-cấu-trúc-thư-mục-bàn-giao"/>
     <w:p>
       <w:pPr>
         <w:pStyle w:val="Heading1"/>
@@ -31171,7 +35361,7 @@
         <w:t xml:space="preserve">không cho phép so sánh trực tiếp.</w:t>
       </w:r>
     </w:p>
-    <w:bookmarkEnd w:id="148"/>
+    <w:bookmarkEnd w:id="169"/>
     <w:sectPr>
       <w:footnotePr>
         <w:numRestart w:val="eachSect"/>
@@ -31774,9 +35964,6 @@
     </w:lvlOverride>
   </w:num>
   <w:num w:numId="1011">
-    <w:abstractNumId w:val="991"/>
-  </w:num>
-  <w:num w:numId="1012">
     <w:abstractNumId w:val="99201"/>
     <w:lvlOverride w:ilvl="0">
       <w:startOverride w:val="1"/>
@@ -31806,7 +35993,40 @@
       <w:startOverride w:val="1"/>
     </w:lvlOverride>
   </w:num>
+  <w:num w:numId="1012">
+    <w:abstractNumId w:val="991"/>
+  </w:num>
   <w:num w:numId="1013">
+    <w:abstractNumId w:val="99201"/>
+    <w:lvlOverride w:ilvl="0">
+      <w:startOverride w:val="1"/>
+    </w:lvlOverride>
+    <w:lvlOverride w:ilvl="1">
+      <w:startOverride w:val="1"/>
+    </w:lvlOverride>
+    <w:lvlOverride w:ilvl="2">
+      <w:startOverride w:val="1"/>
+    </w:lvlOverride>
+    <w:lvlOverride w:ilvl="3">
+      <w:startOverride w:val="1"/>
+    </w:lvlOverride>
+    <w:lvlOverride w:ilvl="4">
+      <w:startOverride w:val="1"/>
+    </w:lvlOverride>
+    <w:lvlOverride w:ilvl="5">
+      <w:startOverride w:val="1"/>
+    </w:lvlOverride>
+    <w:lvlOverride w:ilvl="6">
+      <w:startOverride w:val="1"/>
+    </w:lvlOverride>
+    <w:lvlOverride w:ilvl="7">
+      <w:startOverride w:val="1"/>
+    </w:lvlOverride>
+    <w:lvlOverride w:ilvl="8">
+      <w:startOverride w:val="1"/>
+    </w:lvlOverride>
+  </w:num>
+  <w:num w:numId="1014">
     <w:abstractNumId w:val="99201"/>
     <w:lvlOverride w:ilvl="0">
       <w:startOverride w:val="1"/>
